--- a/CM_Lab2.docx
+++ b/CM_Lab2.docx
@@ -4,7 +4,7 @@
   <w:body>
     <w:p>
       <w:pPr>
-        <w:pStyle w:val="971"/>
+        <w:pStyle w:val="973"/>
         <w:pBdr/>
         <w:spacing w:after="0" w:afterAutospacing="0" w:before="0" w:beforeAutospacing="0" w:line="312" w:lineRule="auto"/>
         <w:ind/>
@@ -107,7 +107,7 @@
     </w:p>
     <w:p>
       <w:pPr>
-        <w:pStyle w:val="971"/>
+        <w:pStyle w:val="973"/>
         <w:pBdr/>
         <w:spacing w:after="0" w:afterAutospacing="0" w:before="0" w:beforeAutospacing="0" w:line="312" w:lineRule="auto"/>
         <w:ind/>
@@ -120,7 +120,7 @@
     </w:p>
     <w:p>
       <w:pPr>
-        <w:pStyle w:val="971"/>
+        <w:pStyle w:val="973"/>
         <w:pBdr/>
         <w:spacing w:after="0" w:afterAutospacing="0" w:before="0" w:beforeAutospacing="0" w:line="312" w:lineRule="auto"/>
         <w:ind/>
@@ -131,7 +131,7 @@
     </w:p>
     <w:p>
       <w:pPr>
-        <w:pStyle w:val="971"/>
+        <w:pStyle w:val="973"/>
         <w:pBdr/>
         <w:spacing w:after="0" w:afterAutospacing="0" w:before="0" w:beforeAutospacing="0" w:line="312" w:lineRule="auto"/>
         <w:ind/>
@@ -144,7 +144,7 @@
     </w:p>
     <w:p>
       <w:pPr>
-        <w:pStyle w:val="972"/>
+        <w:pStyle w:val="974"/>
         <w:pBdr/>
         <w:spacing w:after="0" w:afterAutospacing="0" w:before="0" w:beforeAutospacing="0" w:line="312" w:lineRule="auto"/>
         <w:ind/>
@@ -1335,7 +1335,7 @@
     </w:tbl>
     <w:p>
       <w:pPr>
-        <w:pStyle w:val="973"/>
+        <w:pStyle w:val="975"/>
         <w:pBdr/>
         <w:spacing w:after="0" w:afterAutospacing="0" w:before="0" w:beforeAutospacing="0" w:line="312" w:lineRule="auto"/>
         <w:ind/>
@@ -1366,7 +1366,7 @@
     </w:p>
     <w:p>
       <w:pPr>
-        <w:pStyle w:val="973"/>
+        <w:pStyle w:val="975"/>
         <w:pBdr/>
         <w:spacing w:after="0" w:afterAutospacing="0" w:before="0" w:beforeAutospacing="0" w:line="312" w:lineRule="auto"/>
         <w:ind/>
@@ -1383,16 +1383,8 @@
           <w:sz w:val="32"/>
           <w:szCs w:val="32"/>
         </w:rPr>
-      </w:r>
-      <w:r>
-        <w:rPr>
-          <w:b/>
-          <w:sz w:val="32"/>
-          <w:szCs w:val="32"/>
-        </w:rPr>
         <w:t xml:space="preserve">Видеотерминал и клавиатура микроЭВМ</w:t>
       </w:r>
-      <w:r/>
       <w:r>
         <w:rPr>
           <w:b/>
@@ -2079,7 +2071,7 @@
       <w:sdtContent>
         <w:p>
           <w:pPr>
-            <w:pStyle w:val="954"/>
+            <w:pStyle w:val="956"/>
             <w:pBdr/>
             <w:tabs>
               <w:tab w:val="right" w:leader="dot" w:pos="9355"/>
@@ -2112,24 +2104,24 @@
           <w:hyperlink w:tooltip="#_Toc1" w:anchor="_Toc1" w:history="1">
             <w:r>
               <w:rPr>
-                <w:rStyle w:val="952"/>
+                <w:rStyle w:val="954"/>
               </w:rPr>
             </w:r>
             <w:r>
               <w:rPr>
-                <w:rStyle w:val="952"/>
+                <w:rStyle w:val="954"/>
               </w:rPr>
               <w:t xml:space="preserve">1. </w:t>
             </w:r>
             <w:r>
               <w:rPr>
-                <w:rStyle w:val="952"/>
+                <w:rStyle w:val="954"/>
               </w:rPr>
               <w:t xml:space="preserve">Цель работы и задание</w:t>
             </w:r>
             <w:r>
               <w:rPr>
-                <w:rStyle w:val="952"/>
+                <w:rStyle w:val="954"/>
                 <w14:ligatures w14:val="none"/>
               </w:rPr>
             </w:r>
@@ -2149,10 +2141,15 @@
               <w14:ligatures w14:val="none"/>
             </w:rPr>
           </w:r>
+          <w:r>
+            <w:rPr>
+              <w14:ligatures w14:val="none"/>
+            </w:rPr>
+          </w:r>
         </w:p>
         <w:p>
           <w:pPr>
-            <w:pStyle w:val="954"/>
+            <w:pStyle w:val="956"/>
             <w:pBdr/>
             <w:tabs>
               <w:tab w:val="right" w:leader="dot" w:pos="9355"/>
@@ -2163,27 +2160,28 @@
               <w14:ligatures w14:val="none"/>
             </w:rPr>
           </w:pPr>
+          <w:r/>
           <w:hyperlink w:tooltip="#_Toc2" w:anchor="_Toc2" w:history="1">
             <w:r>
               <w:rPr>
-                <w:rStyle w:val="952"/>
+                <w:rStyle w:val="954"/>
               </w:rPr>
             </w:r>
             <w:r>
               <w:rPr>
-                <w:rStyle w:val="952"/>
+                <w:rStyle w:val="954"/>
               </w:rPr>
               <w:t xml:space="preserve">2. О</w:t>
             </w:r>
             <w:r>
               <w:rPr>
-                <w:rStyle w:val="952"/>
+                <w:rStyle w:val="954"/>
               </w:rPr>
               <w:t xml:space="preserve">тветы на контрольные вопросы</w:t>
             </w:r>
             <w:r>
               <w:rPr>
-                <w:rStyle w:val="952"/>
+                <w:rStyle w:val="954"/>
                 <w14:ligatures w14:val="none"/>
               </w:rPr>
             </w:r>
@@ -2203,10 +2201,15 @@
               <w14:ligatures w14:val="none"/>
             </w:rPr>
           </w:r>
+          <w:r>
+            <w:rPr>
+              <w14:ligatures w14:val="none"/>
+            </w:rPr>
+          </w:r>
         </w:p>
         <w:p>
           <w:pPr>
-            <w:pStyle w:val="954"/>
+            <w:pStyle w:val="956"/>
             <w:pBdr/>
             <w:tabs>
               <w:tab w:val="right" w:leader="dot" w:pos="9355"/>
@@ -2218,15 +2221,16 @@
               <w14:ligatures w14:val="none"/>
             </w:rPr>
           </w:pPr>
+          <w:r/>
           <w:hyperlink w:tooltip="#_Toc3" w:anchor="_Toc3" w:history="1">
             <w:r>
               <w:rPr>
-                <w:rStyle w:val="952"/>
+                <w:rStyle w:val="954"/>
               </w:rPr>
             </w:r>
             <w:r>
               <w:rPr>
-                <w:rStyle w:val="952"/>
+                <w:rStyle w:val="954"/>
                 <w:highlight w:val="none"/>
                 <w:lang w:val="ru-RU" w:bidi="ru-RU"/>
               </w:rPr>
@@ -2234,7 +2238,7 @@
             </w:r>
             <w:r>
               <w:rPr>
-                <w:rStyle w:val="952"/>
+                <w:rStyle w:val="954"/>
                 <w:highlight w:val="none"/>
                 <w:lang w:val="ru-RU"/>
                 <w14:ligatures w14:val="none"/>
@@ -2258,10 +2262,16 @@
               <w14:ligatures w14:val="none"/>
             </w:rPr>
           </w:r>
+          <w:r>
+            <w:rPr>
+              <w:highlight w:val="none"/>
+              <w14:ligatures w14:val="none"/>
+            </w:rPr>
+          </w:r>
         </w:p>
         <w:p>
           <w:pPr>
-            <w:pStyle w:val="954"/>
+            <w:pStyle w:val="956"/>
             <w:pBdr/>
             <w:tabs>
               <w:tab w:val="right" w:leader="dot" w:pos="9355"/>
@@ -2273,21 +2283,22 @@
               <w14:ligatures w14:val="none"/>
             </w:rPr>
           </w:pPr>
+          <w:r/>
           <w:hyperlink w:tooltip="#_Toc4" w:anchor="_Toc4" w:history="1">
             <w:r>
               <w:rPr>
-                <w:rStyle w:val="952"/>
+                <w:rStyle w:val="954"/>
               </w:rPr>
             </w:r>
             <w:r>
               <w:rPr>
-                <w:rStyle w:val="952"/>
+                <w:rStyle w:val="954"/>
               </w:rPr>
               <w:t xml:space="preserve">4. Ассемблерный код учебной программы</w:t>
             </w:r>
             <w:r>
               <w:rPr>
-                <w:rStyle w:val="952"/>
+                <w:rStyle w:val="954"/>
                 <w:highlight w:val="none"/>
                 <w14:ligatures w14:val="none"/>
               </w:rPr>
@@ -2309,10 +2320,16 @@
               <w14:ligatures w14:val="none"/>
             </w:rPr>
           </w:r>
+          <w:r>
+            <w:rPr>
+              <w:highlight w:val="none"/>
+              <w14:ligatures w14:val="none"/>
+            </w:rPr>
+          </w:r>
         </w:p>
         <w:p>
           <w:pPr>
-            <w:pStyle w:val="954"/>
+            <w:pStyle w:val="956"/>
             <w:pBdr/>
             <w:tabs>
               <w:tab w:val="right" w:leader="dot" w:pos="9355"/>
@@ -2323,52 +2340,53 @@
               <w:highlight w:val="none"/>
             </w:rPr>
           </w:pPr>
+          <w:r/>
           <w:hyperlink w:tooltip="#_Toc5" w:anchor="_Toc5" w:history="1">
             <w:r>
               <w:rPr>
-                <w:rStyle w:val="952"/>
+                <w:rStyle w:val="954"/>
               </w:rPr>
             </w:r>
             <w:r>
               <w:rPr>
-                <w:rStyle w:val="952"/>
+                <w:rStyle w:val="954"/>
                 <w:highlight w:val="none"/>
               </w:rPr>
               <w:t xml:space="preserve">5. </w:t>
             </w:r>
             <w:r>
               <w:rPr>
-                <w:rStyle w:val="952"/>
+                <w:rStyle w:val="954"/>
               </w:rPr>
               <w:t xml:space="preserve">Коды символьных и функциональных клавиш, полученные пр</w:t>
             </w:r>
             <w:r>
               <w:rPr>
-                <w:rStyle w:val="952"/>
+                <w:rStyle w:val="954"/>
               </w:rPr>
               <w:t xml:space="preserve">и</w:t>
             </w:r>
             <w:r>
               <w:rPr>
-                <w:rStyle w:val="952"/>
+                <w:rStyle w:val="954"/>
               </w:rPr>
               <w:t xml:space="preserve"> выполнении практической</w:t>
             </w:r>
             <w:r>
               <w:rPr>
-                <w:rStyle w:val="952"/>
+                <w:rStyle w:val="954"/>
               </w:rPr>
               <w:t xml:space="preserve"> части</w:t>
             </w:r>
             <w:r>
               <w:rPr>
-                <w:rStyle w:val="952"/>
+                <w:rStyle w:val="954"/>
               </w:rPr>
               <w:t xml:space="preserve"> работы на ПК (в комплексном режиме)</w:t>
             </w:r>
             <w:r>
               <w:rPr>
-                <w:rStyle w:val="952"/>
+                <w:rStyle w:val="954"/>
                 <w:highlight w:val="none"/>
               </w:rPr>
             </w:r>
@@ -2388,10 +2406,15 @@
               <w:highlight w:val="none"/>
             </w:rPr>
           </w:r>
+          <w:r>
+            <w:rPr>
+              <w:highlight w:val="none"/>
+            </w:rPr>
+          </w:r>
         </w:p>
         <w:p>
           <w:pPr>
-            <w:pStyle w:val="954"/>
+            <w:pStyle w:val="956"/>
             <w:pBdr/>
             <w:tabs>
               <w:tab w:val="right" w:leader="dot" w:pos="9355"/>
@@ -2402,36 +2425,37 @@
               <w14:ligatures w14:val="none"/>
             </w:rPr>
           </w:pPr>
+          <w:r/>
           <w:hyperlink w:tooltip="#_Toc6" w:anchor="_Toc6" w:history="1">
             <w:r>
               <w:rPr>
-                <w:rStyle w:val="952"/>
+                <w:rStyle w:val="954"/>
               </w:rPr>
             </w:r>
             <w:r>
               <w:rPr>
-                <w:rStyle w:val="952"/>
+                <w:rStyle w:val="954"/>
                 <w:highlight w:val="none"/>
               </w:rPr>
               <w:t xml:space="preserve">6. Выводы</w:t>
             </w:r>
             <w:r>
               <w:rPr>
-                <w:rStyle w:val="952"/>
+                <w:rStyle w:val="954"/>
                 <w14:ligatures w14:val="none"/>
               </w:rPr>
               <w:t xml:space="preserve"> </w:t>
             </w:r>
             <w:r>
               <w:rPr>
-                <w:rStyle w:val="952"/>
+                <w:rStyle w:val="954"/>
                 <w14:ligatures w14:val="none"/>
               </w:rPr>
               <w:t xml:space="preserve">об использовании портов ввода/вывода в адаптере дисплея для операции системных пересылок</w:t>
             </w:r>
             <w:r>
               <w:rPr>
-                <w:rStyle w:val="952"/>
+                <w:rStyle w:val="954"/>
                 <w14:ligatures w14:val="none"/>
               </w:rPr>
             </w:r>
@@ -2451,10 +2475,15 @@
               <w14:ligatures w14:val="none"/>
             </w:rPr>
           </w:r>
+          <w:r>
+            <w:rPr>
+              <w14:ligatures w14:val="none"/>
+            </w:rPr>
+          </w:r>
         </w:p>
         <w:p>
           <w:pPr>
-            <w:pStyle w:val="954"/>
+            <w:pStyle w:val="956"/>
             <w:pBdr/>
             <w:tabs>
               <w:tab w:val="right" w:leader="dot" w:pos="9355"/>
@@ -2465,12 +2494,14 @@
               <w:highlight w:val="none"/>
             </w:rPr>
           </w:pPr>
-          <w:r/>
           <w:r>
             <w:fldChar w:fldCharType="end"/>
           </w:r>
-          <w:r/>
-          <w:r/>
+          <w:r>
+            <w:rPr>
+              <w:highlight w:val="none"/>
+            </w:rPr>
+          </w:r>
         </w:p>
       </w:sdtContent>
     </w:sdt>
@@ -2507,7 +2538,7 @@
     </w:p>
     <w:p>
       <w:pPr>
-        <w:pStyle w:val="907"/>
+        <w:pStyle w:val="909"/>
         <w:pBdr/>
         <w:spacing/>
         <w:ind/>
@@ -2517,16 +2548,18 @@
       </w:pPr>
       <w:r/>
       <w:bookmarkStart w:id="1" w:name="_Toc1"/>
-      <w:r/>
       <w:r>
         <w:t xml:space="preserve">1. </w:t>
       </w:r>
       <w:r>
         <w:t xml:space="preserve">Цель работы и задание</w:t>
       </w:r>
-      <w:r/>
       <w:bookmarkEnd w:id="1"/>
-      <w:r/>
+      <w:r>
+        <w:rPr>
+          <w14:ligatures w14:val="none"/>
+        </w:rPr>
+      </w:r>
       <w:r>
         <w:rPr>
           <w14:ligatures w14:val="none"/>
@@ -2545,21 +2578,26 @@
           <w14:ligatures w14:val="none"/>
         </w:rPr>
       </w:pPr>
-      <w:r/>
       <w:r>
         <w:t xml:space="preserve">Целью данной работы является изучение характеристик дисплеев ВТА 2000-30 и принципов организации машинного интерфейса, обеспечивающего взаимодействие ядра вычислительной системы с периферийными устройствами.</w:t>
       </w:r>
-      <w:r/>
       <w:r>
         <w:rPr>
           <w:highlight w:val="none"/>
           <w:lang w:val="ru-RU"/>
         </w:rPr>
       </w:r>
+      <w:r>
+        <w:rPr>
+          <w:highlight w:val="none"/>
+          <w:lang w:val="ru-RU"/>
+          <w14:ligatures w14:val="none"/>
+        </w:rPr>
+      </w:r>
     </w:p>
     <w:p>
       <w:pPr>
-        <w:pStyle w:val="907"/>
+        <w:pStyle w:val="909"/>
         <w:pBdr/>
         <w:spacing/>
         <w:ind/>
@@ -2575,9 +2613,12 @@
       <w:r>
         <w:t xml:space="preserve">тветы на контрольные вопросы</w:t>
       </w:r>
-      <w:r/>
       <w:bookmarkEnd w:id="2"/>
-      <w:r/>
+      <w:r>
+        <w:rPr>
+          <w14:ligatures w14:val="none"/>
+        </w:rPr>
+      </w:r>
       <w:r>
         <w:rPr>
           <w14:ligatures w14:val="none"/>
@@ -2611,7 +2652,13 @@
           <w:szCs w:val="28"/>
         </w:rPr>
       </w:r>
-      <w:r/>
+      <w:r>
+        <w:rPr>
+          <w:color w:val="000000"/>
+          <w:sz w:val="28"/>
+          <w:szCs w:val="28"/>
+        </w:rPr>
+      </w:r>
     </w:p>
     <w:p>
       <w:pPr>
@@ -2689,6 +2736,12 @@
           <w:highlight w:val="none"/>
         </w:rPr>
       </w:r>
+      <w:r>
+        <w:rPr>
+          <w:highlight w:val="yellow"/>
+          <w14:ligatures w14:val="none"/>
+        </w:rPr>
+      </w:r>
     </w:p>
     <w:p>
       <w:pPr>
@@ -2724,7 +2777,7 @@
           <w:color w:val="000000"/>
           <w:sz w:val="28"/>
           <w:szCs w:val="28"/>
-          <w:highlight w:val="none"/>
+          <w:highlight w:val="yellow"/>
         </w:rPr>
       </w:r>
     </w:p>
@@ -2870,23 +2923,23 @@
       </w:r>
       <w:r>
         <w:rPr>
-          <w:highlight w:val="none"/>
-          <w:lang w:val="ru-RU"/>
-        </w:rPr>
-      </w:r>
-      <w:r>
-        <w:rPr>
           <w:color w:val="000000"/>
           <w:sz w:val="28"/>
           <w:szCs w:val="28"/>
           <w:highlight w:val="yellow"/>
         </w:rPr>
       </w:r>
+      <w:r>
+        <w:rPr>
+          <w:highlight w:val="none"/>
+          <w:lang w:val="ru-RU"/>
+        </w:rPr>
+      </w:r>
     </w:p>
     <w:p>
       <w:pPr>
         <w:pBdr/>
-        <w:shd w:val="nil"/>
+        <w:shd w:val="nil" w:color="auto"/>
         <w:spacing/>
         <w:ind/>
         <w:rPr>
@@ -2921,44 +2974,10 @@
           <w:highlight w:val="yellow"/>
         </w:rPr>
       </w:r>
-      <w:r>
-        <w:rPr>
-          <w:color w:val="000000"/>
-          <w:sz w:val="28"/>
-          <w:szCs w:val="28"/>
-          <w:highlight w:val="yellow"/>
-        </w:rPr>
-      </w:r>
-      <w:r>
-        <w:rPr>
-          <w:highlight w:val="none"/>
-          <w:lang w:val="ru-RU"/>
-        </w:rPr>
-      </w:r>
-      <w:r>
-        <w:rPr>
-          <w:highlight w:val="none"/>
-          <w:lang w:val="ru-RU"/>
-        </w:rPr>
-      </w:r>
-      <w:r>
-        <w:rPr>
-          <w:highlight w:val="none"/>
-          <w:lang w:val="ru-RU"/>
-        </w:rPr>
-      </w:r>
-      <w:r>
-        <w:rPr>
-          <w:color w:val="000000"/>
-          <w:sz w:val="28"/>
-          <w:szCs w:val="28"/>
-          <w:highlight w:val="yellow"/>
-        </w:rPr>
-      </w:r>
     </w:p>
     <w:p>
       <w:pPr>
-        <w:pStyle w:val="907"/>
+        <w:pStyle w:val="909"/>
         <w:pBdr/>
         <w:spacing/>
         <w:ind/>
@@ -2970,7 +2989,6 @@
       </w:pPr>
       <w:r/>
       <w:bookmarkStart w:id="3" w:name="_Toc3"/>
-      <w:r/>
       <w:r>
         <w:rPr>
           <w:highlight w:val="none"/>
@@ -2978,9 +2996,14 @@
         </w:rPr>
         <w:t xml:space="preserve">3. Блок-схема учебной программы</w:t>
       </w:r>
-      <w:r/>
       <w:bookmarkEnd w:id="3"/>
-      <w:r/>
+      <w:r>
+        <w:rPr>
+          <w:highlight w:val="none"/>
+          <w:lang w:val="ru-RU"/>
+          <w14:ligatures w14:val="none"/>
+        </w:rPr>
+      </w:r>
       <w:r>
         <w:rPr>
           <w:highlight w:val="none"/>
@@ -3049,7 +3072,7 @@
       <w:r>
         <w:rPr>
           <w:highlight w:val="none"/>
-          <w:lang w:val="ru-RU" w:bidi="ru-RU"/>
+          <w:lang w:val="ru-RU"/>
         </w:rPr>
       </w:r>
       <w:r>
@@ -3151,19 +3174,13 @@
       <w:r>
         <w:rPr>
           <w:highlight w:val="none"/>
-          <w:lang w:val="ru-RU" w:bidi="ru-RU"/>
+          <w:lang w:val="ru-RU"/>
         </w:rPr>
       </w:r>
       <w:r>
         <w:rPr>
           <w:highlight w:val="none"/>
           <w:lang w:val="ru-RU" w:bidi="ru-RU"/>
-        </w:rPr>
-      </w:r>
-      <w:r>
-        <w:rPr>
-          <w:highlight w:val="none"/>
-          <w:lang w:val="ru-RU"/>
         </w:rPr>
       </w:r>
     </w:p>
@@ -3234,11 +3251,17 @@
           <w:lang w:val="ru-RU" w:bidi="ru-RU"/>
         </w:rPr>
       </w:r>
+      <w:r>
+        <w:rPr>
+          <w:highlight w:val="none"/>
+          <w:lang w:val="ru-RU"/>
+        </w:rPr>
+      </w:r>
     </w:p>
     <w:p>
       <w:pPr>
         <w:pBdr/>
-        <w:shd w:val="nil"/>
+        <w:shd w:val="nil" w:color="auto"/>
         <w:spacing/>
         <w:ind/>
         <w:rPr>
@@ -3261,27 +3284,10 @@
           <w:lang w:val="ru-RU"/>
         </w:rPr>
       </w:r>
-      <w:r>
-        <w:rPr>
-          <w:highlight w:val="none"/>
-          <w:lang w:val="ru-RU" w:bidi="ru-RU"/>
-        </w:rPr>
-      </w:r>
-      <w:r>
-        <w:rPr>
-          <w:highlight w:val="none"/>
-          <w:lang w:val="ru-RU"/>
-        </w:rPr>
-      </w:r>
-      <w:r>
-        <w:rPr>
-          <w:lang w:val="ru-RU"/>
-        </w:rPr>
-      </w:r>
     </w:p>
     <w:p>
       <w:pPr>
-        <w:pStyle w:val="907"/>
+        <w:pStyle w:val="909"/>
         <w:pBdr/>
         <w:spacing w:after="0" w:before="0"/>
         <w:ind/>
@@ -3292,13 +3298,16 @@
       </w:pPr>
       <w:r/>
       <w:bookmarkStart w:id="4" w:name="_Toc4"/>
-      <w:r/>
       <w:r>
         <w:t xml:space="preserve">4. Ассемблерный код учебной программы</w:t>
       </w:r>
-      <w:r/>
       <w:bookmarkEnd w:id="4"/>
-      <w:r/>
+      <w:r>
+        <w:rPr>
+          <w:highlight w:val="none"/>
+          <w14:ligatures w14:val="none"/>
+        </w:rPr>
+      </w:r>
       <w:r>
         <w:rPr>
           <w:highlight w:val="none"/>
@@ -3414,11 +3423,17 @@
           <w:highlight w:val="none"/>
         </w:rPr>
       </w:r>
-      <w:r/>
+      <w:r>
+        <w:rPr>
+          <w:sz w:val="28"/>
+          <w:szCs w:val="28"/>
+          <w:highlight w:val="none"/>
+        </w:rPr>
+      </w:r>
     </w:p>
     <w:tbl>
       <w:tblPr>
-        <w:tblStyle w:val="781"/>
+        <w:tblStyle w:val="783"/>
         <w:tblW w:w="0" w:type="auto"/>
         <w:tblBorders/>
         <w:tblLayout w:type="fixed"/>
@@ -3463,7 +3478,6 @@
                 <w:color w:val="000000"/>
                 <w:sz w:val="24"/>
                 <w:szCs w:val="24"/>
-                <w:lang w:val="en-US"/>
               </w:rPr>
             </w:r>
             <w:r>
@@ -3580,7 +3594,7 @@
             </w:r>
             <w:r>
               <w:rPr>
-                <w:rFonts w:ascii="Courier New" w:hAnsi="Courier New" w:eastAsia="Courier New" w:cs="Courier New"/>
+                <w:rFonts w:ascii="Courier New" w:hAnsi="Courier New" w:cs="Courier New"/>
                 <w:color w:val="000000"/>
                 <w:sz w:val="24"/>
                 <w:szCs w:val="24"/>
@@ -3634,6 +3648,15 @@
                 <w:lang w:val="en-US"/>
               </w:rPr>
             </w:r>
+            <w:r>
+              <w:rPr>
+                <w:rFonts w:ascii="Courier New" w:hAnsi="Courier New" w:eastAsia="Courier New" w:cs="Courier New"/>
+                <w:sz w:val="24"/>
+                <w:szCs w:val="24"/>
+                <w:highlight w:val="none"/>
+                <w:lang w:val="en-US"/>
+              </w:rPr>
+            </w:r>
           </w:p>
           <w:p>
             <w:pPr>
@@ -3647,7 +3670,6 @@
                 <w:lang w:val="en-US"/>
               </w:rPr>
             </w:pPr>
-            <w:r/>
             <w:r>
               <w:rPr>
                 <w:sz w:val="24"/>
@@ -3672,9 +3694,9 @@
                 <w:sz w:val="24"/>
                 <w:szCs w:val="24"/>
                 <w:highlight w:val="none"/>
+                <w:lang w:val="en-US"/>
               </w:rPr>
             </w:r>
-            <w:r/>
             <w:r>
               <w:rPr>
                 <w:sz w:val="24"/>
@@ -3730,11 +3752,10 @@
             </w:r>
             <w:r>
               <w:rPr>
-                <w:rFonts w:ascii="Courier New" w:hAnsi="Courier New" w:eastAsia="Courier New" w:cs="Courier New"/>
+                <w:rFonts w:ascii="Courier New" w:hAnsi="Courier New" w:cs="Courier New"/>
                 <w:color w:val="000000"/>
                 <w:sz w:val="24"/>
                 <w:szCs w:val="24"/>
-                <w:lang w:val="de-DE"/>
               </w:rPr>
             </w:r>
             <w:r>
@@ -3790,23 +3811,6 @@
             </w:r>
             <w:r>
               <w:rPr>
-                <w:rFonts w:ascii="Times New Roman" w:hAnsi="Times New Roman" w:cs="Times New Roman"/>
-                <w:sz w:val="24"/>
-                <w:szCs w:val="24"/>
-                <w:highlight w:val="none"/>
-              </w:rPr>
-            </w:r>
-            <w:r>
-              <w:rPr>
-                <w:rFonts w:ascii="Courier New" w:hAnsi="Courier New" w:eastAsia="Courier New" w:cs="Courier New"/>
-                <w:sz w:val="24"/>
-                <w:szCs w:val="24"/>
-                <w:highlight w:val="none"/>
-                <w:lang w:val="en-US"/>
-              </w:rPr>
-            </w:r>
-            <w:r>
-              <w:rPr>
                 <w:rFonts w:ascii="Courier New" w:hAnsi="Courier New" w:eastAsia="Courier New" w:cs="Courier New"/>
                 <w:sz w:val="24"/>
                 <w:szCs w:val="24"/>
@@ -3827,13 +3831,13 @@
             </w:r>
             <w:r>
               <w:rPr>
-                <w:rFonts w:ascii="Times New Roman" w:hAnsi="Times New Roman" w:cs="Times New Roman"/>
+                <w:rFonts w:ascii="Courier New" w:hAnsi="Courier New" w:eastAsia="Courier New" w:cs="Courier New"/>
                 <w:sz w:val="24"/>
                 <w:szCs w:val="24"/>
                 <w:highlight w:val="none"/>
+                <w:lang w:val="en-US"/>
               </w:rPr>
             </w:r>
-            <w:r/>
             <w:r>
               <w:rPr>
                 <w:rFonts w:ascii="Courier New" w:hAnsi="Courier New" w:eastAsia="Courier New" w:cs="Courier New"/>
@@ -3890,11 +3894,10 @@
             </w:r>
             <w:r>
               <w:rPr>
-                <w:rFonts w:ascii="Courier New" w:hAnsi="Courier New" w:eastAsia="Courier New" w:cs="Courier New"/>
+                <w:rFonts w:ascii="Courier New" w:hAnsi="Courier New" w:cs="Courier New"/>
                 <w:color w:val="000000"/>
                 <w:sz w:val="24"/>
                 <w:szCs w:val="24"/>
-                <w:lang w:val="de-DE"/>
               </w:rPr>
             </w:r>
             <w:r>
@@ -3964,7 +3967,7 @@
                 <w:szCs w:val="24"/>
                 <w:highlight w:val="none"/>
               </w:rPr>
-              <w:t xml:space="preserve">повторять пока не станет 1</w:t>
+              <w:t xml:space="preserve">Повторять пока не станет 1</w:t>
             </w:r>
             <w:r>
               <w:rPr>
@@ -4029,11 +4032,10 @@
             </w:r>
             <w:r>
               <w:rPr>
-                <w:rFonts w:ascii="Courier New" w:hAnsi="Courier New" w:eastAsia="Courier New" w:cs="Courier New"/>
+                <w:rFonts w:ascii="Courier New" w:hAnsi="Courier New" w:cs="Courier New"/>
                 <w:color w:val="000000"/>
                 <w:sz w:val="24"/>
                 <w:szCs w:val="24"/>
-                <w:lang w:val="de-DE"/>
               </w:rPr>
             </w:r>
             <w:r>
@@ -4232,11 +4234,10 @@
             </w:r>
             <w:r>
               <w:rPr>
-                <w:rFonts w:ascii="Courier New" w:hAnsi="Courier New" w:eastAsia="Courier New" w:cs="Courier New"/>
+                <w:rFonts w:ascii="Courier New" w:hAnsi="Courier New" w:cs="Courier New"/>
                 <w:color w:val="000000"/>
                 <w:sz w:val="24"/>
                 <w:szCs w:val="24"/>
-                <w:lang w:val="de-DE"/>
               </w:rPr>
             </w:r>
             <w:r>
@@ -4411,7 +4412,7 @@
             </w:r>
             <w:r>
               <w:rPr>
-                <w:rFonts w:ascii="Courier New" w:hAnsi="Courier New" w:eastAsia="Courier New" w:cs="Courier New"/>
+                <w:rFonts w:ascii="Courier New" w:hAnsi="Courier New" w:cs="Courier New"/>
                 <w:color w:val="000000"/>
                 <w:sz w:val="24"/>
                 <w:szCs w:val="24"/>
@@ -4583,11 +4584,10 @@
             </w:r>
             <w:r>
               <w:rPr>
-                <w:rFonts w:ascii="Courier New" w:hAnsi="Courier New" w:eastAsia="Courier New" w:cs="Courier New"/>
+                <w:rFonts w:ascii="Courier New" w:hAnsi="Courier New" w:cs="Courier New"/>
                 <w:color w:val="000000"/>
                 <w:sz w:val="24"/>
                 <w:szCs w:val="24"/>
-                <w:lang w:val="de-DE"/>
               </w:rPr>
             </w:r>
             <w:r>
@@ -4703,11 +4703,10 @@
             </w:r>
             <w:r>
               <w:rPr>
-                <w:rFonts w:ascii="Courier New" w:hAnsi="Courier New" w:eastAsia="Courier New" w:cs="Courier New"/>
+                <w:rFonts w:ascii="Courier New" w:hAnsi="Courier New" w:cs="Courier New"/>
                 <w:color w:val="000000"/>
                 <w:sz w:val="24"/>
                 <w:szCs w:val="24"/>
-                <w:lang w:val="de-DE"/>
               </w:rPr>
             </w:r>
             <w:r>
@@ -4748,7 +4747,7 @@
                 <w:highlight w:val="none"/>
                 <w:lang w:val="en-US"/>
               </w:rPr>
-              <w:t xml:space="preserve">if (A == 0) goto M1;</w:t>
+              <w:t xml:space="preserve">if (A == 0) goto M2;</w:t>
             </w:r>
             <w:r>
               <w:rPr>
@@ -4862,11 +4861,10 @@
             </w:r>
             <w:r>
               <w:rPr>
-                <w:rFonts w:ascii="Courier New" w:hAnsi="Courier New" w:eastAsia="Courier New" w:cs="Courier New"/>
+                <w:rFonts w:ascii="Courier New" w:hAnsi="Courier New" w:cs="Courier New"/>
                 <w:color w:val="000000"/>
                 <w:sz w:val="24"/>
                 <w:szCs w:val="24"/>
-                <w:lang w:val="de-DE"/>
               </w:rPr>
             </w:r>
             <w:r>
@@ -5002,11 +5000,10 @@
             </w:r>
             <w:r>
               <w:rPr>
-                <w:rFonts w:ascii="Courier New" w:hAnsi="Courier New" w:eastAsia="Courier New" w:cs="Courier New"/>
+                <w:rFonts w:ascii="Courier New" w:hAnsi="Courier New" w:cs="Courier New"/>
                 <w:color w:val="000000"/>
                 <w:sz w:val="24"/>
                 <w:szCs w:val="24"/>
-                <w:lang w:val="de-DE"/>
               </w:rPr>
             </w:r>
             <w:r>
@@ -5060,11 +5057,10 @@
             </w:r>
             <w:r>
               <w:rPr>
-                <w:rFonts w:ascii="Courier New" w:hAnsi="Courier New" w:eastAsia="Courier New" w:cs="Courier New"/>
+                <w:rFonts w:ascii="Courier New" w:hAnsi="Courier New" w:cs="Courier New"/>
                 <w:sz w:val="24"/>
                 <w:szCs w:val="24"/>
                 <w:highlight w:val="none"/>
-                <w:lang w:val="ru-RU"/>
               </w:rPr>
             </w:r>
           </w:p>
@@ -5181,11 +5177,10 @@
             </w:r>
             <w:r>
               <w:rPr>
-                <w:rFonts w:ascii="Courier New" w:hAnsi="Courier New" w:eastAsia="Courier New" w:cs="Courier New"/>
+                <w:rFonts w:ascii="Courier New" w:hAnsi="Courier New" w:cs="Courier New"/>
                 <w:color w:val="000000"/>
                 <w:sz w:val="24"/>
                 <w:szCs w:val="24"/>
-                <w:lang w:val="de-DE"/>
               </w:rPr>
             </w:r>
             <w:r>
@@ -5225,6 +5220,54 @@
                 <w:highlight w:val="none"/>
                 <w:lang w:val="ru-RU"/>
               </w:rPr>
+            </w:r>
+            <w:r>
+              <w:rPr>
+                <w:rFonts w:ascii="Courier New" w:hAnsi="Courier New" w:eastAsia="Courier New" w:cs="Courier New"/>
+                <w:sz w:val="24"/>
+                <w:szCs w:val="24"/>
+                <w:highlight w:val="none"/>
+                <w:lang w:val="en-US"/>
+              </w:rPr>
+              <w:t xml:space="preserve">goto M1;</w:t>
+            </w:r>
+            <w:r>
+              <w:rPr>
+                <w:rFonts w:ascii="Courier New" w:hAnsi="Courier New" w:eastAsia="Courier New" w:cs="Courier New"/>
+                <w:sz w:val="24"/>
+                <w:szCs w:val="24"/>
+                <w:highlight w:val="none"/>
+                <w:lang w:val="ru-RU"/>
+              </w:rPr>
+              <w:t xml:space="preserve"> </w:t>
+            </w:r>
+            <w:r>
+              <w:rPr>
+                <w:rFonts w:ascii="Courier New" w:hAnsi="Courier New" w:eastAsia="Courier New" w:cs="Courier New"/>
+                <w:sz w:val="24"/>
+                <w:szCs w:val="24"/>
+                <w:highlight w:val="none"/>
+                <w:lang w:val="en-US"/>
+              </w:rPr>
+              <w:t xml:space="preserve">//</w:t>
+            </w:r>
+            <w:r/>
+            <w:r>
+              <w:rPr>
+                <w:sz w:val="24"/>
+                <w:szCs w:val="24"/>
+                <w:highlight w:val="none"/>
+                <w:lang w:val="en-US"/>
+              </w:rPr>
+              <w:t xml:space="preserve"> </w:t>
+            </w:r>
+            <w:r>
+              <w:rPr>
+                <w:sz w:val="24"/>
+                <w:szCs w:val="24"/>
+                <w:highlight w:val="none"/>
+                <w:lang w:val="ru-RU"/>
+              </w:rPr>
               <w:t xml:space="preserve">Начать сначала</w:t>
             </w:r>
             <w:r>
@@ -5250,7 +5293,7 @@
     <w:p>
       <w:pPr>
         <w:pBdr/>
-        <w:shd w:val="nil"/>
+        <w:shd w:val="nil" w:color="auto"/>
         <w:spacing/>
         <w:ind/>
         <w:rPr>
@@ -5284,7 +5327,7 @@
     </w:p>
     <w:p>
       <w:pPr>
-        <w:pStyle w:val="907"/>
+        <w:pStyle w:val="909"/>
         <w:pBdr/>
         <w:spacing/>
         <w:ind/>
@@ -5296,7 +5339,6 @@
       </w:pPr>
       <w:r/>
       <w:bookmarkStart w:id="5" w:name="_Toc5"/>
-      <w:r/>
       <w:r>
         <w:rPr>
           <w:sz w:val="28"/>
@@ -5347,9 +5389,14 @@
         </w:rPr>
         <w:t xml:space="preserve"> работы на ПК (в комплексном режиме)</w:t>
       </w:r>
-      <w:r/>
       <w:bookmarkEnd w:id="5"/>
-      <w:r/>
+      <w:r>
+        <w:rPr>
+          <w:sz w:val="28"/>
+          <w:szCs w:val="28"/>
+          <w:highlight w:val="none"/>
+        </w:rPr>
+      </w:r>
       <w:r>
         <w:rPr>
           <w:sz w:val="28"/>
@@ -5395,22 +5442,23 @@
           <w14:ligatures w14:val="none"/>
         </w:rPr>
       </w:r>
-    </w:p>
-    <w:p>
-      <w:pPr>
-        <w:pBdr/>
-        <w:spacing/>
-        <w:ind/>
+      <w:r>
         <w:rPr>
           <w:highlight w:val="none"/>
           <w14:ligatures w14:val="none"/>
         </w:rPr>
-      </w:pPr>
-      <w:r>
+      </w:r>
+    </w:p>
+    <w:p>
+      <w:pPr>
+        <w:pBdr/>
+        <w:spacing/>
+        <w:ind/>
         <w:rPr>
           <w:highlight w:val="none"/>
+          <w14:ligatures w14:val="none"/>
         </w:rPr>
-      </w:r>
+      </w:pPr>
       <w:r>
         <w:rPr>
           <w:highlight w:val="none"/>
@@ -5422,6 +5470,12 @@
           <w14:ligatures w14:val="none"/>
         </w:rPr>
       </w:r>
+      <w:r>
+        <w:rPr>
+          <w:highlight w:val="none"/>
+          <w14:ligatures w14:val="none"/>
+        </w:rPr>
+      </w:r>
     </w:p>
     <w:p>
       <w:pPr>
@@ -5445,6 +5499,12 @@
           <w:lang w:val="ru-RU"/>
         </w:rPr>
         <w:t xml:space="preserve">Таблица 2 – Полученных коды символов</w:t>
+      </w:r>
+      <w:r>
+        <w:rPr>
+          <w:highlight w:val="none"/>
+          <w14:ligatures w14:val="none"/>
+        </w:rPr>
       </w:r>
       <w:r>
         <w:rPr>
@@ -5884,6 +5944,8 @@
                 <w:color w:val="000000"/>
                 <w:sz w:val="28"/>
                 <w:szCs w:val="28"/>
+                <w:highlight w:val="none"/>
+                <w:lang w:val="en-US"/>
               </w:rPr>
             </w:r>
             <w:r>
@@ -5926,6 +5988,8 @@
                 <w:color w:val="000000"/>
                 <w:sz w:val="28"/>
                 <w:szCs w:val="28"/>
+                <w:highlight w:val="none"/>
+                <w:lang w:val="en-US"/>
               </w:rPr>
             </w:r>
             <w:r>
@@ -5968,6 +6032,8 @@
                 <w:color w:val="000000"/>
                 <w:sz w:val="28"/>
                 <w:szCs w:val="28"/>
+                <w:highlight w:val="none"/>
+                <w:lang w:val="en-US"/>
               </w:rPr>
             </w:r>
             <w:r>
@@ -6005,12 +6071,9 @@
             </w:r>
             <w:r>
               <w:rPr>
-                <w:bCs/>
                 <w:color w:val="000000"/>
                 <w:sz w:val="28"/>
                 <w:szCs w:val="28"/>
-                <w:highlight w:val="none"/>
-                <w:lang w:val="en-US"/>
               </w:rPr>
             </w:r>
             <w:r>
@@ -6249,10 +6312,11 @@
             </w:r>
             <w:r>
               <w:rPr>
-                <w:bCs/>
                 <w:color w:val="000000"/>
                 <w:sz w:val="28"/>
                 <w:szCs w:val="28"/>
+                <w:highlight w:val="none"/>
+                <w:lang w:val="en-US"/>
               </w:rPr>
             </w:r>
             <w:r>
@@ -6295,6 +6359,8 @@
                 <w:color w:val="000000"/>
                 <w:sz w:val="28"/>
                 <w:szCs w:val="28"/>
+                <w:highlight w:val="none"/>
+                <w:lang w:val="en-US"/>
               </w:rPr>
             </w:r>
             <w:r>
@@ -6332,12 +6398,9 @@
             </w:r>
             <w:r>
               <w:rPr>
-                <w:bCs/>
                 <w:color w:val="000000"/>
                 <w:sz w:val="28"/>
                 <w:szCs w:val="28"/>
-                <w:highlight w:val="none"/>
-                <w:lang w:val="en-US"/>
               </w:rPr>
             </w:r>
             <w:r>
@@ -6386,8 +6449,6 @@
           <w:color w:val="000000"/>
           <w:sz w:val="28"/>
           <w:szCs w:val="28"/>
-          <w:highlight w:val="none"/>
-          <w:lang w:val="en-US"/>
         </w:rPr>
       </w:r>
     </w:p>
@@ -6443,6 +6504,8 @@
           <w:color w:val="000000"/>
           <w:sz w:val="28"/>
           <w:szCs w:val="28"/>
+          <w:highlight w:val="none"/>
+          <w:lang w:val="en-US"/>
         </w:rPr>
       </w:r>
     </w:p>
@@ -6498,6 +6561,7 @@
           <w:color w:val="000000"/>
           <w:sz w:val="28"/>
           <w:szCs w:val="28"/>
+          <w:highlight w:val="none"/>
         </w:rPr>
       </w:r>
       <w:r>
@@ -6554,6 +6618,8 @@
           <w:color w:val="000000"/>
           <w:sz w:val="28"/>
           <w:szCs w:val="28"/>
+          <w:highlight w:val="none"/>
+          <w:lang w:val="en-US"/>
         </w:rPr>
       </w:r>
       <w:r>
@@ -6642,8 +6708,6 @@
           <w:color w:val="000000"/>
           <w:sz w:val="28"/>
           <w:szCs w:val="28"/>
-          <w:highlight w:val="none"/>
-          <w:lang w:val="en-US"/>
         </w:rPr>
       </w:r>
       <w:r>
@@ -6858,40 +6922,8 @@
           <w:color w:val="000000"/>
           <w:sz w:val="28"/>
           <w:szCs w:val="28"/>
-        </w:rPr>
-      </w:r>
-      <w:r>
-        <w:rPr>
-          <w:color w:val="000000"/>
-          <w:sz w:val="28"/>
-          <w:szCs w:val="28"/>
           <w:highlight w:val="none"/>
           <w:lang w:val="en-US"/>
-        </w:rPr>
-      </w:r>
-      <w:r>
-        <w:rPr>
-          <w:color w:val="000000"/>
-          <w:sz w:val="28"/>
-          <w:szCs w:val="28"/>
-          <w:highlight w:val="none"/>
-          <w:lang w:val="en-US"/>
-        </w:rPr>
-      </w:r>
-      <w:r>
-        <w:rPr>
-          <w:color w:val="000000"/>
-          <w:sz w:val="28"/>
-          <w:szCs w:val="28"/>
-          <w:highlight w:val="none"/>
-          <w:lang w:val="en-US"/>
-        </w:rPr>
-      </w:r>
-      <w:r>
-        <w:rPr>
-          <w:color w:val="000000"/>
-          <w:sz w:val="28"/>
-          <w:szCs w:val="28"/>
         </w:rPr>
       </w:r>
       <w:r>
@@ -7051,7 +7083,7 @@
       </w:r>
       <w:r>
         <w:rPr>
-          <w:highlight w:val="none"/>
+          <w14:ligatures w14:val="none"/>
         </w:rPr>
       </w:r>
       <w:r>
@@ -7062,7 +7094,7 @@
     </w:p>
     <w:p>
       <w:pPr>
-        <w:pStyle w:val="907"/>
+        <w:pStyle w:val="909"/>
         <w:pBdr/>
         <w:spacing/>
         <w:ind/>
@@ -7092,9 +7124,12 @@
         </w:rPr>
         <w:t xml:space="preserve">об использовании портов ввода/вывода в адаптере дисплея для операции системных пересылок</w:t>
       </w:r>
-      <w:r/>
       <w:bookmarkEnd w:id="6"/>
-      <w:r/>
+      <w:r>
+        <w:rPr>
+          <w14:ligatures w14:val="none"/>
+        </w:rPr>
+      </w:r>
       <w:r>
         <w:rPr>
           <w14:ligatures w14:val="none"/>
@@ -7314,7 +7349,7 @@
 <w:ftr xmlns:wpc="http://schemas.microsoft.com/office/word/2010/wordprocessingCanvas" xmlns:mc="http://schemas.openxmlformats.org/markup-compatibility/2006" xmlns:o="urn:schemas-microsoft-com:office:office" xmlns:r="http://schemas.openxmlformats.org/officeDocument/2006/relationships" xmlns:m="http://schemas.openxmlformats.org/officeDocument/2006/math" xmlns:v="urn:schemas-microsoft-com:vml" xmlns:wp14="http://schemas.microsoft.com/office/word/2010/wordprocessingDrawing" xmlns:wp="http://schemas.openxmlformats.org/drawingml/2006/wordprocessingDrawing" xmlns:w10="urn:schemas-microsoft-com:office:word" xmlns:w="http://schemas.openxmlformats.org/wordprocessingml/2006/main" xmlns:w14="http://schemas.microsoft.com/office/word/2010/wordml" xmlns:w15="http://schemas.microsoft.com/office/word/2012/wordml" xmlns:wpg="http://schemas.microsoft.com/office/word/2010/wordprocessingGroup" xmlns:wpi="http://schemas.microsoft.com/office/word/2010/wordprocessingInk" xmlns:wne="http://schemas.microsoft.com/office/word/2006/wordml" xmlns:a="http://schemas.openxmlformats.org/drawingml/2006/main" xmlns:wps="http://schemas.microsoft.com/office/word/2010/wordprocessingShape" mc:Ignorable="w14 w15 wp14">
   <w:p>
     <w:pPr>
-      <w:pStyle w:val="943"/>
+      <w:pStyle w:val="945"/>
       <w:pBdr/>
       <w:spacing/>
       <w:ind w:right="0" w:firstLine="0" w:left="0"/>
@@ -7336,7 +7371,7 @@
 <w:ftr xmlns:wpc="http://schemas.microsoft.com/office/word/2010/wordprocessingCanvas" xmlns:mc="http://schemas.openxmlformats.org/markup-compatibility/2006" xmlns:o="urn:schemas-microsoft-com:office:office" xmlns:r="http://schemas.openxmlformats.org/officeDocument/2006/relationships" xmlns:m="http://schemas.openxmlformats.org/officeDocument/2006/math" xmlns:v="urn:schemas-microsoft-com:vml" xmlns:wp14="http://schemas.microsoft.com/office/word/2010/wordprocessingDrawing" xmlns:wp="http://schemas.openxmlformats.org/drawingml/2006/wordprocessingDrawing" xmlns:w10="urn:schemas-microsoft-com:office:word" xmlns:w="http://schemas.openxmlformats.org/wordprocessingml/2006/main" xmlns:w14="http://schemas.microsoft.com/office/word/2010/wordml" xmlns:w15="http://schemas.microsoft.com/office/word/2012/wordml" xmlns:wpg="http://schemas.microsoft.com/office/word/2010/wordprocessingGroup" xmlns:wpi="http://schemas.microsoft.com/office/word/2010/wordprocessingInk" xmlns:wne="http://schemas.microsoft.com/office/word/2006/wordml" xmlns:a="http://schemas.openxmlformats.org/drawingml/2006/main" xmlns:wps="http://schemas.microsoft.com/office/word/2010/wordprocessingShape" mc:Ignorable="w14 w15 wp14">
   <w:p>
     <w:pPr>
-      <w:pStyle w:val="943"/>
+      <w:pStyle w:val="945"/>
       <w:pBdr/>
       <w:spacing/>
       <w:ind w:right="0" w:firstLine="0" w:left="0"/>
@@ -7372,7 +7407,7 @@
   </w:p>
   <w:p>
     <w:pPr>
-      <w:pStyle w:val="943"/>
+      <w:pStyle w:val="945"/>
       <w:pBdr/>
       <w:spacing/>
       <w:ind w:right="0" w:firstLine="0" w:left="0"/>
@@ -7467,7 +7502,7 @@
 <w:hdr xmlns:wpc="http://schemas.microsoft.com/office/word/2010/wordprocessingCanvas" xmlns:mc="http://schemas.openxmlformats.org/markup-compatibility/2006" xmlns:o="urn:schemas-microsoft-com:office:office" xmlns:r="http://schemas.openxmlformats.org/officeDocument/2006/relationships" xmlns:m="http://schemas.openxmlformats.org/officeDocument/2006/math" xmlns:v="urn:schemas-microsoft-com:vml" xmlns:wp14="http://schemas.microsoft.com/office/word/2010/wordprocessingDrawing" xmlns:wp="http://schemas.openxmlformats.org/drawingml/2006/wordprocessingDrawing" xmlns:w10="urn:schemas-microsoft-com:office:word" xmlns:w="http://schemas.openxmlformats.org/wordprocessingml/2006/main" xmlns:w14="http://schemas.microsoft.com/office/word/2010/wordml" xmlns:w15="http://schemas.microsoft.com/office/word/2012/wordml" xmlns:wpg="http://schemas.microsoft.com/office/word/2010/wordprocessingGroup" xmlns:wpi="http://schemas.microsoft.com/office/word/2010/wordprocessingInk" xmlns:wne="http://schemas.microsoft.com/office/word/2006/wordml" xmlns:a="http://schemas.openxmlformats.org/drawingml/2006/main" xmlns:wps="http://schemas.microsoft.com/office/word/2010/wordprocessingShape" mc:Ignorable="w14 w15 wp14">
   <w:p>
     <w:pPr>
-      <w:pStyle w:val="941"/>
+      <w:pStyle w:val="943"/>
       <w:pBdr/>
       <w:spacing/>
       <w:ind/>
@@ -7483,7 +7518,7 @@
 <w:hdr xmlns:wpc="http://schemas.microsoft.com/office/word/2010/wordprocessingCanvas" xmlns:mc="http://schemas.openxmlformats.org/markup-compatibility/2006" xmlns:o="urn:schemas-microsoft-com:office:office" xmlns:r="http://schemas.openxmlformats.org/officeDocument/2006/relationships" xmlns:m="http://schemas.openxmlformats.org/officeDocument/2006/math" xmlns:v="urn:schemas-microsoft-com:vml" xmlns:wp14="http://schemas.microsoft.com/office/word/2010/wordprocessingDrawing" xmlns:wp="http://schemas.openxmlformats.org/drawingml/2006/wordprocessingDrawing" xmlns:w10="urn:schemas-microsoft-com:office:word" xmlns:w="http://schemas.openxmlformats.org/wordprocessingml/2006/main" xmlns:w14="http://schemas.microsoft.com/office/word/2010/wordml" xmlns:w15="http://schemas.microsoft.com/office/word/2012/wordml" xmlns:wpg="http://schemas.microsoft.com/office/word/2010/wordprocessingGroup" xmlns:wpi="http://schemas.microsoft.com/office/word/2010/wordprocessingInk" xmlns:wne="http://schemas.microsoft.com/office/word/2006/wordml" xmlns:a="http://schemas.openxmlformats.org/drawingml/2006/main" xmlns:wps="http://schemas.microsoft.com/office/word/2010/wordprocessingShape" mc:Ignorable="w14 w15 wp14">
   <w:p>
     <w:pPr>
-      <w:pStyle w:val="941"/>
+      <w:pStyle w:val="943"/>
       <w:pBdr/>
       <w:spacing/>
       <w:ind/>
@@ -10107,9 +10142,9 @@
     <w:lsdException w:name="Bibliography" w:uiPriority="37"/>
     <w:lsdException w:name="TOC Heading" w:uiPriority="39" w:qFormat="1"/>
   </w:latentStyles>
-  <w:style w:type="table" w:styleId="781">
+  <w:style w:type="table" w:styleId="783">
     <w:name w:val="Table Grid"/>
-    <w:basedOn w:val="967"/>
+    <w:basedOn w:val="969"/>
     <w:uiPriority w:val="59"/>
     <w:pPr>
       <w:pBdr/>
@@ -10306,9 +10341,9 @@
       </w:tcPr>
     </w:tblStylePr>
   </w:style>
-  <w:style w:type="table" w:styleId="782">
+  <w:style w:type="table" w:styleId="784">
     <w:name w:val="Table Grid Light"/>
-    <w:basedOn w:val="967"/>
+    <w:basedOn w:val="969"/>
     <w:uiPriority w:val="59"/>
     <w:pPr>
       <w:pBdr/>
@@ -10505,9 +10540,9 @@
       </w:tcPr>
     </w:tblStylePr>
   </w:style>
-  <w:style w:type="table" w:styleId="783">
+  <w:style w:type="table" w:styleId="785">
     <w:name w:val="Plain Table 1"/>
-    <w:basedOn w:val="967"/>
+    <w:basedOn w:val="969"/>
     <w:uiPriority w:val="59"/>
     <w:pPr>
       <w:pBdr/>
@@ -10730,9 +10765,9 @@
       </w:tcPr>
     </w:tblStylePr>
   </w:style>
-  <w:style w:type="table" w:styleId="784">
+  <w:style w:type="table" w:styleId="786">
     <w:name w:val="Plain Table 2"/>
-    <w:basedOn w:val="967"/>
+    <w:basedOn w:val="969"/>
     <w:uiPriority w:val="59"/>
     <w:pPr>
       <w:pBdr/>
@@ -10963,9 +10998,9 @@
       </w:tcPr>
     </w:tblStylePr>
   </w:style>
-  <w:style w:type="table" w:styleId="785">
+  <w:style w:type="table" w:styleId="787">
     <w:name w:val="Plain Table 3"/>
-    <w:basedOn w:val="967"/>
+    <w:basedOn w:val="969"/>
     <w:uiPriority w:val="99"/>
     <w:pPr>
       <w:pBdr/>
@@ -11193,9 +11228,9 @@
       </w:tcPr>
     </w:tblStylePr>
   </w:style>
-  <w:style w:type="table" w:styleId="786">
+  <w:style w:type="table" w:styleId="788">
     <w:name w:val="Plain Table 4"/>
-    <w:basedOn w:val="967"/>
+    <w:basedOn w:val="969"/>
     <w:uiPriority w:val="99"/>
     <w:pPr>
       <w:pBdr/>
@@ -11409,9 +11444,9 @@
       </w:tcPr>
     </w:tblStylePr>
   </w:style>
-  <w:style w:type="table" w:styleId="787">
+  <w:style w:type="table" w:styleId="789">
     <w:name w:val="Plain Table 5"/>
-    <w:basedOn w:val="967"/>
+    <w:basedOn w:val="969"/>
     <w:uiPriority w:val="99"/>
     <w:pPr>
       <w:pBdr/>
@@ -11642,9 +11677,9 @@
       </w:tcPr>
     </w:tblStylePr>
   </w:style>
-  <w:style w:type="table" w:styleId="788">
+  <w:style w:type="table" w:styleId="790">
     <w:name w:val="Grid Table 1 Light"/>
-    <w:basedOn w:val="967"/>
+    <w:basedOn w:val="969"/>
     <w:uiPriority w:val="99"/>
     <w:pPr>
       <w:pBdr/>
@@ -11865,9 +11900,9 @@
       </w:tcPr>
     </w:tblStylePr>
   </w:style>
-  <w:style w:type="table" w:styleId="789">
+  <w:style w:type="table" w:styleId="791">
     <w:name w:val="Grid Table 1 Light - Accent 1"/>
-    <w:basedOn w:val="967"/>
+    <w:basedOn w:val="969"/>
     <w:uiPriority w:val="99"/>
     <w:pPr>
       <w:pBdr/>
@@ -12088,9 +12123,9 @@
       </w:tcPr>
     </w:tblStylePr>
   </w:style>
-  <w:style w:type="table" w:styleId="790">
+  <w:style w:type="table" w:styleId="792">
     <w:name w:val="Grid Table 1 Light - Accent 2"/>
-    <w:basedOn w:val="967"/>
+    <w:basedOn w:val="969"/>
     <w:uiPriority w:val="99"/>
     <w:pPr>
       <w:pBdr/>
@@ -12311,9 +12346,9 @@
       </w:tcPr>
     </w:tblStylePr>
   </w:style>
-  <w:style w:type="table" w:styleId="791">
+  <w:style w:type="table" w:styleId="793">
     <w:name w:val="Grid Table 1 Light - Accent 3"/>
-    <w:basedOn w:val="967"/>
+    <w:basedOn w:val="969"/>
     <w:uiPriority w:val="99"/>
     <w:pPr>
       <w:pBdr/>
@@ -12534,9 +12569,9 @@
       </w:tcPr>
     </w:tblStylePr>
   </w:style>
-  <w:style w:type="table" w:styleId="792">
+  <w:style w:type="table" w:styleId="794">
     <w:name w:val="Grid Table 1 Light - Accent 4"/>
-    <w:basedOn w:val="967"/>
+    <w:basedOn w:val="969"/>
     <w:uiPriority w:val="99"/>
     <w:pPr>
       <w:pBdr/>
@@ -12757,9 +12792,9 @@
       </w:tcPr>
     </w:tblStylePr>
   </w:style>
-  <w:style w:type="table" w:styleId="793">
+  <w:style w:type="table" w:styleId="795">
     <w:name w:val="Grid Table 1 Light - Accent 5"/>
-    <w:basedOn w:val="967"/>
+    <w:basedOn w:val="969"/>
     <w:uiPriority w:val="99"/>
     <w:pPr>
       <w:pBdr/>
@@ -12980,9 +13015,9 @@
       </w:tcPr>
     </w:tblStylePr>
   </w:style>
-  <w:style w:type="table" w:styleId="794">
+  <w:style w:type="table" w:styleId="796">
     <w:name w:val="Grid Table 1 Light - Accent 6"/>
-    <w:basedOn w:val="967"/>
+    <w:basedOn w:val="969"/>
     <w:uiPriority w:val="99"/>
     <w:pPr>
       <w:pBdr/>
@@ -13203,9 +13238,9 @@
       </w:tcPr>
     </w:tblStylePr>
   </w:style>
-  <w:style w:type="table" w:styleId="795">
+  <w:style w:type="table" w:styleId="797">
     <w:name w:val="Grid Table 2"/>
-    <w:basedOn w:val="967"/>
+    <w:basedOn w:val="969"/>
     <w:uiPriority w:val="99"/>
     <w:pPr>
       <w:pBdr/>
@@ -13435,9 +13470,9 @@
       </w:tcPr>
     </w:tblStylePr>
   </w:style>
-  <w:style w:type="table" w:styleId="796">
+  <w:style w:type="table" w:styleId="798">
     <w:name w:val="Grid Table 2 - Accent 1"/>
-    <w:basedOn w:val="967"/>
+    <w:basedOn w:val="969"/>
     <w:uiPriority w:val="99"/>
     <w:pPr>
       <w:pBdr/>
@@ -13667,9 +13702,9 @@
       </w:tcPr>
     </w:tblStylePr>
   </w:style>
-  <w:style w:type="table" w:styleId="797">
+  <w:style w:type="table" w:styleId="799">
     <w:name w:val="Grid Table 2 - Accent 2"/>
-    <w:basedOn w:val="967"/>
+    <w:basedOn w:val="969"/>
     <w:uiPriority w:val="99"/>
     <w:pPr>
       <w:pBdr/>
@@ -13899,9 +13934,9 @@
       </w:tcPr>
     </w:tblStylePr>
   </w:style>
-  <w:style w:type="table" w:styleId="798">
+  <w:style w:type="table" w:styleId="800">
     <w:name w:val="Grid Table 2 - Accent 3"/>
-    <w:basedOn w:val="967"/>
+    <w:basedOn w:val="969"/>
     <w:uiPriority w:val="99"/>
     <w:pPr>
       <w:pBdr/>
@@ -14131,9 +14166,9 @@
       </w:tcPr>
     </w:tblStylePr>
   </w:style>
-  <w:style w:type="table" w:styleId="799">
+  <w:style w:type="table" w:styleId="801">
     <w:name w:val="Grid Table 2 - Accent 4"/>
-    <w:basedOn w:val="967"/>
+    <w:basedOn w:val="969"/>
     <w:uiPriority w:val="99"/>
     <w:pPr>
       <w:pBdr/>
@@ -14363,9 +14398,9 @@
       </w:tcPr>
     </w:tblStylePr>
   </w:style>
-  <w:style w:type="table" w:styleId="800">
+  <w:style w:type="table" w:styleId="802">
     <w:name w:val="Grid Table 2 - Accent 5"/>
-    <w:basedOn w:val="967"/>
+    <w:basedOn w:val="969"/>
     <w:uiPriority w:val="99"/>
     <w:pPr>
       <w:pBdr/>
@@ -14595,9 +14630,9 @@
       </w:tcPr>
     </w:tblStylePr>
   </w:style>
-  <w:style w:type="table" w:styleId="801">
+  <w:style w:type="table" w:styleId="803">
     <w:name w:val="Grid Table 2 - Accent 6"/>
-    <w:basedOn w:val="967"/>
+    <w:basedOn w:val="969"/>
     <w:uiPriority w:val="99"/>
     <w:pPr>
       <w:pBdr/>
@@ -14827,9 +14862,9 @@
       </w:tcPr>
     </w:tblStylePr>
   </w:style>
-  <w:style w:type="table" w:styleId="802">
+  <w:style w:type="table" w:styleId="804">
     <w:name w:val="Grid Table 3"/>
-    <w:basedOn w:val="967"/>
+    <w:basedOn w:val="969"/>
     <w:uiPriority w:val="99"/>
     <w:pPr>
       <w:pBdr/>
@@ -15072,9 +15107,9 @@
       </w:tcPr>
     </w:tblStylePr>
   </w:style>
-  <w:style w:type="table" w:styleId="803">
+  <w:style w:type="table" w:styleId="805">
     <w:name w:val="Grid Table 3 - Accent 1"/>
-    <w:basedOn w:val="967"/>
+    <w:basedOn w:val="969"/>
     <w:uiPriority w:val="99"/>
     <w:pPr>
       <w:pBdr/>
@@ -15317,9 +15352,9 @@
       </w:tcPr>
     </w:tblStylePr>
   </w:style>
-  <w:style w:type="table" w:styleId="804">
+  <w:style w:type="table" w:styleId="806">
     <w:name w:val="Grid Table 3 - Accent 2"/>
-    <w:basedOn w:val="967"/>
+    <w:basedOn w:val="969"/>
     <w:uiPriority w:val="99"/>
     <w:pPr>
       <w:pBdr/>
@@ -15562,9 +15597,9 @@
       </w:tcPr>
     </w:tblStylePr>
   </w:style>
-  <w:style w:type="table" w:styleId="805">
+  <w:style w:type="table" w:styleId="807">
     <w:name w:val="Grid Table 3 - Accent 3"/>
-    <w:basedOn w:val="967"/>
+    <w:basedOn w:val="969"/>
     <w:uiPriority w:val="99"/>
     <w:pPr>
       <w:pBdr/>
@@ -15807,9 +15842,9 @@
       </w:tcPr>
     </w:tblStylePr>
   </w:style>
-  <w:style w:type="table" w:styleId="806">
+  <w:style w:type="table" w:styleId="808">
     <w:name w:val="Grid Table 3 - Accent 4"/>
-    <w:basedOn w:val="967"/>
+    <w:basedOn w:val="969"/>
     <w:uiPriority w:val="99"/>
     <w:pPr>
       <w:pBdr/>
@@ -16052,9 +16087,9 @@
       </w:tcPr>
     </w:tblStylePr>
   </w:style>
-  <w:style w:type="table" w:styleId="807">
+  <w:style w:type="table" w:styleId="809">
     <w:name w:val="Grid Table 3 - Accent 5"/>
-    <w:basedOn w:val="967"/>
+    <w:basedOn w:val="969"/>
     <w:uiPriority w:val="99"/>
     <w:pPr>
       <w:pBdr/>
@@ -16297,9 +16332,9 @@
       </w:tcPr>
     </w:tblStylePr>
   </w:style>
-  <w:style w:type="table" w:styleId="808">
+  <w:style w:type="table" w:styleId="810">
     <w:name w:val="Grid Table 3 - Accent 6"/>
-    <w:basedOn w:val="967"/>
+    <w:basedOn w:val="969"/>
     <w:uiPriority w:val="99"/>
     <w:pPr>
       <w:pBdr/>
@@ -16542,9 +16577,9 @@
       </w:tcPr>
     </w:tblStylePr>
   </w:style>
-  <w:style w:type="table" w:styleId="809">
+  <w:style w:type="table" w:styleId="811">
     <w:name w:val="Grid Table 4"/>
-    <w:basedOn w:val="967"/>
+    <w:basedOn w:val="969"/>
     <w:uiPriority w:val="59"/>
     <w:pPr>
       <w:pBdr/>
@@ -16775,9 +16810,9 @@
       </w:tcPr>
     </w:tblStylePr>
   </w:style>
-  <w:style w:type="table" w:styleId="810">
+  <w:style w:type="table" w:styleId="812">
     <w:name w:val="Grid Table 4 - Accent 1"/>
-    <w:basedOn w:val="967"/>
+    <w:basedOn w:val="969"/>
     <w:uiPriority w:val="59"/>
     <w:pPr>
       <w:pBdr/>
@@ -17008,9 +17043,9 @@
       </w:tcPr>
     </w:tblStylePr>
   </w:style>
-  <w:style w:type="table" w:styleId="811">
+  <w:style w:type="table" w:styleId="813">
     <w:name w:val="Grid Table 4 - Accent 2"/>
-    <w:basedOn w:val="967"/>
+    <w:basedOn w:val="969"/>
     <w:uiPriority w:val="59"/>
     <w:pPr>
       <w:pBdr/>
@@ -17241,9 +17276,9 @@
       </w:tcPr>
     </w:tblStylePr>
   </w:style>
-  <w:style w:type="table" w:styleId="812">
+  <w:style w:type="table" w:styleId="814">
     <w:name w:val="Grid Table 4 - Accent 3"/>
-    <w:basedOn w:val="967"/>
+    <w:basedOn w:val="969"/>
     <w:uiPriority w:val="59"/>
     <w:pPr>
       <w:pBdr/>
@@ -17474,9 +17509,9 @@
       </w:tcPr>
     </w:tblStylePr>
   </w:style>
-  <w:style w:type="table" w:styleId="813">
+  <w:style w:type="table" w:styleId="815">
     <w:name w:val="Grid Table 4 - Accent 4"/>
-    <w:basedOn w:val="967"/>
+    <w:basedOn w:val="969"/>
     <w:uiPriority w:val="59"/>
     <w:pPr>
       <w:pBdr/>
@@ -17707,9 +17742,9 @@
       </w:tcPr>
     </w:tblStylePr>
   </w:style>
-  <w:style w:type="table" w:styleId="814">
+  <w:style w:type="table" w:styleId="816">
     <w:name w:val="Grid Table 4 - Accent 5"/>
-    <w:basedOn w:val="967"/>
+    <w:basedOn w:val="969"/>
     <w:uiPriority w:val="59"/>
     <w:pPr>
       <w:pBdr/>
@@ -17940,9 +17975,9 @@
       </w:tcPr>
     </w:tblStylePr>
   </w:style>
-  <w:style w:type="table" w:styleId="815">
+  <w:style w:type="table" w:styleId="817">
     <w:name w:val="Grid Table 4 - Accent 6"/>
-    <w:basedOn w:val="967"/>
+    <w:basedOn w:val="969"/>
     <w:uiPriority w:val="59"/>
     <w:pPr>
       <w:pBdr/>
@@ -18173,9 +18208,9 @@
       </w:tcPr>
     </w:tblStylePr>
   </w:style>
-  <w:style w:type="table" w:styleId="816">
+  <w:style w:type="table" w:styleId="818">
     <w:name w:val="Grid Table 5 Dark"/>
-    <w:basedOn w:val="967"/>
+    <w:basedOn w:val="969"/>
     <w:uiPriority w:val="99"/>
     <w:pPr>
       <w:pBdr/>
@@ -18401,9 +18436,9 @@
       </w:tcPr>
     </w:tblStylePr>
   </w:style>
-  <w:style w:type="table" w:styleId="817">
+  <w:style w:type="table" w:styleId="819">
     <w:name w:val="Grid Table 5 Dark- Accent 1"/>
-    <w:basedOn w:val="967"/>
+    <w:basedOn w:val="969"/>
     <w:uiPriority w:val="99"/>
     <w:pPr>
       <w:pBdr/>
@@ -18629,9 +18664,9 @@
       </w:tcPr>
     </w:tblStylePr>
   </w:style>
-  <w:style w:type="table" w:styleId="818">
+  <w:style w:type="table" w:styleId="820">
     <w:name w:val="Grid Table 5 Dark - Accent 2"/>
-    <w:basedOn w:val="967"/>
+    <w:basedOn w:val="969"/>
     <w:uiPriority w:val="99"/>
     <w:pPr>
       <w:pBdr/>
@@ -18857,9 +18892,9 @@
       </w:tcPr>
     </w:tblStylePr>
   </w:style>
-  <w:style w:type="table" w:styleId="819">
+  <w:style w:type="table" w:styleId="821">
     <w:name w:val="Grid Table 5 Dark - Accent 3"/>
-    <w:basedOn w:val="967"/>
+    <w:basedOn w:val="969"/>
     <w:uiPriority w:val="99"/>
     <w:pPr>
       <w:pBdr/>
@@ -19085,9 +19120,9 @@
       </w:tcPr>
     </w:tblStylePr>
   </w:style>
-  <w:style w:type="table" w:styleId="820">
+  <w:style w:type="table" w:styleId="822">
     <w:name w:val="Grid Table 5 Dark- Accent 4"/>
-    <w:basedOn w:val="967"/>
+    <w:basedOn w:val="969"/>
     <w:uiPriority w:val="99"/>
     <w:pPr>
       <w:pBdr/>
@@ -19313,9 +19348,9 @@
       </w:tcPr>
     </w:tblStylePr>
   </w:style>
-  <w:style w:type="table" w:styleId="821">
+  <w:style w:type="table" w:styleId="823">
     <w:name w:val="Grid Table 5 Dark - Accent 5"/>
-    <w:basedOn w:val="967"/>
+    <w:basedOn w:val="969"/>
     <w:uiPriority w:val="99"/>
     <w:pPr>
       <w:pBdr/>
@@ -19541,9 +19576,9 @@
       </w:tcPr>
     </w:tblStylePr>
   </w:style>
-  <w:style w:type="table" w:styleId="822">
+  <w:style w:type="table" w:styleId="824">
     <w:name w:val="Grid Table 5 Dark - Accent 6"/>
-    <w:basedOn w:val="967"/>
+    <w:basedOn w:val="969"/>
     <w:uiPriority w:val="99"/>
     <w:pPr>
       <w:pBdr/>
@@ -19769,9 +19804,9 @@
       </w:tcPr>
     </w:tblStylePr>
   </w:style>
-  <w:style w:type="table" w:styleId="823">
+  <w:style w:type="table" w:styleId="825">
     <w:name w:val="Grid Table 6 Colorful"/>
-    <w:basedOn w:val="967"/>
+    <w:basedOn w:val="969"/>
     <w:uiPriority w:val="99"/>
     <w:pPr>
       <w:pBdr/>
@@ -19999,9 +20034,9 @@
       </w:tcPr>
     </w:tblStylePr>
   </w:style>
-  <w:style w:type="table" w:styleId="824">
+  <w:style w:type="table" w:styleId="826">
     <w:name w:val="Grid Table 6 Colorful - Accent 1"/>
-    <w:basedOn w:val="967"/>
+    <w:basedOn w:val="969"/>
     <w:uiPriority w:val="99"/>
     <w:pPr>
       <w:pBdr/>
@@ -20229,9 +20264,9 @@
       </w:tcPr>
     </w:tblStylePr>
   </w:style>
-  <w:style w:type="table" w:styleId="825">
+  <w:style w:type="table" w:styleId="827">
     <w:name w:val="Grid Table 6 Colorful - Accent 2"/>
-    <w:basedOn w:val="967"/>
+    <w:basedOn w:val="969"/>
     <w:uiPriority w:val="99"/>
     <w:pPr>
       <w:pBdr/>
@@ -20459,9 +20494,9 @@
       </w:tcPr>
     </w:tblStylePr>
   </w:style>
-  <w:style w:type="table" w:styleId="826">
+  <w:style w:type="table" w:styleId="828">
     <w:name w:val="Grid Table 6 Colorful - Accent 3"/>
-    <w:basedOn w:val="967"/>
+    <w:basedOn w:val="969"/>
     <w:uiPriority w:val="99"/>
     <w:pPr>
       <w:pBdr/>
@@ -20689,9 +20724,9 @@
       </w:tcPr>
     </w:tblStylePr>
   </w:style>
-  <w:style w:type="table" w:styleId="827">
+  <w:style w:type="table" w:styleId="829">
     <w:name w:val="Grid Table 6 Colorful - Accent 4"/>
-    <w:basedOn w:val="967"/>
+    <w:basedOn w:val="969"/>
     <w:uiPriority w:val="99"/>
     <w:pPr>
       <w:pBdr/>
@@ -20919,9 +20954,9 @@
       </w:tcPr>
     </w:tblStylePr>
   </w:style>
-  <w:style w:type="table" w:styleId="828">
+  <w:style w:type="table" w:styleId="830">
     <w:name w:val="Grid Table 6 Colorful - Accent 5"/>
-    <w:basedOn w:val="967"/>
+    <w:basedOn w:val="969"/>
     <w:uiPriority w:val="99"/>
     <w:pPr>
       <w:pBdr/>
@@ -21149,9 +21184,9 @@
       </w:tcPr>
     </w:tblStylePr>
   </w:style>
-  <w:style w:type="table" w:styleId="829">
+  <w:style w:type="table" w:styleId="831">
     <w:name w:val="Grid Table 6 Colorful - Accent 6"/>
-    <w:basedOn w:val="967"/>
+    <w:basedOn w:val="969"/>
     <w:uiPriority w:val="99"/>
     <w:pPr>
       <w:pBdr/>
@@ -21379,9 +21414,9 @@
       </w:tcPr>
     </w:tblStylePr>
   </w:style>
-  <w:style w:type="table" w:styleId="830">
+  <w:style w:type="table" w:styleId="832">
     <w:name w:val="Grid Table 7 Colorful"/>
-    <w:basedOn w:val="967"/>
+    <w:basedOn w:val="969"/>
     <w:uiPriority w:val="99"/>
     <w:pPr>
       <w:pBdr/>
@@ -21633,9 +21668,9 @@
       </w:tcPr>
     </w:tblStylePr>
   </w:style>
-  <w:style w:type="table" w:styleId="831">
+  <w:style w:type="table" w:styleId="833">
     <w:name w:val="Grid Table 7 Colorful - Accent 1"/>
-    <w:basedOn w:val="967"/>
+    <w:basedOn w:val="969"/>
     <w:uiPriority w:val="99"/>
     <w:pPr>
       <w:pBdr/>
@@ -21887,9 +21922,9 @@
       </w:tcPr>
     </w:tblStylePr>
   </w:style>
-  <w:style w:type="table" w:styleId="832">
+  <w:style w:type="table" w:styleId="834">
     <w:name w:val="Grid Table 7 Colorful - Accent 2"/>
-    <w:basedOn w:val="967"/>
+    <w:basedOn w:val="969"/>
     <w:uiPriority w:val="99"/>
     <w:pPr>
       <w:pBdr/>
@@ -22141,9 +22176,9 @@
       </w:tcPr>
     </w:tblStylePr>
   </w:style>
-  <w:style w:type="table" w:styleId="833">
+  <w:style w:type="table" w:styleId="835">
     <w:name w:val="Grid Table 7 Colorful - Accent 3"/>
-    <w:basedOn w:val="967"/>
+    <w:basedOn w:val="969"/>
     <w:uiPriority w:val="99"/>
     <w:pPr>
       <w:pBdr/>
@@ -22395,9 +22430,9 @@
       </w:tcPr>
     </w:tblStylePr>
   </w:style>
-  <w:style w:type="table" w:styleId="834">
+  <w:style w:type="table" w:styleId="836">
     <w:name w:val="Grid Table 7 Colorful - Accent 4"/>
-    <w:basedOn w:val="967"/>
+    <w:basedOn w:val="969"/>
     <w:uiPriority w:val="99"/>
     <w:pPr>
       <w:pBdr/>
@@ -22649,9 +22684,9 @@
       </w:tcPr>
     </w:tblStylePr>
   </w:style>
-  <w:style w:type="table" w:styleId="835">
+  <w:style w:type="table" w:styleId="837">
     <w:name w:val="Grid Table 7 Colorful - Accent 5"/>
-    <w:basedOn w:val="967"/>
+    <w:basedOn w:val="969"/>
     <w:uiPriority w:val="99"/>
     <w:pPr>
       <w:pBdr/>
@@ -22903,9 +22938,9 @@
       </w:tcPr>
     </w:tblStylePr>
   </w:style>
-  <w:style w:type="table" w:styleId="836">
+  <w:style w:type="table" w:styleId="838">
     <w:name w:val="Grid Table 7 Colorful - Accent 6"/>
-    <w:basedOn w:val="967"/>
+    <w:basedOn w:val="969"/>
     <w:uiPriority w:val="99"/>
     <w:pPr>
       <w:pBdr/>
@@ -23157,9 +23192,9 @@
       </w:tcPr>
     </w:tblStylePr>
   </w:style>
-  <w:style w:type="table" w:styleId="837">
+  <w:style w:type="table" w:styleId="839">
     <w:name w:val="List Table 1 Light"/>
-    <w:basedOn w:val="967"/>
+    <w:basedOn w:val="969"/>
     <w:uiPriority w:val="99"/>
     <w:pPr>
       <w:pBdr/>
@@ -23373,9 +23408,9 @@
       </w:tcPr>
     </w:tblStylePr>
   </w:style>
-  <w:style w:type="table" w:styleId="838">
+  <w:style w:type="table" w:styleId="840">
     <w:name w:val="List Table 1 Light - Accent 1"/>
-    <w:basedOn w:val="967"/>
+    <w:basedOn w:val="969"/>
     <w:uiPriority w:val="99"/>
     <w:pPr>
       <w:pBdr/>
@@ -23589,9 +23624,9 @@
       </w:tcPr>
     </w:tblStylePr>
   </w:style>
-  <w:style w:type="table" w:styleId="839">
+  <w:style w:type="table" w:styleId="841">
     <w:name w:val="List Table 1 Light - Accent 2"/>
-    <w:basedOn w:val="967"/>
+    <w:basedOn w:val="969"/>
     <w:uiPriority w:val="99"/>
     <w:pPr>
       <w:pBdr/>
@@ -23805,9 +23840,9 @@
       </w:tcPr>
     </w:tblStylePr>
   </w:style>
-  <w:style w:type="table" w:styleId="840">
+  <w:style w:type="table" w:styleId="842">
     <w:name w:val="List Table 1 Light - Accent 3"/>
-    <w:basedOn w:val="967"/>
+    <w:basedOn w:val="969"/>
     <w:uiPriority w:val="99"/>
     <w:pPr>
       <w:pBdr/>
@@ -24021,9 +24056,9 @@
       </w:tcPr>
     </w:tblStylePr>
   </w:style>
-  <w:style w:type="table" w:styleId="841">
+  <w:style w:type="table" w:styleId="843">
     <w:name w:val="List Table 1 Light - Accent 4"/>
-    <w:basedOn w:val="967"/>
+    <w:basedOn w:val="969"/>
     <w:uiPriority w:val="99"/>
     <w:pPr>
       <w:pBdr/>
@@ -24237,9 +24272,9 @@
       </w:tcPr>
     </w:tblStylePr>
   </w:style>
-  <w:style w:type="table" w:styleId="842">
+  <w:style w:type="table" w:styleId="844">
     <w:name w:val="List Table 1 Light - Accent 5"/>
-    <w:basedOn w:val="967"/>
+    <w:basedOn w:val="969"/>
     <w:uiPriority w:val="99"/>
     <w:pPr>
       <w:pBdr/>
@@ -24453,9 +24488,9 @@
       </w:tcPr>
     </w:tblStylePr>
   </w:style>
-  <w:style w:type="table" w:styleId="843">
+  <w:style w:type="table" w:styleId="845">
     <w:name w:val="List Table 1 Light - Accent 6"/>
-    <w:basedOn w:val="967"/>
+    <w:basedOn w:val="969"/>
     <w:uiPriority w:val="99"/>
     <w:pPr>
       <w:pBdr/>
@@ -24669,9 +24704,9 @@
       </w:tcPr>
     </w:tblStylePr>
   </w:style>
-  <w:style w:type="table" w:styleId="844">
+  <w:style w:type="table" w:styleId="846">
     <w:name w:val="List Table 2"/>
-    <w:basedOn w:val="967"/>
+    <w:basedOn w:val="969"/>
     <w:uiPriority w:val="99"/>
     <w:pPr>
       <w:pBdr/>
@@ -24907,9 +24942,9 @@
       </w:tcPr>
     </w:tblStylePr>
   </w:style>
-  <w:style w:type="table" w:styleId="845">
+  <w:style w:type="table" w:styleId="847">
     <w:name w:val="List Table 2 - Accent 1"/>
-    <w:basedOn w:val="967"/>
+    <w:basedOn w:val="969"/>
     <w:uiPriority w:val="99"/>
     <w:pPr>
       <w:pBdr/>
@@ -25145,9 +25180,9 @@
       </w:tcPr>
     </w:tblStylePr>
   </w:style>
-  <w:style w:type="table" w:styleId="846">
+  <w:style w:type="table" w:styleId="848">
     <w:name w:val="List Table 2 - Accent 2"/>
-    <w:basedOn w:val="967"/>
+    <w:basedOn w:val="969"/>
     <w:uiPriority w:val="99"/>
     <w:pPr>
       <w:pBdr/>
@@ -25383,9 +25418,9 @@
       </w:tcPr>
     </w:tblStylePr>
   </w:style>
-  <w:style w:type="table" w:styleId="847">
+  <w:style w:type="table" w:styleId="849">
     <w:name w:val="List Table 2 - Accent 3"/>
-    <w:basedOn w:val="967"/>
+    <w:basedOn w:val="969"/>
     <w:uiPriority w:val="99"/>
     <w:pPr>
       <w:pBdr/>
@@ -25621,9 +25656,9 @@
       </w:tcPr>
     </w:tblStylePr>
   </w:style>
-  <w:style w:type="table" w:styleId="848">
+  <w:style w:type="table" w:styleId="850">
     <w:name w:val="List Table 2 - Accent 4"/>
-    <w:basedOn w:val="967"/>
+    <w:basedOn w:val="969"/>
     <w:uiPriority w:val="99"/>
     <w:pPr>
       <w:pBdr/>
@@ -25859,9 +25894,9 @@
       </w:tcPr>
     </w:tblStylePr>
   </w:style>
-  <w:style w:type="table" w:styleId="849">
+  <w:style w:type="table" w:styleId="851">
     <w:name w:val="List Table 2 - Accent 5"/>
-    <w:basedOn w:val="967"/>
+    <w:basedOn w:val="969"/>
     <w:uiPriority w:val="99"/>
     <w:pPr>
       <w:pBdr/>
@@ -26097,9 +26132,9 @@
       </w:tcPr>
     </w:tblStylePr>
   </w:style>
-  <w:style w:type="table" w:styleId="850">
+  <w:style w:type="table" w:styleId="852">
     <w:name w:val="List Table 2 - Accent 6"/>
-    <w:basedOn w:val="967"/>
+    <w:basedOn w:val="969"/>
     <w:uiPriority w:val="99"/>
     <w:pPr>
       <w:pBdr/>
@@ -26335,9 +26370,9 @@
       </w:tcPr>
     </w:tblStylePr>
   </w:style>
-  <w:style w:type="table" w:styleId="851">
+  <w:style w:type="table" w:styleId="853">
     <w:name w:val="List Table 3"/>
-    <w:basedOn w:val="967"/>
+    <w:basedOn w:val="969"/>
     <w:uiPriority w:val="99"/>
     <w:pPr>
       <w:pBdr/>
@@ -26563,9 +26598,9 @@
       </w:tcPr>
     </w:tblStylePr>
   </w:style>
-  <w:style w:type="table" w:styleId="852">
+  <w:style w:type="table" w:styleId="854">
     <w:name w:val="List Table 3 - Accent 1"/>
-    <w:basedOn w:val="967"/>
+    <w:basedOn w:val="969"/>
     <w:uiPriority w:val="99"/>
     <w:pPr>
       <w:pBdr/>
@@ -26791,9 +26826,9 @@
       </w:tcPr>
     </w:tblStylePr>
   </w:style>
-  <w:style w:type="table" w:styleId="853">
+  <w:style w:type="table" w:styleId="855">
     <w:name w:val="List Table 3 - Accent 2"/>
-    <w:basedOn w:val="967"/>
+    <w:basedOn w:val="969"/>
     <w:uiPriority w:val="99"/>
     <w:pPr>
       <w:pBdr/>
@@ -27019,9 +27054,9 @@
       </w:tcPr>
     </w:tblStylePr>
   </w:style>
-  <w:style w:type="table" w:styleId="854">
+  <w:style w:type="table" w:styleId="856">
     <w:name w:val="List Table 3 - Accent 3"/>
-    <w:basedOn w:val="967"/>
+    <w:basedOn w:val="969"/>
     <w:uiPriority w:val="99"/>
     <w:pPr>
       <w:pBdr/>
@@ -27247,9 +27282,9 @@
       </w:tcPr>
     </w:tblStylePr>
   </w:style>
-  <w:style w:type="table" w:styleId="855">
+  <w:style w:type="table" w:styleId="857">
     <w:name w:val="List Table 3 - Accent 4"/>
-    <w:basedOn w:val="967"/>
+    <w:basedOn w:val="969"/>
     <w:uiPriority w:val="99"/>
     <w:pPr>
       <w:pBdr/>
@@ -27475,9 +27510,9 @@
       </w:tcPr>
     </w:tblStylePr>
   </w:style>
-  <w:style w:type="table" w:styleId="856">
+  <w:style w:type="table" w:styleId="858">
     <w:name w:val="List Table 3 - Accent 5"/>
-    <w:basedOn w:val="967"/>
+    <w:basedOn w:val="969"/>
     <w:uiPriority w:val="99"/>
     <w:pPr>
       <w:pBdr/>
@@ -27703,9 +27738,9 @@
       </w:tcPr>
     </w:tblStylePr>
   </w:style>
-  <w:style w:type="table" w:styleId="857">
+  <w:style w:type="table" w:styleId="859">
     <w:name w:val="List Table 3 - Accent 6"/>
-    <w:basedOn w:val="967"/>
+    <w:basedOn w:val="969"/>
     <w:uiPriority w:val="99"/>
     <w:pPr>
       <w:pBdr/>
@@ -27931,9 +27966,9 @@
       </w:tcPr>
     </w:tblStylePr>
   </w:style>
-  <w:style w:type="table" w:styleId="858">
+  <w:style w:type="table" w:styleId="860">
     <w:name w:val="List Table 4"/>
-    <w:basedOn w:val="967"/>
+    <w:basedOn w:val="969"/>
     <w:uiPriority w:val="99"/>
     <w:pPr>
       <w:pBdr/>
@@ -28156,9 +28191,9 @@
       </w:tcPr>
     </w:tblStylePr>
   </w:style>
-  <w:style w:type="table" w:styleId="859">
+  <w:style w:type="table" w:styleId="861">
     <w:name w:val="List Table 4 - Accent 1"/>
-    <w:basedOn w:val="967"/>
+    <w:basedOn w:val="969"/>
     <w:uiPriority w:val="99"/>
     <w:pPr>
       <w:pBdr/>
@@ -28381,9 +28416,9 @@
       </w:tcPr>
     </w:tblStylePr>
   </w:style>
-  <w:style w:type="table" w:styleId="860">
+  <w:style w:type="table" w:styleId="862">
     <w:name w:val="List Table 4 - Accent 2"/>
-    <w:basedOn w:val="967"/>
+    <w:basedOn w:val="969"/>
     <w:uiPriority w:val="99"/>
     <w:pPr>
       <w:pBdr/>
@@ -28606,9 +28641,9 @@
       </w:tcPr>
     </w:tblStylePr>
   </w:style>
-  <w:style w:type="table" w:styleId="861">
+  <w:style w:type="table" w:styleId="863">
     <w:name w:val="List Table 4 - Accent 3"/>
-    <w:basedOn w:val="967"/>
+    <w:basedOn w:val="969"/>
     <w:uiPriority w:val="99"/>
     <w:pPr>
       <w:pBdr/>
@@ -28831,9 +28866,9 @@
       </w:tcPr>
     </w:tblStylePr>
   </w:style>
-  <w:style w:type="table" w:styleId="862">
+  <w:style w:type="table" w:styleId="864">
     <w:name w:val="List Table 4 - Accent 4"/>
-    <w:basedOn w:val="967"/>
+    <w:basedOn w:val="969"/>
     <w:uiPriority w:val="99"/>
     <w:pPr>
       <w:pBdr/>
@@ -29056,9 +29091,9 @@
       </w:tcPr>
     </w:tblStylePr>
   </w:style>
-  <w:style w:type="table" w:styleId="863">
+  <w:style w:type="table" w:styleId="865">
     <w:name w:val="List Table 4 - Accent 5"/>
-    <w:basedOn w:val="967"/>
+    <w:basedOn w:val="969"/>
     <w:uiPriority w:val="99"/>
     <w:pPr>
       <w:pBdr/>
@@ -29281,9 +29316,9 @@
       </w:tcPr>
     </w:tblStylePr>
   </w:style>
-  <w:style w:type="table" w:styleId="864">
+  <w:style w:type="table" w:styleId="866">
     <w:name w:val="List Table 4 - Accent 6"/>
-    <w:basedOn w:val="967"/>
+    <w:basedOn w:val="969"/>
     <w:uiPriority w:val="99"/>
     <w:pPr>
       <w:pBdr/>
@@ -29506,9 +29541,9 @@
       </w:tcPr>
     </w:tblStylePr>
   </w:style>
-  <w:style w:type="table" w:styleId="865">
+  <w:style w:type="table" w:styleId="867">
     <w:name w:val="List Table 5 Dark"/>
-    <w:basedOn w:val="967"/>
+    <w:basedOn w:val="969"/>
     <w:uiPriority w:val="99"/>
     <w:pPr>
       <w:pBdr/>
@@ -29748,9 +29783,9 @@
       </w:tcPr>
     </w:tblStylePr>
   </w:style>
-  <w:style w:type="table" w:styleId="866">
+  <w:style w:type="table" w:styleId="868">
     <w:name w:val="List Table 5 Dark - Accent 1"/>
-    <w:basedOn w:val="967"/>
+    <w:basedOn w:val="969"/>
     <w:uiPriority w:val="99"/>
     <w:pPr>
       <w:pBdr/>
@@ -29990,9 +30025,9 @@
       </w:tcPr>
     </w:tblStylePr>
   </w:style>
-  <w:style w:type="table" w:styleId="867">
+  <w:style w:type="table" w:styleId="869">
     <w:name w:val="List Table 5 Dark - Accent 2"/>
-    <w:basedOn w:val="967"/>
+    <w:basedOn w:val="969"/>
     <w:uiPriority w:val="99"/>
     <w:pPr>
       <w:pBdr/>
@@ -30232,9 +30267,9 @@
       </w:tcPr>
     </w:tblStylePr>
   </w:style>
-  <w:style w:type="table" w:styleId="868">
+  <w:style w:type="table" w:styleId="870">
     <w:name w:val="List Table 5 Dark - Accent 3"/>
-    <w:basedOn w:val="967"/>
+    <w:basedOn w:val="969"/>
     <w:uiPriority w:val="99"/>
     <w:pPr>
       <w:pBdr/>
@@ -30474,9 +30509,9 @@
       </w:tcPr>
     </w:tblStylePr>
   </w:style>
-  <w:style w:type="table" w:styleId="869">
+  <w:style w:type="table" w:styleId="871">
     <w:name w:val="List Table 5 Dark - Accent 4"/>
-    <w:basedOn w:val="967"/>
+    <w:basedOn w:val="969"/>
     <w:uiPriority w:val="99"/>
     <w:pPr>
       <w:pBdr/>
@@ -30716,9 +30751,9 @@
       </w:tcPr>
     </w:tblStylePr>
   </w:style>
-  <w:style w:type="table" w:styleId="870">
+  <w:style w:type="table" w:styleId="872">
     <w:name w:val="List Table 5 Dark - Accent 5"/>
-    <w:basedOn w:val="967"/>
+    <w:basedOn w:val="969"/>
     <w:uiPriority w:val="99"/>
     <w:pPr>
       <w:pBdr/>
@@ -30958,9 +30993,9 @@
       </w:tcPr>
     </w:tblStylePr>
   </w:style>
-  <w:style w:type="table" w:styleId="871">
+  <w:style w:type="table" w:styleId="873">
     <w:name w:val="List Table 5 Dark - Accent 6"/>
-    <w:basedOn w:val="967"/>
+    <w:basedOn w:val="969"/>
     <w:uiPriority w:val="99"/>
     <w:pPr>
       <w:pBdr/>
@@ -31200,9 +31235,9 @@
       </w:tcPr>
     </w:tblStylePr>
   </w:style>
-  <w:style w:type="table" w:styleId="872">
+  <w:style w:type="table" w:styleId="874">
     <w:name w:val="List Table 6 Colorful"/>
-    <w:basedOn w:val="967"/>
+    <w:basedOn w:val="969"/>
     <w:uiPriority w:val="99"/>
     <w:pPr>
       <w:pBdr/>
@@ -31423,9 +31458,9 @@
       </w:tcPr>
     </w:tblStylePr>
   </w:style>
-  <w:style w:type="table" w:styleId="873">
+  <w:style w:type="table" w:styleId="875">
     <w:name w:val="List Table 6 Colorful - Accent 1"/>
-    <w:basedOn w:val="967"/>
+    <w:basedOn w:val="969"/>
     <w:uiPriority w:val="99"/>
     <w:pPr>
       <w:pBdr/>
@@ -31646,9 +31681,9 @@
       </w:tcPr>
     </w:tblStylePr>
   </w:style>
-  <w:style w:type="table" w:styleId="874">
+  <w:style w:type="table" w:styleId="876">
     <w:name w:val="List Table 6 Colorful - Accent 2"/>
-    <w:basedOn w:val="967"/>
+    <w:basedOn w:val="969"/>
     <w:uiPriority w:val="99"/>
     <w:pPr>
       <w:pBdr/>
@@ -31869,9 +31904,9 @@
       </w:tcPr>
     </w:tblStylePr>
   </w:style>
-  <w:style w:type="table" w:styleId="875">
+  <w:style w:type="table" w:styleId="877">
     <w:name w:val="List Table 6 Colorful - Accent 3"/>
-    <w:basedOn w:val="967"/>
+    <w:basedOn w:val="969"/>
     <w:uiPriority w:val="99"/>
     <w:pPr>
       <w:pBdr/>
@@ -32092,9 +32127,9 @@
       </w:tcPr>
     </w:tblStylePr>
   </w:style>
-  <w:style w:type="table" w:styleId="876">
+  <w:style w:type="table" w:styleId="878">
     <w:name w:val="List Table 6 Colorful - Accent 4"/>
-    <w:basedOn w:val="967"/>
+    <w:basedOn w:val="969"/>
     <w:uiPriority w:val="99"/>
     <w:pPr>
       <w:pBdr/>
@@ -32315,9 +32350,9 @@
       </w:tcPr>
     </w:tblStylePr>
   </w:style>
-  <w:style w:type="table" w:styleId="877">
+  <w:style w:type="table" w:styleId="879">
     <w:name w:val="List Table 6 Colorful - Accent 5"/>
-    <w:basedOn w:val="967"/>
+    <w:basedOn w:val="969"/>
     <w:uiPriority w:val="99"/>
     <w:pPr>
       <w:pBdr/>
@@ -32538,9 +32573,9 @@
       </w:tcPr>
     </w:tblStylePr>
   </w:style>
-  <w:style w:type="table" w:styleId="878">
+  <w:style w:type="table" w:styleId="880">
     <w:name w:val="List Table 6 Colorful - Accent 6"/>
-    <w:basedOn w:val="967"/>
+    <w:basedOn w:val="969"/>
     <w:uiPriority w:val="99"/>
     <w:pPr>
       <w:pBdr/>
@@ -32761,9 +32796,9 @@
       </w:tcPr>
     </w:tblStylePr>
   </w:style>
-  <w:style w:type="table" w:styleId="879">
+  <w:style w:type="table" w:styleId="881">
     <w:name w:val="List Table 7 Colorful"/>
-    <w:basedOn w:val="967"/>
+    <w:basedOn w:val="969"/>
     <w:uiPriority w:val="99"/>
     <w:pPr>
       <w:pBdr/>
@@ -33017,9 +33052,9 @@
       </w:tcPr>
     </w:tblStylePr>
   </w:style>
-  <w:style w:type="table" w:styleId="880">
+  <w:style w:type="table" w:styleId="882">
     <w:name w:val="List Table 7 Colorful - Accent 1"/>
-    <w:basedOn w:val="967"/>
+    <w:basedOn w:val="969"/>
     <w:uiPriority w:val="99"/>
     <w:pPr>
       <w:pBdr/>
@@ -33273,9 +33308,9 @@
       </w:tcPr>
     </w:tblStylePr>
   </w:style>
-  <w:style w:type="table" w:styleId="881">
+  <w:style w:type="table" w:styleId="883">
     <w:name w:val="List Table 7 Colorful - Accent 2"/>
-    <w:basedOn w:val="967"/>
+    <w:basedOn w:val="969"/>
     <w:uiPriority w:val="99"/>
     <w:pPr>
       <w:pBdr/>
@@ -33529,9 +33564,9 @@
       </w:tcPr>
     </w:tblStylePr>
   </w:style>
-  <w:style w:type="table" w:styleId="882">
+  <w:style w:type="table" w:styleId="884">
     <w:name w:val="List Table 7 Colorful - Accent 3"/>
-    <w:basedOn w:val="967"/>
+    <w:basedOn w:val="969"/>
     <w:uiPriority w:val="99"/>
     <w:pPr>
       <w:pBdr/>
@@ -33785,9 +33820,9 @@
       </w:tcPr>
     </w:tblStylePr>
   </w:style>
-  <w:style w:type="table" w:styleId="883">
+  <w:style w:type="table" w:styleId="885">
     <w:name w:val="List Table 7 Colorful - Accent 4"/>
-    <w:basedOn w:val="967"/>
+    <w:basedOn w:val="969"/>
     <w:uiPriority w:val="99"/>
     <w:pPr>
       <w:pBdr/>
@@ -34041,9 +34076,9 @@
       </w:tcPr>
     </w:tblStylePr>
   </w:style>
-  <w:style w:type="table" w:styleId="884">
+  <w:style w:type="table" w:styleId="886">
     <w:name w:val="List Table 7 Colorful - Accent 5"/>
-    <w:basedOn w:val="967"/>
+    <w:basedOn w:val="969"/>
     <w:uiPriority w:val="99"/>
     <w:pPr>
       <w:pBdr/>
@@ -34297,9 +34332,9 @@
       </w:tcPr>
     </w:tblStylePr>
   </w:style>
-  <w:style w:type="table" w:styleId="885">
+  <w:style w:type="table" w:styleId="887">
     <w:name w:val="List Table 7 Colorful - Accent 6"/>
-    <w:basedOn w:val="967"/>
+    <w:basedOn w:val="969"/>
     <w:uiPriority w:val="99"/>
     <w:pPr>
       <w:pBdr/>
@@ -34553,9 +34588,9 @@
       </w:tcPr>
     </w:tblStylePr>
   </w:style>
-  <w:style w:type="table" w:styleId="886">
+  <w:style w:type="table" w:styleId="888">
     <w:name w:val="Lined - Accent"/>
-    <w:basedOn w:val="967"/>
+    <w:basedOn w:val="969"/>
     <w:uiPriority w:val="99"/>
     <w:pPr>
       <w:pBdr/>
@@ -34790,9 +34825,9 @@
       </w:tcPr>
     </w:tblStylePr>
   </w:style>
-  <w:style w:type="table" w:styleId="887">
+  <w:style w:type="table" w:styleId="889">
     <w:name w:val="Lined - Accent 1"/>
-    <w:basedOn w:val="967"/>
+    <w:basedOn w:val="969"/>
     <w:uiPriority w:val="99"/>
     <w:pPr>
       <w:pBdr/>
@@ -35027,9 +35062,9 @@
       </w:tcPr>
     </w:tblStylePr>
   </w:style>
-  <w:style w:type="table" w:styleId="888">
+  <w:style w:type="table" w:styleId="890">
     <w:name w:val="Lined - Accent 2"/>
-    <w:basedOn w:val="967"/>
+    <w:basedOn w:val="969"/>
     <w:uiPriority w:val="99"/>
     <w:pPr>
       <w:pBdr/>
@@ -35264,9 +35299,9 @@
       </w:tcPr>
     </w:tblStylePr>
   </w:style>
-  <w:style w:type="table" w:styleId="889">
+  <w:style w:type="table" w:styleId="891">
     <w:name w:val="Lined - Accent 3"/>
-    <w:basedOn w:val="967"/>
+    <w:basedOn w:val="969"/>
     <w:uiPriority w:val="99"/>
     <w:pPr>
       <w:pBdr/>
@@ -35501,9 +35536,9 @@
       </w:tcPr>
     </w:tblStylePr>
   </w:style>
-  <w:style w:type="table" w:styleId="890">
+  <w:style w:type="table" w:styleId="892">
     <w:name w:val="Lined - Accent 4"/>
-    <w:basedOn w:val="967"/>
+    <w:basedOn w:val="969"/>
     <w:uiPriority w:val="99"/>
     <w:pPr>
       <w:pBdr/>
@@ -35738,9 +35773,9 @@
       </w:tcPr>
     </w:tblStylePr>
   </w:style>
-  <w:style w:type="table" w:styleId="891">
+  <w:style w:type="table" w:styleId="893">
     <w:name w:val="Lined - Accent 5"/>
-    <w:basedOn w:val="967"/>
+    <w:basedOn w:val="969"/>
     <w:uiPriority w:val="99"/>
     <w:pPr>
       <w:pBdr/>
@@ -35975,9 +36010,9 @@
       </w:tcPr>
     </w:tblStylePr>
   </w:style>
-  <w:style w:type="table" w:styleId="892">
+  <w:style w:type="table" w:styleId="894">
     <w:name w:val="Lined - Accent 6"/>
-    <w:basedOn w:val="967"/>
+    <w:basedOn w:val="969"/>
     <w:uiPriority w:val="99"/>
     <w:pPr>
       <w:pBdr/>
@@ -36212,9 +36247,9 @@
       </w:tcPr>
     </w:tblStylePr>
   </w:style>
-  <w:style w:type="table" w:styleId="893">
+  <w:style w:type="table" w:styleId="895">
     <w:name w:val="Bordered &amp; Lined - Accent"/>
-    <w:basedOn w:val="967"/>
+    <w:basedOn w:val="969"/>
     <w:uiPriority w:val="99"/>
     <w:pPr>
       <w:pBdr/>
@@ -36456,9 +36491,9 @@
       </w:tcPr>
     </w:tblStylePr>
   </w:style>
-  <w:style w:type="table" w:styleId="894">
+  <w:style w:type="table" w:styleId="896">
     <w:name w:val="Bordered &amp; Lined - Accent 1"/>
-    <w:basedOn w:val="967"/>
+    <w:basedOn w:val="969"/>
     <w:uiPriority w:val="99"/>
     <w:pPr>
       <w:pBdr/>
@@ -36700,9 +36735,9 @@
       </w:tcPr>
     </w:tblStylePr>
   </w:style>
-  <w:style w:type="table" w:styleId="895">
+  <w:style w:type="table" w:styleId="897">
     <w:name w:val="Bordered &amp; Lined - Accent 2"/>
-    <w:basedOn w:val="967"/>
+    <w:basedOn w:val="969"/>
     <w:uiPriority w:val="99"/>
     <w:pPr>
       <w:pBdr/>
@@ -36944,9 +36979,9 @@
       </w:tcPr>
     </w:tblStylePr>
   </w:style>
-  <w:style w:type="table" w:styleId="896">
+  <w:style w:type="table" w:styleId="898">
     <w:name w:val="Bordered &amp; Lined - Accent 3"/>
-    <w:basedOn w:val="967"/>
+    <w:basedOn w:val="969"/>
     <w:uiPriority w:val="99"/>
     <w:pPr>
       <w:pBdr/>
@@ -37188,9 +37223,9 @@
       </w:tcPr>
     </w:tblStylePr>
   </w:style>
-  <w:style w:type="table" w:styleId="897">
+  <w:style w:type="table" w:styleId="899">
     <w:name w:val="Bordered &amp; Lined - Accent 4"/>
-    <w:basedOn w:val="967"/>
+    <w:basedOn w:val="969"/>
     <w:uiPriority w:val="99"/>
     <w:pPr>
       <w:pBdr/>
@@ -37432,9 +37467,9 @@
       </w:tcPr>
     </w:tblStylePr>
   </w:style>
-  <w:style w:type="table" w:styleId="898">
+  <w:style w:type="table" w:styleId="900">
     <w:name w:val="Bordered &amp; Lined - Accent 5"/>
-    <w:basedOn w:val="967"/>
+    <w:basedOn w:val="969"/>
     <w:uiPriority w:val="99"/>
     <w:pPr>
       <w:pBdr/>
@@ -37676,9 +37711,9 @@
       </w:tcPr>
     </w:tblStylePr>
   </w:style>
-  <w:style w:type="table" w:styleId="899">
+  <w:style w:type="table" w:styleId="901">
     <w:name w:val="Bordered &amp; Lined - Accent 6"/>
-    <w:basedOn w:val="967"/>
+    <w:basedOn w:val="969"/>
     <w:uiPriority w:val="99"/>
     <w:pPr>
       <w:pBdr/>
@@ -37920,9 +37955,9 @@
       </w:tcPr>
     </w:tblStylePr>
   </w:style>
-  <w:style w:type="table" w:styleId="900">
+  <w:style w:type="table" w:styleId="902">
     <w:name w:val="Bordered"/>
-    <w:basedOn w:val="967"/>
+    <w:basedOn w:val="969"/>
     <w:uiPriority w:val="99"/>
     <w:pPr>
       <w:pBdr/>
@@ -38151,9 +38186,9 @@
       </w:tcPr>
     </w:tblStylePr>
   </w:style>
-  <w:style w:type="table" w:styleId="901">
+  <w:style w:type="table" w:styleId="903">
     <w:name w:val="Bordered - Accent 1"/>
-    <w:basedOn w:val="967"/>
+    <w:basedOn w:val="969"/>
     <w:uiPriority w:val="99"/>
     <w:pPr>
       <w:pBdr/>
@@ -38382,9 +38417,9 @@
       </w:tcPr>
     </w:tblStylePr>
   </w:style>
-  <w:style w:type="table" w:styleId="902">
+  <w:style w:type="table" w:styleId="904">
     <w:name w:val="Bordered - Accent 2"/>
-    <w:basedOn w:val="967"/>
+    <w:basedOn w:val="969"/>
     <w:uiPriority w:val="99"/>
     <w:pPr>
       <w:pBdr/>
@@ -38613,9 +38648,9 @@
       </w:tcPr>
     </w:tblStylePr>
   </w:style>
-  <w:style w:type="table" w:styleId="903">
+  <w:style w:type="table" w:styleId="905">
     <w:name w:val="Bordered - Accent 3"/>
-    <w:basedOn w:val="967"/>
+    <w:basedOn w:val="969"/>
     <w:uiPriority w:val="99"/>
     <w:pPr>
       <w:pBdr/>
@@ -38844,9 +38879,9 @@
       </w:tcPr>
     </w:tblStylePr>
   </w:style>
-  <w:style w:type="table" w:styleId="904">
+  <w:style w:type="table" w:styleId="906">
     <w:name w:val="Bordered - Accent 4"/>
-    <w:basedOn w:val="967"/>
+    <w:basedOn w:val="969"/>
     <w:uiPriority w:val="99"/>
     <w:pPr>
       <w:pBdr/>
@@ -39075,9 +39110,9 @@
       </w:tcPr>
     </w:tblStylePr>
   </w:style>
-  <w:style w:type="table" w:styleId="905">
+  <w:style w:type="table" w:styleId="907">
     <w:name w:val="Bordered - Accent 5"/>
-    <w:basedOn w:val="967"/>
+    <w:basedOn w:val="969"/>
     <w:uiPriority w:val="99"/>
     <w:pPr>
       <w:pBdr/>
@@ -39306,9 +39341,9 @@
       </w:tcPr>
     </w:tblStylePr>
   </w:style>
-  <w:style w:type="table" w:styleId="906">
+  <w:style w:type="table" w:styleId="908">
     <w:name w:val="Bordered - Accent 6"/>
-    <w:basedOn w:val="967"/>
+    <w:basedOn w:val="969"/>
     <w:uiPriority w:val="99"/>
     <w:pPr>
       <w:pBdr/>
@@ -39537,11 +39572,11 @@
       </w:tcPr>
     </w:tblStylePr>
   </w:style>
-  <w:style w:type="paragraph" w:styleId="907">
+  <w:style w:type="paragraph" w:styleId="909">
     <w:name w:val="Heading 1"/>
-    <w:basedOn w:val="966"/>
-    <w:next w:val="966"/>
-    <w:link w:val="917"/>
+    <w:basedOn w:val="968"/>
+    <w:next w:val="968"/>
+    <w:link w:val="919"/>
     <w:uiPriority w:val="9"/>
     <w:qFormat/>
     <w:pPr>
@@ -39561,11 +39596,11 @@
       <w:szCs w:val="30"/>
     </w:rPr>
   </w:style>
-  <w:style w:type="paragraph" w:styleId="908">
+  <w:style w:type="paragraph" w:styleId="910">
     <w:name w:val="Heading 2"/>
-    <w:basedOn w:val="966"/>
-    <w:next w:val="966"/>
-    <w:link w:val="918"/>
+    <w:basedOn w:val="968"/>
+    <w:next w:val="968"/>
+    <w:link w:val="920"/>
     <w:uiPriority w:val="9"/>
     <w:unhideWhenUsed/>
     <w:qFormat/>
@@ -39584,11 +39619,11 @@
       <w:szCs w:val="32"/>
     </w:rPr>
   </w:style>
-  <w:style w:type="paragraph" w:styleId="909">
+  <w:style w:type="paragraph" w:styleId="911">
     <w:name w:val="Heading 3"/>
-    <w:basedOn w:val="966"/>
-    <w:next w:val="966"/>
-    <w:link w:val="919"/>
+    <w:basedOn w:val="968"/>
+    <w:next w:val="968"/>
+    <w:link w:val="921"/>
     <w:uiPriority w:val="9"/>
     <w:unhideWhenUsed/>
     <w:qFormat/>
@@ -39607,11 +39642,11 @@
       <w:szCs w:val="28"/>
     </w:rPr>
   </w:style>
-  <w:style w:type="paragraph" w:styleId="910">
+  <w:style w:type="paragraph" w:styleId="912">
     <w:name w:val="Heading 4"/>
-    <w:basedOn w:val="966"/>
-    <w:next w:val="966"/>
-    <w:link w:val="920"/>
+    <w:basedOn w:val="968"/>
+    <w:next w:val="968"/>
+    <w:link w:val="922"/>
     <w:uiPriority w:val="9"/>
     <w:unhideWhenUsed/>
     <w:qFormat/>
@@ -39630,11 +39665,11 @@
       <w:color w:val="0f4761" w:themeColor="accent1" w:themeShade="BF"/>
     </w:rPr>
   </w:style>
-  <w:style w:type="paragraph" w:styleId="911">
+  <w:style w:type="paragraph" w:styleId="913">
     <w:name w:val="Heading 5"/>
-    <w:basedOn w:val="966"/>
-    <w:next w:val="966"/>
-    <w:link w:val="921"/>
+    <w:basedOn w:val="968"/>
+    <w:next w:val="968"/>
+    <w:link w:val="923"/>
     <w:uiPriority w:val="9"/>
     <w:unhideWhenUsed/>
     <w:qFormat/>
@@ -39651,11 +39686,11 @@
       <w:color w:val="0f4761" w:themeColor="accent1" w:themeShade="BF"/>
     </w:rPr>
   </w:style>
-  <w:style w:type="paragraph" w:styleId="912">
+  <w:style w:type="paragraph" w:styleId="914">
     <w:name w:val="Heading 6"/>
-    <w:basedOn w:val="966"/>
-    <w:next w:val="966"/>
-    <w:link w:val="922"/>
+    <w:basedOn w:val="968"/>
+    <w:next w:val="968"/>
+    <w:link w:val="924"/>
     <w:uiPriority w:val="9"/>
     <w:unhideWhenUsed/>
     <w:qFormat/>
@@ -39674,11 +39709,11 @@
       <w:color w:val="595959" w:themeColor="text1" w:themeTint="A6"/>
     </w:rPr>
   </w:style>
-  <w:style w:type="paragraph" w:styleId="913">
+  <w:style w:type="paragraph" w:styleId="915">
     <w:name w:val="Heading 7"/>
-    <w:basedOn w:val="966"/>
-    <w:next w:val="966"/>
-    <w:link w:val="923"/>
+    <w:basedOn w:val="968"/>
+    <w:next w:val="968"/>
+    <w:link w:val="925"/>
     <w:uiPriority w:val="9"/>
     <w:unhideWhenUsed/>
     <w:qFormat/>
@@ -39695,11 +39730,11 @@
       <w:color w:val="595959" w:themeColor="text1" w:themeTint="A6"/>
     </w:rPr>
   </w:style>
-  <w:style w:type="paragraph" w:styleId="914">
+  <w:style w:type="paragraph" w:styleId="916">
     <w:name w:val="Heading 8"/>
-    <w:basedOn w:val="966"/>
-    <w:next w:val="966"/>
-    <w:link w:val="924"/>
+    <w:basedOn w:val="968"/>
+    <w:next w:val="968"/>
+    <w:link w:val="926"/>
     <w:uiPriority w:val="9"/>
     <w:unhideWhenUsed/>
     <w:qFormat/>
@@ -39718,11 +39753,11 @@
       <w:color w:val="272727" w:themeColor="text1" w:themeTint="D8"/>
     </w:rPr>
   </w:style>
-  <w:style w:type="paragraph" w:styleId="915">
+  <w:style w:type="paragraph" w:styleId="917">
     <w:name w:val="Heading 9"/>
-    <w:basedOn w:val="966"/>
-    <w:next w:val="966"/>
-    <w:link w:val="925"/>
+    <w:basedOn w:val="968"/>
+    <w:next w:val="968"/>
+    <w:link w:val="927"/>
     <w:uiPriority w:val="9"/>
     <w:unhideWhenUsed/>
     <w:qFormat/>
@@ -39741,7 +39776,7 @@
       <w:color w:val="272727" w:themeColor="text1" w:themeTint="D8"/>
     </w:rPr>
   </w:style>
-  <w:style w:type="character" w:styleId="916" w:default="1">
+  <w:style w:type="character" w:styleId="918" w:default="1">
     <w:name w:val="Default Paragraph Font"/>
     <w:uiPriority w:val="1"/>
     <w:semiHidden/>
@@ -39752,9 +39787,9 @@
       <w:ind/>
     </w:pPr>
   </w:style>
-  <w:style w:type="character" w:styleId="917">
+  <w:style w:type="character" w:styleId="919">
     <w:name w:val="Heading 1 Char"/>
-    <w:link w:val="907"/>
+    <w:link w:val="909"/>
     <w:uiPriority w:val="9"/>
     <w:pPr>
       <w:pBdr/>
@@ -39770,10 +39805,10 @@
       <w:szCs w:val="30"/>
     </w:rPr>
   </w:style>
-  <w:style w:type="character" w:styleId="918">
+  <w:style w:type="character" w:styleId="920">
     <w:name w:val="Heading 2 Char"/>
-    <w:basedOn w:val="916"/>
-    <w:link w:val="908"/>
+    <w:basedOn w:val="918"/>
+    <w:link w:val="910"/>
     <w:uiPriority w:val="9"/>
     <w:pPr>
       <w:pBdr/>
@@ -39787,10 +39822,10 @@
       <w:szCs w:val="32"/>
     </w:rPr>
   </w:style>
-  <w:style w:type="character" w:styleId="919">
+  <w:style w:type="character" w:styleId="921">
     <w:name w:val="Heading 3 Char"/>
-    <w:basedOn w:val="916"/>
-    <w:link w:val="909"/>
+    <w:basedOn w:val="918"/>
+    <w:link w:val="911"/>
     <w:uiPriority w:val="9"/>
     <w:pPr>
       <w:pBdr/>
@@ -39804,10 +39839,10 @@
       <w:szCs w:val="28"/>
     </w:rPr>
   </w:style>
-  <w:style w:type="character" w:styleId="920">
+  <w:style w:type="character" w:styleId="922">
     <w:name w:val="Heading 4 Char"/>
-    <w:basedOn w:val="916"/>
-    <w:link w:val="910"/>
+    <w:basedOn w:val="918"/>
+    <w:link w:val="912"/>
     <w:uiPriority w:val="9"/>
     <w:pPr>
       <w:pBdr/>
@@ -39821,10 +39856,10 @@
       <w:color w:val="0f4761" w:themeColor="accent1" w:themeShade="BF"/>
     </w:rPr>
   </w:style>
-  <w:style w:type="character" w:styleId="921">
+  <w:style w:type="character" w:styleId="923">
     <w:name w:val="Heading 5 Char"/>
-    <w:basedOn w:val="916"/>
-    <w:link w:val="911"/>
+    <w:basedOn w:val="918"/>
+    <w:link w:val="913"/>
     <w:uiPriority w:val="9"/>
     <w:pPr>
       <w:pBdr/>
@@ -39836,10 +39871,10 @@
       <w:color w:val="0f4761" w:themeColor="accent1" w:themeShade="BF"/>
     </w:rPr>
   </w:style>
-  <w:style w:type="character" w:styleId="922">
+  <w:style w:type="character" w:styleId="924">
     <w:name w:val="Heading 6 Char"/>
-    <w:basedOn w:val="916"/>
-    <w:link w:val="912"/>
+    <w:basedOn w:val="918"/>
+    <w:link w:val="914"/>
     <w:uiPriority w:val="9"/>
     <w:pPr>
       <w:pBdr/>
@@ -39853,10 +39888,10 @@
       <w:color w:val="595959" w:themeColor="text1" w:themeTint="A6"/>
     </w:rPr>
   </w:style>
-  <w:style w:type="character" w:styleId="923">
+  <w:style w:type="character" w:styleId="925">
     <w:name w:val="Heading 7 Char"/>
-    <w:basedOn w:val="916"/>
-    <w:link w:val="913"/>
+    <w:basedOn w:val="918"/>
+    <w:link w:val="915"/>
     <w:uiPriority w:val="9"/>
     <w:pPr>
       <w:pBdr/>
@@ -39868,10 +39903,10 @@
       <w:color w:val="595959" w:themeColor="text1" w:themeTint="A6"/>
     </w:rPr>
   </w:style>
-  <w:style w:type="character" w:styleId="924">
+  <w:style w:type="character" w:styleId="926">
     <w:name w:val="Heading 8 Char"/>
-    <w:basedOn w:val="916"/>
-    <w:link w:val="914"/>
+    <w:basedOn w:val="918"/>
+    <w:link w:val="916"/>
     <w:uiPriority w:val="9"/>
     <w:pPr>
       <w:pBdr/>
@@ -39885,10 +39920,10 @@
       <w:color w:val="272727" w:themeColor="text1" w:themeTint="D8"/>
     </w:rPr>
   </w:style>
-  <w:style w:type="character" w:styleId="925">
+  <w:style w:type="character" w:styleId="927">
     <w:name w:val="Heading 9 Char"/>
-    <w:basedOn w:val="916"/>
-    <w:link w:val="915"/>
+    <w:basedOn w:val="918"/>
+    <w:link w:val="917"/>
     <w:uiPriority w:val="9"/>
     <w:pPr>
       <w:pBdr/>
@@ -39902,11 +39937,11 @@
       <w:color w:val="272727" w:themeColor="text1" w:themeTint="D8"/>
     </w:rPr>
   </w:style>
-  <w:style w:type="paragraph" w:styleId="926">
+  <w:style w:type="paragraph" w:styleId="928">
     <w:name w:val="Title"/>
-    <w:basedOn w:val="966"/>
-    <w:next w:val="966"/>
-    <w:link w:val="927"/>
+    <w:basedOn w:val="968"/>
+    <w:next w:val="968"/>
+    <w:link w:val="929"/>
     <w:uiPriority w:val="10"/>
     <w:qFormat/>
     <w:pPr>
@@ -39922,10 +39957,10 @@
       <w:szCs w:val="56"/>
     </w:rPr>
   </w:style>
-  <w:style w:type="character" w:styleId="927">
+  <w:style w:type="character" w:styleId="929">
     <w:name w:val="Title Char"/>
-    <w:basedOn w:val="916"/>
-    <w:link w:val="926"/>
+    <w:basedOn w:val="918"/>
+    <w:link w:val="928"/>
     <w:uiPriority w:val="10"/>
     <w:pPr>
       <w:pBdr/>
@@ -39939,11 +39974,11 @@
       <w:szCs w:val="56"/>
     </w:rPr>
   </w:style>
-  <w:style w:type="paragraph" w:styleId="928">
+  <w:style w:type="paragraph" w:styleId="930">
     <w:name w:val="Subtitle"/>
-    <w:basedOn w:val="966"/>
-    <w:next w:val="966"/>
-    <w:link w:val="929"/>
+    <w:basedOn w:val="968"/>
+    <w:next w:val="968"/>
+    <w:link w:val="931"/>
     <w:uiPriority w:val="11"/>
     <w:qFormat/>
     <w:pPr>
@@ -39961,10 +39996,10 @@
       <w:szCs w:val="28"/>
     </w:rPr>
   </w:style>
-  <w:style w:type="character" w:styleId="929">
+  <w:style w:type="character" w:styleId="931">
     <w:name w:val="Subtitle Char"/>
-    <w:basedOn w:val="916"/>
-    <w:link w:val="928"/>
+    <w:basedOn w:val="918"/>
+    <w:link w:val="930"/>
     <w:uiPriority w:val="11"/>
     <w:pPr>
       <w:pBdr/>
@@ -39978,11 +40013,11 @@
       <w:szCs w:val="28"/>
     </w:rPr>
   </w:style>
-  <w:style w:type="paragraph" w:styleId="930">
+  <w:style w:type="paragraph" w:styleId="932">
     <w:name w:val="Quote"/>
-    <w:basedOn w:val="966"/>
-    <w:next w:val="966"/>
-    <w:link w:val="931"/>
+    <w:basedOn w:val="968"/>
+    <w:next w:val="968"/>
+    <w:link w:val="933"/>
     <w:uiPriority w:val="29"/>
     <w:qFormat/>
     <w:pPr>
@@ -39997,10 +40032,10 @@
       <w:color w:val="404040" w:themeColor="text1" w:themeTint="BF"/>
     </w:rPr>
   </w:style>
-  <w:style w:type="character" w:styleId="931">
+  <w:style w:type="character" w:styleId="933">
     <w:name w:val="Quote Char"/>
-    <w:basedOn w:val="916"/>
-    <w:link w:val="930"/>
+    <w:basedOn w:val="918"/>
+    <w:link w:val="932"/>
     <w:uiPriority w:val="29"/>
     <w:pPr>
       <w:pBdr/>
@@ -40013,9 +40048,9 @@
       <w:color w:val="404040" w:themeColor="text1" w:themeTint="BF"/>
     </w:rPr>
   </w:style>
-  <w:style w:type="character" w:styleId="932">
+  <w:style w:type="character" w:styleId="934">
     <w:name w:val="Intense Emphasis"/>
-    <w:basedOn w:val="916"/>
+    <w:basedOn w:val="918"/>
     <w:uiPriority w:val="21"/>
     <w:qFormat/>
     <w:pPr>
@@ -40029,11 +40064,11 @@
       <w:color w:val="0f4761" w:themeColor="accent1" w:themeShade="BF"/>
     </w:rPr>
   </w:style>
-  <w:style w:type="paragraph" w:styleId="933">
+  <w:style w:type="paragraph" w:styleId="935">
     <w:name w:val="Intense Quote"/>
-    <w:basedOn w:val="966"/>
-    <w:next w:val="966"/>
-    <w:link w:val="934"/>
+    <w:basedOn w:val="968"/>
+    <w:next w:val="968"/>
+    <w:link w:val="936"/>
     <w:uiPriority w:val="30"/>
     <w:qFormat/>
     <w:pPr>
@@ -40051,10 +40086,10 @@
       <w:color w:val="0f4761" w:themeColor="accent1" w:themeShade="BF"/>
     </w:rPr>
   </w:style>
-  <w:style w:type="character" w:styleId="934">
+  <w:style w:type="character" w:styleId="936">
     <w:name w:val="Intense Quote Char"/>
-    <w:basedOn w:val="916"/>
-    <w:link w:val="933"/>
+    <w:basedOn w:val="918"/>
+    <w:link w:val="935"/>
     <w:uiPriority w:val="30"/>
     <w:pPr>
       <w:pBdr/>
@@ -40067,9 +40102,9 @@
       <w:color w:val="0f4761" w:themeColor="accent1" w:themeShade="BF"/>
     </w:rPr>
   </w:style>
-  <w:style w:type="character" w:styleId="935">
+  <w:style w:type="character" w:styleId="937">
     <w:name w:val="Intense Reference"/>
-    <w:basedOn w:val="916"/>
+    <w:basedOn w:val="918"/>
     <w:uiPriority w:val="32"/>
     <w:qFormat/>
     <w:pPr>
@@ -40085,9 +40120,9 @@
       <w:spacing w:val="5"/>
     </w:rPr>
   </w:style>
-  <w:style w:type="character" w:styleId="936">
+  <w:style w:type="character" w:styleId="938">
     <w:name w:val="Subtle Emphasis"/>
-    <w:basedOn w:val="916"/>
+    <w:basedOn w:val="918"/>
     <w:uiPriority w:val="19"/>
     <w:qFormat/>
     <w:pPr>
@@ -40101,9 +40136,9 @@
       <w:color w:val="404040" w:themeColor="text1" w:themeTint="BF"/>
     </w:rPr>
   </w:style>
-  <w:style w:type="character" w:styleId="937">
+  <w:style w:type="character" w:styleId="939">
     <w:name w:val="Emphasis"/>
-    <w:basedOn w:val="916"/>
+    <w:basedOn w:val="918"/>
     <w:uiPriority w:val="20"/>
     <w:qFormat/>
     <w:pPr>
@@ -40116,9 +40151,9 @@
       <w:iCs/>
     </w:rPr>
   </w:style>
-  <w:style w:type="character" w:styleId="938">
+  <w:style w:type="character" w:styleId="940">
     <w:name w:val="Strong"/>
-    <w:basedOn w:val="916"/>
+    <w:basedOn w:val="918"/>
     <w:uiPriority w:val="22"/>
     <w:qFormat/>
     <w:pPr>
@@ -40131,9 +40166,9 @@
       <w:bCs/>
     </w:rPr>
   </w:style>
-  <w:style w:type="character" w:styleId="939">
+  <w:style w:type="character" w:styleId="941">
     <w:name w:val="Subtle Reference"/>
-    <w:basedOn w:val="916"/>
+    <w:basedOn w:val="918"/>
     <w:uiPriority w:val="31"/>
     <w:qFormat/>
     <w:pPr>
@@ -40146,9 +40181,9 @@
       <w:color w:val="5a5a5a" w:themeColor="text1" w:themeTint="A5"/>
     </w:rPr>
   </w:style>
-  <w:style w:type="character" w:styleId="940">
+  <w:style w:type="character" w:styleId="942">
     <w:name w:val="Book Title"/>
-    <w:basedOn w:val="916"/>
+    <w:basedOn w:val="918"/>
     <w:uiPriority w:val="33"/>
     <w:qFormat/>
     <w:pPr>
@@ -40164,36 +40199,9 @@
       <w:spacing w:val="5"/>
     </w:rPr>
   </w:style>
-  <w:style w:type="paragraph" w:styleId="941">
+  <w:style w:type="paragraph" w:styleId="943">
     <w:name w:val="Header"/>
-    <w:basedOn w:val="966"/>
-    <w:link w:val="942"/>
-    <w:uiPriority w:val="99"/>
-    <w:unhideWhenUsed/>
-    <w:pPr>
-      <w:pBdr/>
-      <w:tabs>
-        <w:tab w:val="center" w:leader="none" w:pos="4844"/>
-        <w:tab w:val="right" w:leader="none" w:pos="9689"/>
-      </w:tabs>
-      <w:spacing w:after="0" w:line="240" w:lineRule="auto"/>
-      <w:ind/>
-    </w:pPr>
-  </w:style>
-  <w:style w:type="character" w:styleId="942">
-    <w:name w:val="Header Char"/>
-    <w:basedOn w:val="916"/>
-    <w:link w:val="941"/>
-    <w:uiPriority w:val="99"/>
-    <w:pPr>
-      <w:pBdr/>
-      <w:spacing/>
-      <w:ind/>
-    </w:pPr>
-  </w:style>
-  <w:style w:type="paragraph" w:styleId="943">
-    <w:name w:val="Footer"/>
-    <w:basedOn w:val="966"/>
+    <w:basedOn w:val="968"/>
     <w:link w:val="944"/>
     <w:uiPriority w:val="99"/>
     <w:unhideWhenUsed/>
@@ -40208,8 +40216,8 @@
     </w:pPr>
   </w:style>
   <w:style w:type="character" w:styleId="944">
-    <w:name w:val="Footer Char"/>
-    <w:basedOn w:val="916"/>
+    <w:name w:val="Header Char"/>
+    <w:basedOn w:val="918"/>
     <w:link w:val="943"/>
     <w:uiPriority w:val="99"/>
     <w:pPr>
@@ -40219,9 +40227,36 @@
     </w:pPr>
   </w:style>
   <w:style w:type="paragraph" w:styleId="945">
+    <w:name w:val="Footer"/>
+    <w:basedOn w:val="968"/>
+    <w:link w:val="946"/>
+    <w:uiPriority w:val="99"/>
+    <w:unhideWhenUsed/>
+    <w:pPr>
+      <w:pBdr/>
+      <w:tabs>
+        <w:tab w:val="center" w:leader="none" w:pos="4844"/>
+        <w:tab w:val="right" w:leader="none" w:pos="9689"/>
+      </w:tabs>
+      <w:spacing w:after="0" w:line="240" w:lineRule="auto"/>
+      <w:ind/>
+    </w:pPr>
+  </w:style>
+  <w:style w:type="character" w:styleId="946">
+    <w:name w:val="Footer Char"/>
+    <w:basedOn w:val="918"/>
+    <w:link w:val="945"/>
+    <w:uiPriority w:val="99"/>
+    <w:pPr>
+      <w:pBdr/>
+      <w:spacing/>
+      <w:ind/>
+    </w:pPr>
+  </w:style>
+  <w:style w:type="paragraph" w:styleId="947">
     <w:name w:val="Caption"/>
-    <w:basedOn w:val="966"/>
-    <w:next w:val="966"/>
+    <w:basedOn w:val="968"/>
+    <w:next w:val="968"/>
     <w:uiPriority w:val="35"/>
     <w:unhideWhenUsed/>
     <w:qFormat/>
@@ -40238,10 +40273,10 @@
       <w:szCs w:val="18"/>
     </w:rPr>
   </w:style>
-  <w:style w:type="paragraph" w:styleId="946">
+  <w:style w:type="paragraph" w:styleId="948">
     <w:name w:val="footnote text"/>
-    <w:basedOn w:val="966"/>
-    <w:link w:val="947"/>
+    <w:basedOn w:val="968"/>
+    <w:link w:val="949"/>
     <w:uiPriority w:val="99"/>
     <w:semiHidden/>
     <w:unhideWhenUsed/>
@@ -40255,10 +40290,10 @@
       <w:szCs w:val="20"/>
     </w:rPr>
   </w:style>
-  <w:style w:type="character" w:styleId="947">
+  <w:style w:type="character" w:styleId="949">
     <w:name w:val="Footnote Text Char"/>
-    <w:basedOn w:val="916"/>
-    <w:link w:val="946"/>
+    <w:basedOn w:val="918"/>
+    <w:link w:val="948"/>
     <w:uiPriority w:val="99"/>
     <w:semiHidden/>
     <w:pPr>
@@ -40271,9 +40306,9 @@
       <w:szCs w:val="20"/>
     </w:rPr>
   </w:style>
-  <w:style w:type="character" w:styleId="948">
+  <w:style w:type="character" w:styleId="950">
     <w:name w:val="footnote reference"/>
-    <w:basedOn w:val="916"/>
+    <w:basedOn w:val="918"/>
     <w:uiPriority w:val="99"/>
     <w:semiHidden/>
     <w:unhideWhenUsed/>
@@ -40286,10 +40321,10 @@
       <w:vertAlign w:val="superscript"/>
     </w:rPr>
   </w:style>
-  <w:style w:type="paragraph" w:styleId="949">
+  <w:style w:type="paragraph" w:styleId="951">
     <w:name w:val="endnote text"/>
-    <w:basedOn w:val="966"/>
-    <w:link w:val="950"/>
+    <w:basedOn w:val="968"/>
+    <w:link w:val="952"/>
     <w:uiPriority w:val="99"/>
     <w:semiHidden/>
     <w:unhideWhenUsed/>
@@ -40303,10 +40338,10 @@
       <w:szCs w:val="20"/>
     </w:rPr>
   </w:style>
-  <w:style w:type="character" w:styleId="950">
+  <w:style w:type="character" w:styleId="952">
     <w:name w:val="Endnote Text Char"/>
-    <w:basedOn w:val="916"/>
-    <w:link w:val="949"/>
+    <w:basedOn w:val="918"/>
+    <w:link w:val="951"/>
     <w:uiPriority w:val="99"/>
     <w:semiHidden/>
     <w:pPr>
@@ -40319,9 +40354,9 @@
       <w:szCs w:val="20"/>
     </w:rPr>
   </w:style>
-  <w:style w:type="character" w:styleId="951">
+  <w:style w:type="character" w:styleId="953">
     <w:name w:val="endnote reference"/>
-    <w:basedOn w:val="916"/>
+    <w:basedOn w:val="918"/>
     <w:uiPriority w:val="99"/>
     <w:semiHidden/>
     <w:unhideWhenUsed/>
@@ -40334,9 +40369,9 @@
       <w:vertAlign w:val="superscript"/>
     </w:rPr>
   </w:style>
-  <w:style w:type="character" w:styleId="952">
+  <w:style w:type="character" w:styleId="954">
     <w:name w:val="Hyperlink"/>
-    <w:basedOn w:val="916"/>
+    <w:basedOn w:val="918"/>
     <w:uiPriority w:val="99"/>
     <w:unhideWhenUsed/>
     <w:pPr>
@@ -40349,9 +40384,9 @@
       <w:u w:val="single"/>
     </w:rPr>
   </w:style>
-  <w:style w:type="character" w:styleId="953">
+  <w:style w:type="character" w:styleId="955">
     <w:name w:val="FollowedHyperlink"/>
-    <w:basedOn w:val="916"/>
+    <w:basedOn w:val="918"/>
     <w:uiPriority w:val="99"/>
     <w:semiHidden/>
     <w:unhideWhenUsed/>
@@ -40365,10 +40400,10 @@
       <w:u w:val="single"/>
     </w:rPr>
   </w:style>
-  <w:style w:type="paragraph" w:styleId="954">
+  <w:style w:type="paragraph" w:styleId="956">
     <w:name w:val="toc 1"/>
-    <w:basedOn w:val="966"/>
-    <w:next w:val="966"/>
+    <w:basedOn w:val="968"/>
+    <w:next w:val="968"/>
     <w:uiPriority w:val="39"/>
     <w:unhideWhenUsed/>
     <w:pPr>
@@ -40377,10 +40412,10 @@
       <w:ind/>
     </w:pPr>
   </w:style>
-  <w:style w:type="paragraph" w:styleId="955">
+  <w:style w:type="paragraph" w:styleId="957">
     <w:name w:val="toc 2"/>
-    <w:basedOn w:val="966"/>
-    <w:next w:val="966"/>
+    <w:basedOn w:val="968"/>
+    <w:next w:val="968"/>
     <w:uiPriority w:val="39"/>
     <w:unhideWhenUsed/>
     <w:pPr>
@@ -40389,10 +40424,10 @@
       <w:ind w:left="220"/>
     </w:pPr>
   </w:style>
-  <w:style w:type="paragraph" w:styleId="956">
+  <w:style w:type="paragraph" w:styleId="958">
     <w:name w:val="toc 3"/>
-    <w:basedOn w:val="966"/>
-    <w:next w:val="966"/>
+    <w:basedOn w:val="968"/>
+    <w:next w:val="968"/>
     <w:uiPriority w:val="39"/>
     <w:unhideWhenUsed/>
     <w:pPr>
@@ -40401,10 +40436,10 @@
       <w:ind w:left="440"/>
     </w:pPr>
   </w:style>
-  <w:style w:type="paragraph" w:styleId="957">
+  <w:style w:type="paragraph" w:styleId="959">
     <w:name w:val="toc 4"/>
-    <w:basedOn w:val="966"/>
-    <w:next w:val="966"/>
+    <w:basedOn w:val="968"/>
+    <w:next w:val="968"/>
     <w:uiPriority w:val="39"/>
     <w:unhideWhenUsed/>
     <w:pPr>
@@ -40413,10 +40448,10 @@
       <w:ind w:left="660"/>
     </w:pPr>
   </w:style>
-  <w:style w:type="paragraph" w:styleId="958">
+  <w:style w:type="paragraph" w:styleId="960">
     <w:name w:val="toc 5"/>
-    <w:basedOn w:val="966"/>
-    <w:next w:val="966"/>
+    <w:basedOn w:val="968"/>
+    <w:next w:val="968"/>
     <w:uiPriority w:val="39"/>
     <w:unhideWhenUsed/>
     <w:pPr>
@@ -40425,10 +40460,10 @@
       <w:ind w:left="880"/>
     </w:pPr>
   </w:style>
-  <w:style w:type="paragraph" w:styleId="959">
+  <w:style w:type="paragraph" w:styleId="961">
     <w:name w:val="toc 6"/>
-    <w:basedOn w:val="966"/>
-    <w:next w:val="966"/>
+    <w:basedOn w:val="968"/>
+    <w:next w:val="968"/>
     <w:uiPriority w:val="39"/>
     <w:unhideWhenUsed/>
     <w:pPr>
@@ -40437,10 +40472,10 @@
       <w:ind w:left="1100"/>
     </w:pPr>
   </w:style>
-  <w:style w:type="paragraph" w:styleId="960">
+  <w:style w:type="paragraph" w:styleId="962">
     <w:name w:val="toc 7"/>
-    <w:basedOn w:val="966"/>
-    <w:next w:val="966"/>
+    <w:basedOn w:val="968"/>
+    <w:next w:val="968"/>
     <w:uiPriority w:val="39"/>
     <w:unhideWhenUsed/>
     <w:pPr>
@@ -40449,10 +40484,10 @@
       <w:ind w:left="1320"/>
     </w:pPr>
   </w:style>
-  <w:style w:type="paragraph" w:styleId="961">
+  <w:style w:type="paragraph" w:styleId="963">
     <w:name w:val="toc 8"/>
-    <w:basedOn w:val="966"/>
-    <w:next w:val="966"/>
+    <w:basedOn w:val="968"/>
+    <w:next w:val="968"/>
     <w:uiPriority w:val="39"/>
     <w:unhideWhenUsed/>
     <w:pPr>
@@ -40461,10 +40496,10 @@
       <w:ind w:left="1540"/>
     </w:pPr>
   </w:style>
-  <w:style w:type="paragraph" w:styleId="962">
+  <w:style w:type="paragraph" w:styleId="964">
     <w:name w:val="toc 9"/>
-    <w:basedOn w:val="966"/>
-    <w:next w:val="966"/>
+    <w:basedOn w:val="968"/>
+    <w:next w:val="968"/>
     <w:uiPriority w:val="39"/>
     <w:unhideWhenUsed/>
     <w:pPr>
@@ -40473,9 +40508,9 @@
       <w:ind w:left="1760"/>
     </w:pPr>
   </w:style>
-  <w:style w:type="character" w:styleId="963">
+  <w:style w:type="character" w:styleId="965">
     <w:name w:val="Placeholder Text"/>
-    <w:basedOn w:val="916"/>
+    <w:basedOn w:val="918"/>
     <w:uiPriority w:val="99"/>
     <w:semiHidden/>
     <w:pPr>
@@ -40487,7 +40522,7 @@
       <w:color w:val="666666"/>
     </w:rPr>
   </w:style>
-  <w:style w:type="paragraph" w:styleId="964">
+  <w:style w:type="paragraph" w:styleId="966">
     <w:name w:val="TOC Heading"/>
     <w:uiPriority w:val="39"/>
     <w:unhideWhenUsed/>
@@ -40497,10 +40532,10 @@
       <w:ind/>
     </w:pPr>
   </w:style>
-  <w:style w:type="paragraph" w:styleId="965">
+  <w:style w:type="paragraph" w:styleId="967">
     <w:name w:val="table of figures"/>
-    <w:basedOn w:val="966"/>
-    <w:next w:val="966"/>
+    <w:basedOn w:val="968"/>
+    <w:next w:val="968"/>
     <w:uiPriority w:val="99"/>
     <w:unhideWhenUsed/>
     <w:pPr>
@@ -40509,7 +40544,7 @@
       <w:ind/>
     </w:pPr>
   </w:style>
-  <w:style w:type="paragraph" w:styleId="966" w:default="1">
+  <w:style w:type="paragraph" w:styleId="968" w:default="1">
     <w:name w:val="Normal"/>
     <w:qFormat/>
     <w:pPr>
@@ -40524,7 +40559,7 @@
       <w:szCs w:val="28"/>
     </w:rPr>
   </w:style>
-  <w:style w:type="table" w:styleId="967" w:default="1">
+  <w:style w:type="table" w:styleId="969" w:default="1">
     <w:name w:val="Normal Table"/>
     <w:uiPriority w:val="99"/>
     <w:semiHidden/>
@@ -40717,7 +40752,7 @@
       </w:tcPr>
     </w:tblStylePr>
   </w:style>
-  <w:style w:type="numbering" w:styleId="968" w:default="1">
+  <w:style w:type="numbering" w:styleId="970" w:default="1">
     <w:name w:val="No List"/>
     <w:uiPriority w:val="99"/>
     <w:semiHidden/>
@@ -40728,9 +40763,9 @@
       <w:ind/>
     </w:pPr>
   </w:style>
-  <w:style w:type="paragraph" w:styleId="969">
+  <w:style w:type="paragraph" w:styleId="971">
     <w:name w:val="No Spacing"/>
-    <w:basedOn w:val="966"/>
+    <w:basedOn w:val="968"/>
     <w:uiPriority w:val="1"/>
     <w:qFormat/>
     <w:pPr>
@@ -40739,9 +40774,9 @@
       <w:ind/>
     </w:pPr>
   </w:style>
-  <w:style w:type="paragraph" w:styleId="970">
+  <w:style w:type="paragraph" w:styleId="972">
     <w:name w:val="List Paragraph"/>
-    <w:basedOn w:val="966"/>
+    <w:basedOn w:val="968"/>
     <w:uiPriority w:val="34"/>
     <w:qFormat/>
     <w:pPr>
@@ -40751,7 +40786,7 @@
       <w:contextualSpacing w:val="true"/>
     </w:pPr>
   </w:style>
-  <w:style w:type="paragraph" w:styleId="971" w:customStyle="1">
+  <w:style w:type="paragraph" w:styleId="973" w:customStyle="1">
     <w:name w:val="Тип учебного заведения"/>
     <w:pPr>
       <w:keepNext w:val="false"/>
@@ -40797,7 +40832,7 @@
       <w14:ligatures w14:val="none"/>
     </w:rPr>
   </w:style>
-  <w:style w:type="paragraph" w:styleId="972" w:customStyle="1">
+  <w:style w:type="paragraph" w:styleId="974" w:customStyle="1">
     <w:name w:val="Название ВУЗа"/>
     <w:pPr>
       <w:keepNext w:val="false"/>
@@ -40843,9 +40878,9 @@
       <w14:ligatures w14:val="none"/>
     </w:rPr>
   </w:style>
-  <w:style w:type="paragraph" w:styleId="973" w:customStyle="1">
+  <w:style w:type="paragraph" w:styleId="975" w:customStyle="1">
     <w:name w:val="Вид отчёта"/>
-    <w:basedOn w:val="974"/>
+    <w:basedOn w:val="976"/>
     <w:pPr>
       <w:keepNext w:val="false"/>
       <w:keepLines w:val="false"/>
@@ -40890,7 +40925,7 @@
       <w14:ligatures w14:val="none"/>
     </w:rPr>
   </w:style>
-  <w:style w:type="paragraph" w:styleId="974" w:customStyle="1">
+  <w:style w:type="paragraph" w:styleId="976" w:customStyle="1">
     <w:name w:val="Body Text"/>
     <w:pPr>
       <w:keepNext w:val="false"/>
@@ -40966,7 +41001,7 @@
           </w:pPr>
           <w:r>
             <w:rPr>
-              <w:rStyle w:val="963"/>
+              <w:rStyle w:val="965"/>
             </w:rPr>
             <w:t xml:space="preserve">Введите ваш текст</w:t>
           </w:r>
@@ -41248,7 +41283,7 @@
     <w:lsdException w:name="Bibliography" w:uiPriority="37"/>
     <w:lsdException w:name="TOC Heading" w:uiPriority="39" w:qFormat="1"/>
   </w:latentStyles>
-  <w:style w:type="table" w:styleId="1477" w:default="1">
+  <w:style w:type="table" w:styleId="1479" w:default="1">
     <w:name w:val="Normal Table"/>
     <w:uiPriority w:val="99"/>
     <w:semiHidden/>
@@ -41441,9 +41476,9 @@
       </w:tcPr>
     </w:tblStylePr>
   </w:style>
-  <w:style w:type="table" w:styleId="1478">
+  <w:style w:type="table" w:styleId="1480">
     <w:name w:val="Table Grid"/>
-    <w:basedOn w:val="1477"/>
+    <w:basedOn w:val="1479"/>
     <w:uiPriority w:val="59"/>
     <w:pPr>
       <w:pBdr/>
@@ -41640,9 +41675,9 @@
       </w:tcPr>
     </w:tblStylePr>
   </w:style>
-  <w:style w:type="table" w:styleId="1479">
+  <w:style w:type="table" w:styleId="1481">
     <w:name w:val="Table Grid Light"/>
-    <w:basedOn w:val="1477"/>
+    <w:basedOn w:val="1479"/>
     <w:uiPriority w:val="59"/>
     <w:pPr>
       <w:pBdr/>
@@ -41839,9 +41874,9 @@
       </w:tcPr>
     </w:tblStylePr>
   </w:style>
-  <w:style w:type="table" w:styleId="1480">
+  <w:style w:type="table" w:styleId="1482">
     <w:name w:val="Plain Table 1"/>
-    <w:basedOn w:val="1477"/>
+    <w:basedOn w:val="1479"/>
     <w:uiPriority w:val="59"/>
     <w:pPr>
       <w:pBdr/>
@@ -42064,9 +42099,9 @@
       </w:tcPr>
     </w:tblStylePr>
   </w:style>
-  <w:style w:type="table" w:styleId="1481">
+  <w:style w:type="table" w:styleId="1483">
     <w:name w:val="Plain Table 2"/>
-    <w:basedOn w:val="1477"/>
+    <w:basedOn w:val="1479"/>
     <w:uiPriority w:val="59"/>
     <w:pPr>
       <w:pBdr/>
@@ -42297,9 +42332,9 @@
       </w:tcPr>
     </w:tblStylePr>
   </w:style>
-  <w:style w:type="table" w:styleId="1482">
+  <w:style w:type="table" w:styleId="1484">
     <w:name w:val="Plain Table 3"/>
-    <w:basedOn w:val="1477"/>
+    <w:basedOn w:val="1479"/>
     <w:uiPriority w:val="99"/>
     <w:pPr>
       <w:pBdr/>
@@ -42527,9 +42562,9 @@
       </w:tcPr>
     </w:tblStylePr>
   </w:style>
-  <w:style w:type="table" w:styleId="1483">
+  <w:style w:type="table" w:styleId="1485">
     <w:name w:val="Plain Table 4"/>
-    <w:basedOn w:val="1477"/>
+    <w:basedOn w:val="1479"/>
     <w:uiPriority w:val="99"/>
     <w:pPr>
       <w:pBdr/>
@@ -42743,9 +42778,9 @@
       </w:tcPr>
     </w:tblStylePr>
   </w:style>
-  <w:style w:type="table" w:styleId="1484">
+  <w:style w:type="table" w:styleId="1486">
     <w:name w:val="Plain Table 5"/>
-    <w:basedOn w:val="1477"/>
+    <w:basedOn w:val="1479"/>
     <w:uiPriority w:val="99"/>
     <w:pPr>
       <w:pBdr/>
@@ -42976,9 +43011,9 @@
       </w:tcPr>
     </w:tblStylePr>
   </w:style>
-  <w:style w:type="table" w:styleId="1485">
+  <w:style w:type="table" w:styleId="1487">
     <w:name w:val="Grid Table 1 Light"/>
-    <w:basedOn w:val="1477"/>
+    <w:basedOn w:val="1479"/>
     <w:uiPriority w:val="99"/>
     <w:pPr>
       <w:pBdr/>
@@ -43199,9 +43234,9 @@
       </w:tcPr>
     </w:tblStylePr>
   </w:style>
-  <w:style w:type="table" w:styleId="1486">
+  <w:style w:type="table" w:styleId="1488">
     <w:name w:val="Grid Table 1 Light - Accent 1"/>
-    <w:basedOn w:val="1477"/>
+    <w:basedOn w:val="1479"/>
     <w:uiPriority w:val="99"/>
     <w:pPr>
       <w:pBdr/>
@@ -43422,9 +43457,9 @@
       </w:tcPr>
     </w:tblStylePr>
   </w:style>
-  <w:style w:type="table" w:styleId="1487">
+  <w:style w:type="table" w:styleId="1489">
     <w:name w:val="Grid Table 1 Light - Accent 2"/>
-    <w:basedOn w:val="1477"/>
+    <w:basedOn w:val="1479"/>
     <w:uiPriority w:val="99"/>
     <w:pPr>
       <w:pBdr/>
@@ -43645,9 +43680,9 @@
       </w:tcPr>
     </w:tblStylePr>
   </w:style>
-  <w:style w:type="table" w:styleId="1488">
+  <w:style w:type="table" w:styleId="1490">
     <w:name w:val="Grid Table 1 Light - Accent 3"/>
-    <w:basedOn w:val="1477"/>
+    <w:basedOn w:val="1479"/>
     <w:uiPriority w:val="99"/>
     <w:pPr>
       <w:pBdr/>
@@ -43868,9 +43903,9 @@
       </w:tcPr>
     </w:tblStylePr>
   </w:style>
-  <w:style w:type="table" w:styleId="1489">
+  <w:style w:type="table" w:styleId="1491">
     <w:name w:val="Grid Table 1 Light - Accent 4"/>
-    <w:basedOn w:val="1477"/>
+    <w:basedOn w:val="1479"/>
     <w:uiPriority w:val="99"/>
     <w:pPr>
       <w:pBdr/>
@@ -44091,9 +44126,9 @@
       </w:tcPr>
     </w:tblStylePr>
   </w:style>
-  <w:style w:type="table" w:styleId="1490">
+  <w:style w:type="table" w:styleId="1492">
     <w:name w:val="Grid Table 1 Light - Accent 5"/>
-    <w:basedOn w:val="1477"/>
+    <w:basedOn w:val="1479"/>
     <w:uiPriority w:val="99"/>
     <w:pPr>
       <w:pBdr/>
@@ -44314,9 +44349,9 @@
       </w:tcPr>
     </w:tblStylePr>
   </w:style>
-  <w:style w:type="table" w:styleId="1491">
+  <w:style w:type="table" w:styleId="1493">
     <w:name w:val="Grid Table 1 Light - Accent 6"/>
-    <w:basedOn w:val="1477"/>
+    <w:basedOn w:val="1479"/>
     <w:uiPriority w:val="99"/>
     <w:pPr>
       <w:pBdr/>
@@ -44537,9 +44572,9 @@
       </w:tcPr>
     </w:tblStylePr>
   </w:style>
-  <w:style w:type="table" w:styleId="1492">
+  <w:style w:type="table" w:styleId="1494">
     <w:name w:val="Grid Table 2"/>
-    <w:basedOn w:val="1477"/>
+    <w:basedOn w:val="1479"/>
     <w:uiPriority w:val="99"/>
     <w:pPr>
       <w:pBdr/>
@@ -44769,9 +44804,9 @@
       </w:tcPr>
     </w:tblStylePr>
   </w:style>
-  <w:style w:type="table" w:styleId="1493">
+  <w:style w:type="table" w:styleId="1495">
     <w:name w:val="Grid Table 2 - Accent 1"/>
-    <w:basedOn w:val="1477"/>
+    <w:basedOn w:val="1479"/>
     <w:uiPriority w:val="99"/>
     <w:pPr>
       <w:pBdr/>
@@ -45001,9 +45036,9 @@
       </w:tcPr>
     </w:tblStylePr>
   </w:style>
-  <w:style w:type="table" w:styleId="1494">
+  <w:style w:type="table" w:styleId="1496">
     <w:name w:val="Grid Table 2 - Accent 2"/>
-    <w:basedOn w:val="1477"/>
+    <w:basedOn w:val="1479"/>
     <w:uiPriority w:val="99"/>
     <w:pPr>
       <w:pBdr/>
@@ -45233,9 +45268,9 @@
       </w:tcPr>
     </w:tblStylePr>
   </w:style>
-  <w:style w:type="table" w:styleId="1495">
+  <w:style w:type="table" w:styleId="1497">
     <w:name w:val="Grid Table 2 - Accent 3"/>
-    <w:basedOn w:val="1477"/>
+    <w:basedOn w:val="1479"/>
     <w:uiPriority w:val="99"/>
     <w:pPr>
       <w:pBdr/>
@@ -45465,9 +45500,9 @@
       </w:tcPr>
     </w:tblStylePr>
   </w:style>
-  <w:style w:type="table" w:styleId="1496">
+  <w:style w:type="table" w:styleId="1498">
     <w:name w:val="Grid Table 2 - Accent 4"/>
-    <w:basedOn w:val="1477"/>
+    <w:basedOn w:val="1479"/>
     <w:uiPriority w:val="99"/>
     <w:pPr>
       <w:pBdr/>
@@ -45697,9 +45732,9 @@
       </w:tcPr>
     </w:tblStylePr>
   </w:style>
-  <w:style w:type="table" w:styleId="1497">
+  <w:style w:type="table" w:styleId="1499">
     <w:name w:val="Grid Table 2 - Accent 5"/>
-    <w:basedOn w:val="1477"/>
+    <w:basedOn w:val="1479"/>
     <w:uiPriority w:val="99"/>
     <w:pPr>
       <w:pBdr/>
@@ -45929,9 +45964,9 @@
       </w:tcPr>
     </w:tblStylePr>
   </w:style>
-  <w:style w:type="table" w:styleId="1498">
+  <w:style w:type="table" w:styleId="1500">
     <w:name w:val="Grid Table 2 - Accent 6"/>
-    <w:basedOn w:val="1477"/>
+    <w:basedOn w:val="1479"/>
     <w:uiPriority w:val="99"/>
     <w:pPr>
       <w:pBdr/>
@@ -46161,9 +46196,9 @@
       </w:tcPr>
     </w:tblStylePr>
   </w:style>
-  <w:style w:type="table" w:styleId="1499">
+  <w:style w:type="table" w:styleId="1501">
     <w:name w:val="Grid Table 3"/>
-    <w:basedOn w:val="1477"/>
+    <w:basedOn w:val="1479"/>
     <w:uiPriority w:val="99"/>
     <w:pPr>
       <w:pBdr/>
@@ -46406,9 +46441,9 @@
       </w:tcPr>
     </w:tblStylePr>
   </w:style>
-  <w:style w:type="table" w:styleId="1500">
+  <w:style w:type="table" w:styleId="1502">
     <w:name w:val="Grid Table 3 - Accent 1"/>
-    <w:basedOn w:val="1477"/>
+    <w:basedOn w:val="1479"/>
     <w:uiPriority w:val="99"/>
     <w:pPr>
       <w:pBdr/>
@@ -46651,9 +46686,9 @@
       </w:tcPr>
     </w:tblStylePr>
   </w:style>
-  <w:style w:type="table" w:styleId="1501">
+  <w:style w:type="table" w:styleId="1503">
     <w:name w:val="Grid Table 3 - Accent 2"/>
-    <w:basedOn w:val="1477"/>
+    <w:basedOn w:val="1479"/>
     <w:uiPriority w:val="99"/>
     <w:pPr>
       <w:pBdr/>
@@ -46896,9 +46931,9 @@
       </w:tcPr>
     </w:tblStylePr>
   </w:style>
-  <w:style w:type="table" w:styleId="1502">
+  <w:style w:type="table" w:styleId="1504">
     <w:name w:val="Grid Table 3 - Accent 3"/>
-    <w:basedOn w:val="1477"/>
+    <w:basedOn w:val="1479"/>
     <w:uiPriority w:val="99"/>
     <w:pPr>
       <w:pBdr/>
@@ -47141,9 +47176,9 @@
       </w:tcPr>
     </w:tblStylePr>
   </w:style>
-  <w:style w:type="table" w:styleId="1503">
+  <w:style w:type="table" w:styleId="1505">
     <w:name w:val="Grid Table 3 - Accent 4"/>
-    <w:basedOn w:val="1477"/>
+    <w:basedOn w:val="1479"/>
     <w:uiPriority w:val="99"/>
     <w:pPr>
       <w:pBdr/>
@@ -47386,9 +47421,9 @@
       </w:tcPr>
     </w:tblStylePr>
   </w:style>
-  <w:style w:type="table" w:styleId="1504">
+  <w:style w:type="table" w:styleId="1506">
     <w:name w:val="Grid Table 3 - Accent 5"/>
-    <w:basedOn w:val="1477"/>
+    <w:basedOn w:val="1479"/>
     <w:uiPriority w:val="99"/>
     <w:pPr>
       <w:pBdr/>
@@ -47631,9 +47666,9 @@
       </w:tcPr>
     </w:tblStylePr>
   </w:style>
-  <w:style w:type="table" w:styleId="1505">
+  <w:style w:type="table" w:styleId="1507">
     <w:name w:val="Grid Table 3 - Accent 6"/>
-    <w:basedOn w:val="1477"/>
+    <w:basedOn w:val="1479"/>
     <w:uiPriority w:val="99"/>
     <w:pPr>
       <w:pBdr/>
@@ -47876,9 +47911,9 @@
       </w:tcPr>
     </w:tblStylePr>
   </w:style>
-  <w:style w:type="table" w:styleId="1506">
+  <w:style w:type="table" w:styleId="1508">
     <w:name w:val="Grid Table 4"/>
-    <w:basedOn w:val="1477"/>
+    <w:basedOn w:val="1479"/>
     <w:uiPriority w:val="59"/>
     <w:pPr>
       <w:pBdr/>
@@ -48109,9 +48144,9 @@
       </w:tcPr>
     </w:tblStylePr>
   </w:style>
-  <w:style w:type="table" w:styleId="1507">
+  <w:style w:type="table" w:styleId="1509">
     <w:name w:val="Grid Table 4 - Accent 1"/>
-    <w:basedOn w:val="1477"/>
+    <w:basedOn w:val="1479"/>
     <w:uiPriority w:val="59"/>
     <w:pPr>
       <w:pBdr/>
@@ -48342,9 +48377,9 @@
       </w:tcPr>
     </w:tblStylePr>
   </w:style>
-  <w:style w:type="table" w:styleId="1508">
+  <w:style w:type="table" w:styleId="1510">
     <w:name w:val="Grid Table 4 - Accent 2"/>
-    <w:basedOn w:val="1477"/>
+    <w:basedOn w:val="1479"/>
     <w:uiPriority w:val="59"/>
     <w:pPr>
       <w:pBdr/>
@@ -48575,9 +48610,9 @@
       </w:tcPr>
     </w:tblStylePr>
   </w:style>
-  <w:style w:type="table" w:styleId="1509">
+  <w:style w:type="table" w:styleId="1511">
     <w:name w:val="Grid Table 4 - Accent 3"/>
-    <w:basedOn w:val="1477"/>
+    <w:basedOn w:val="1479"/>
     <w:uiPriority w:val="59"/>
     <w:pPr>
       <w:pBdr/>
@@ -48808,9 +48843,9 @@
       </w:tcPr>
     </w:tblStylePr>
   </w:style>
-  <w:style w:type="table" w:styleId="1510">
+  <w:style w:type="table" w:styleId="1512">
     <w:name w:val="Grid Table 4 - Accent 4"/>
-    <w:basedOn w:val="1477"/>
+    <w:basedOn w:val="1479"/>
     <w:uiPriority w:val="59"/>
     <w:pPr>
       <w:pBdr/>
@@ -49041,9 +49076,9 @@
       </w:tcPr>
     </w:tblStylePr>
   </w:style>
-  <w:style w:type="table" w:styleId="1511">
+  <w:style w:type="table" w:styleId="1513">
     <w:name w:val="Grid Table 4 - Accent 5"/>
-    <w:basedOn w:val="1477"/>
+    <w:basedOn w:val="1479"/>
     <w:uiPriority w:val="59"/>
     <w:pPr>
       <w:pBdr/>
@@ -49274,9 +49309,9 @@
       </w:tcPr>
     </w:tblStylePr>
   </w:style>
-  <w:style w:type="table" w:styleId="1512">
+  <w:style w:type="table" w:styleId="1514">
     <w:name w:val="Grid Table 4 - Accent 6"/>
-    <w:basedOn w:val="1477"/>
+    <w:basedOn w:val="1479"/>
     <w:uiPriority w:val="59"/>
     <w:pPr>
       <w:pBdr/>
@@ -49507,9 +49542,9 @@
       </w:tcPr>
     </w:tblStylePr>
   </w:style>
-  <w:style w:type="table" w:styleId="1513">
+  <w:style w:type="table" w:styleId="1515">
     <w:name w:val="Grid Table 5 Dark"/>
-    <w:basedOn w:val="1477"/>
+    <w:basedOn w:val="1479"/>
     <w:uiPriority w:val="99"/>
     <w:pPr>
       <w:pBdr/>
@@ -49735,9 +49770,9 @@
       </w:tcPr>
     </w:tblStylePr>
   </w:style>
-  <w:style w:type="table" w:styleId="1514">
+  <w:style w:type="table" w:styleId="1516">
     <w:name w:val="Grid Table 5 Dark- Accent 1"/>
-    <w:basedOn w:val="1477"/>
+    <w:basedOn w:val="1479"/>
     <w:uiPriority w:val="99"/>
     <w:pPr>
       <w:pBdr/>
@@ -49963,9 +49998,9 @@
       </w:tcPr>
     </w:tblStylePr>
   </w:style>
-  <w:style w:type="table" w:styleId="1515">
+  <w:style w:type="table" w:styleId="1517">
     <w:name w:val="Grid Table 5 Dark - Accent 2"/>
-    <w:basedOn w:val="1477"/>
+    <w:basedOn w:val="1479"/>
     <w:uiPriority w:val="99"/>
     <w:pPr>
       <w:pBdr/>
@@ -50191,9 +50226,9 @@
       </w:tcPr>
     </w:tblStylePr>
   </w:style>
-  <w:style w:type="table" w:styleId="1516">
+  <w:style w:type="table" w:styleId="1518">
     <w:name w:val="Grid Table 5 Dark - Accent 3"/>
-    <w:basedOn w:val="1477"/>
+    <w:basedOn w:val="1479"/>
     <w:uiPriority w:val="99"/>
     <w:pPr>
       <w:pBdr/>
@@ -50419,9 +50454,9 @@
       </w:tcPr>
     </w:tblStylePr>
   </w:style>
-  <w:style w:type="table" w:styleId="1517">
+  <w:style w:type="table" w:styleId="1519">
     <w:name w:val="Grid Table 5 Dark- Accent 4"/>
-    <w:basedOn w:val="1477"/>
+    <w:basedOn w:val="1479"/>
     <w:uiPriority w:val="99"/>
     <w:pPr>
       <w:pBdr/>
@@ -50647,9 +50682,9 @@
       </w:tcPr>
     </w:tblStylePr>
   </w:style>
-  <w:style w:type="table" w:styleId="1518">
+  <w:style w:type="table" w:styleId="1520">
     <w:name w:val="Grid Table 5 Dark - Accent 5"/>
-    <w:basedOn w:val="1477"/>
+    <w:basedOn w:val="1479"/>
     <w:uiPriority w:val="99"/>
     <w:pPr>
       <w:pBdr/>
@@ -50875,9 +50910,9 @@
       </w:tcPr>
     </w:tblStylePr>
   </w:style>
-  <w:style w:type="table" w:styleId="1519">
+  <w:style w:type="table" w:styleId="1521">
     <w:name w:val="Grid Table 5 Dark - Accent 6"/>
-    <w:basedOn w:val="1477"/>
+    <w:basedOn w:val="1479"/>
     <w:uiPriority w:val="99"/>
     <w:pPr>
       <w:pBdr/>
@@ -51103,9 +51138,9 @@
       </w:tcPr>
     </w:tblStylePr>
   </w:style>
-  <w:style w:type="table" w:styleId="1520">
+  <w:style w:type="table" w:styleId="1522">
     <w:name w:val="Grid Table 6 Colorful"/>
-    <w:basedOn w:val="1477"/>
+    <w:basedOn w:val="1479"/>
     <w:uiPriority w:val="99"/>
     <w:pPr>
       <w:pBdr/>
@@ -51333,9 +51368,9 @@
       </w:tcPr>
     </w:tblStylePr>
   </w:style>
-  <w:style w:type="table" w:styleId="1521">
+  <w:style w:type="table" w:styleId="1523">
     <w:name w:val="Grid Table 6 Colorful - Accent 1"/>
-    <w:basedOn w:val="1477"/>
+    <w:basedOn w:val="1479"/>
     <w:uiPriority w:val="99"/>
     <w:pPr>
       <w:pBdr/>
@@ -51563,9 +51598,9 @@
       </w:tcPr>
     </w:tblStylePr>
   </w:style>
-  <w:style w:type="table" w:styleId="1522">
+  <w:style w:type="table" w:styleId="1524">
     <w:name w:val="Grid Table 6 Colorful - Accent 2"/>
-    <w:basedOn w:val="1477"/>
+    <w:basedOn w:val="1479"/>
     <w:uiPriority w:val="99"/>
     <w:pPr>
       <w:pBdr/>
@@ -51793,9 +51828,9 @@
       </w:tcPr>
     </w:tblStylePr>
   </w:style>
-  <w:style w:type="table" w:styleId="1523">
+  <w:style w:type="table" w:styleId="1525">
     <w:name w:val="Grid Table 6 Colorful - Accent 3"/>
-    <w:basedOn w:val="1477"/>
+    <w:basedOn w:val="1479"/>
     <w:uiPriority w:val="99"/>
     <w:pPr>
       <w:pBdr/>
@@ -52023,9 +52058,9 @@
       </w:tcPr>
     </w:tblStylePr>
   </w:style>
-  <w:style w:type="table" w:styleId="1524">
+  <w:style w:type="table" w:styleId="1526">
     <w:name w:val="Grid Table 6 Colorful - Accent 4"/>
-    <w:basedOn w:val="1477"/>
+    <w:basedOn w:val="1479"/>
     <w:uiPriority w:val="99"/>
     <w:pPr>
       <w:pBdr/>
@@ -52253,9 +52288,9 @@
       </w:tcPr>
     </w:tblStylePr>
   </w:style>
-  <w:style w:type="table" w:styleId="1525">
+  <w:style w:type="table" w:styleId="1527">
     <w:name w:val="Grid Table 6 Colorful - Accent 5"/>
-    <w:basedOn w:val="1477"/>
+    <w:basedOn w:val="1479"/>
     <w:uiPriority w:val="99"/>
     <w:pPr>
       <w:pBdr/>
@@ -52483,9 +52518,9 @@
       </w:tcPr>
     </w:tblStylePr>
   </w:style>
-  <w:style w:type="table" w:styleId="1526">
+  <w:style w:type="table" w:styleId="1528">
     <w:name w:val="Grid Table 6 Colorful - Accent 6"/>
-    <w:basedOn w:val="1477"/>
+    <w:basedOn w:val="1479"/>
     <w:uiPriority w:val="99"/>
     <w:pPr>
       <w:pBdr/>
@@ -52713,9 +52748,9 @@
       </w:tcPr>
     </w:tblStylePr>
   </w:style>
-  <w:style w:type="table" w:styleId="1527">
+  <w:style w:type="table" w:styleId="1529">
     <w:name w:val="Grid Table 7 Colorful"/>
-    <w:basedOn w:val="1477"/>
+    <w:basedOn w:val="1479"/>
     <w:uiPriority w:val="99"/>
     <w:pPr>
       <w:pBdr/>
@@ -52967,9 +53002,9 @@
       </w:tcPr>
     </w:tblStylePr>
   </w:style>
-  <w:style w:type="table" w:styleId="1528">
+  <w:style w:type="table" w:styleId="1530">
     <w:name w:val="Grid Table 7 Colorful - Accent 1"/>
-    <w:basedOn w:val="1477"/>
+    <w:basedOn w:val="1479"/>
     <w:uiPriority w:val="99"/>
     <w:pPr>
       <w:pBdr/>
@@ -53221,9 +53256,9 @@
       </w:tcPr>
     </w:tblStylePr>
   </w:style>
-  <w:style w:type="table" w:styleId="1529">
+  <w:style w:type="table" w:styleId="1531">
     <w:name w:val="Grid Table 7 Colorful - Accent 2"/>
-    <w:basedOn w:val="1477"/>
+    <w:basedOn w:val="1479"/>
     <w:uiPriority w:val="99"/>
     <w:pPr>
       <w:pBdr/>
@@ -53475,9 +53510,9 @@
       </w:tcPr>
     </w:tblStylePr>
   </w:style>
-  <w:style w:type="table" w:styleId="1530">
+  <w:style w:type="table" w:styleId="1532">
     <w:name w:val="Grid Table 7 Colorful - Accent 3"/>
-    <w:basedOn w:val="1477"/>
+    <w:basedOn w:val="1479"/>
     <w:uiPriority w:val="99"/>
     <w:pPr>
       <w:pBdr/>
@@ -53729,9 +53764,9 @@
       </w:tcPr>
     </w:tblStylePr>
   </w:style>
-  <w:style w:type="table" w:styleId="1531">
+  <w:style w:type="table" w:styleId="1533">
     <w:name w:val="Grid Table 7 Colorful - Accent 4"/>
-    <w:basedOn w:val="1477"/>
+    <w:basedOn w:val="1479"/>
     <w:uiPriority w:val="99"/>
     <w:pPr>
       <w:pBdr/>
@@ -53983,9 +54018,9 @@
       </w:tcPr>
     </w:tblStylePr>
   </w:style>
-  <w:style w:type="table" w:styleId="1532">
+  <w:style w:type="table" w:styleId="1534">
     <w:name w:val="Grid Table 7 Colorful - Accent 5"/>
-    <w:basedOn w:val="1477"/>
+    <w:basedOn w:val="1479"/>
     <w:uiPriority w:val="99"/>
     <w:pPr>
       <w:pBdr/>
@@ -54237,9 +54272,9 @@
       </w:tcPr>
     </w:tblStylePr>
   </w:style>
-  <w:style w:type="table" w:styleId="1533">
+  <w:style w:type="table" w:styleId="1535">
     <w:name w:val="Grid Table 7 Colorful - Accent 6"/>
-    <w:basedOn w:val="1477"/>
+    <w:basedOn w:val="1479"/>
     <w:uiPriority w:val="99"/>
     <w:pPr>
       <w:pBdr/>
@@ -54491,9 +54526,9 @@
       </w:tcPr>
     </w:tblStylePr>
   </w:style>
-  <w:style w:type="table" w:styleId="1534">
+  <w:style w:type="table" w:styleId="1536">
     <w:name w:val="List Table 1 Light"/>
-    <w:basedOn w:val="1477"/>
+    <w:basedOn w:val="1479"/>
     <w:uiPriority w:val="99"/>
     <w:pPr>
       <w:pBdr/>
@@ -54707,9 +54742,9 @@
       </w:tcPr>
     </w:tblStylePr>
   </w:style>
-  <w:style w:type="table" w:styleId="1535">
+  <w:style w:type="table" w:styleId="1537">
     <w:name w:val="List Table 1 Light - Accent 1"/>
-    <w:basedOn w:val="1477"/>
+    <w:basedOn w:val="1479"/>
     <w:uiPriority w:val="99"/>
     <w:pPr>
       <w:pBdr/>
@@ -54923,9 +54958,9 @@
       </w:tcPr>
     </w:tblStylePr>
   </w:style>
-  <w:style w:type="table" w:styleId="1536">
+  <w:style w:type="table" w:styleId="1538">
     <w:name w:val="List Table 1 Light - Accent 2"/>
-    <w:basedOn w:val="1477"/>
+    <w:basedOn w:val="1479"/>
     <w:uiPriority w:val="99"/>
     <w:pPr>
       <w:pBdr/>
@@ -55139,9 +55174,9 @@
       </w:tcPr>
     </w:tblStylePr>
   </w:style>
-  <w:style w:type="table" w:styleId="1537">
+  <w:style w:type="table" w:styleId="1539">
     <w:name w:val="List Table 1 Light - Accent 3"/>
-    <w:basedOn w:val="1477"/>
+    <w:basedOn w:val="1479"/>
     <w:uiPriority w:val="99"/>
     <w:pPr>
       <w:pBdr/>
@@ -55355,9 +55390,9 @@
       </w:tcPr>
     </w:tblStylePr>
   </w:style>
-  <w:style w:type="table" w:styleId="1538">
+  <w:style w:type="table" w:styleId="1540">
     <w:name w:val="List Table 1 Light - Accent 4"/>
-    <w:basedOn w:val="1477"/>
+    <w:basedOn w:val="1479"/>
     <w:uiPriority w:val="99"/>
     <w:pPr>
       <w:pBdr/>
@@ -55571,9 +55606,9 @@
       </w:tcPr>
     </w:tblStylePr>
   </w:style>
-  <w:style w:type="table" w:styleId="1539">
+  <w:style w:type="table" w:styleId="1541">
     <w:name w:val="List Table 1 Light - Accent 5"/>
-    <w:basedOn w:val="1477"/>
+    <w:basedOn w:val="1479"/>
     <w:uiPriority w:val="99"/>
     <w:pPr>
       <w:pBdr/>
@@ -55787,9 +55822,9 @@
       </w:tcPr>
     </w:tblStylePr>
   </w:style>
-  <w:style w:type="table" w:styleId="1540">
+  <w:style w:type="table" w:styleId="1542">
     <w:name w:val="List Table 1 Light - Accent 6"/>
-    <w:basedOn w:val="1477"/>
+    <w:basedOn w:val="1479"/>
     <w:uiPriority w:val="99"/>
     <w:pPr>
       <w:pBdr/>
@@ -56003,9 +56038,9 @@
       </w:tcPr>
     </w:tblStylePr>
   </w:style>
-  <w:style w:type="table" w:styleId="1541">
+  <w:style w:type="table" w:styleId="1543">
     <w:name w:val="List Table 2"/>
-    <w:basedOn w:val="1477"/>
+    <w:basedOn w:val="1479"/>
     <w:uiPriority w:val="99"/>
     <w:pPr>
       <w:pBdr/>
@@ -56241,9 +56276,9 @@
       </w:tcPr>
     </w:tblStylePr>
   </w:style>
-  <w:style w:type="table" w:styleId="1542">
+  <w:style w:type="table" w:styleId="1544">
     <w:name w:val="List Table 2 - Accent 1"/>
-    <w:basedOn w:val="1477"/>
+    <w:basedOn w:val="1479"/>
     <w:uiPriority w:val="99"/>
     <w:pPr>
       <w:pBdr/>
@@ -56479,9 +56514,9 @@
       </w:tcPr>
     </w:tblStylePr>
   </w:style>
-  <w:style w:type="table" w:styleId="1543">
+  <w:style w:type="table" w:styleId="1545">
     <w:name w:val="List Table 2 - Accent 2"/>
-    <w:basedOn w:val="1477"/>
+    <w:basedOn w:val="1479"/>
     <w:uiPriority w:val="99"/>
     <w:pPr>
       <w:pBdr/>
@@ -56717,9 +56752,9 @@
       </w:tcPr>
     </w:tblStylePr>
   </w:style>
-  <w:style w:type="table" w:styleId="1544">
+  <w:style w:type="table" w:styleId="1546">
     <w:name w:val="List Table 2 - Accent 3"/>
-    <w:basedOn w:val="1477"/>
+    <w:basedOn w:val="1479"/>
     <w:uiPriority w:val="99"/>
     <w:pPr>
       <w:pBdr/>
@@ -56955,9 +56990,9 @@
       </w:tcPr>
     </w:tblStylePr>
   </w:style>
-  <w:style w:type="table" w:styleId="1545">
+  <w:style w:type="table" w:styleId="1547">
     <w:name w:val="List Table 2 - Accent 4"/>
-    <w:basedOn w:val="1477"/>
+    <w:basedOn w:val="1479"/>
     <w:uiPriority w:val="99"/>
     <w:pPr>
       <w:pBdr/>
@@ -57193,9 +57228,9 @@
       </w:tcPr>
     </w:tblStylePr>
   </w:style>
-  <w:style w:type="table" w:styleId="1546">
+  <w:style w:type="table" w:styleId="1548">
     <w:name w:val="List Table 2 - Accent 5"/>
-    <w:basedOn w:val="1477"/>
+    <w:basedOn w:val="1479"/>
     <w:uiPriority w:val="99"/>
     <w:pPr>
       <w:pBdr/>
@@ -57431,9 +57466,9 @@
       </w:tcPr>
     </w:tblStylePr>
   </w:style>
-  <w:style w:type="table" w:styleId="1547">
+  <w:style w:type="table" w:styleId="1549">
     <w:name w:val="List Table 2 - Accent 6"/>
-    <w:basedOn w:val="1477"/>
+    <w:basedOn w:val="1479"/>
     <w:uiPriority w:val="99"/>
     <w:pPr>
       <w:pBdr/>
@@ -57669,9 +57704,9 @@
       </w:tcPr>
     </w:tblStylePr>
   </w:style>
-  <w:style w:type="table" w:styleId="1548">
+  <w:style w:type="table" w:styleId="1550">
     <w:name w:val="List Table 3"/>
-    <w:basedOn w:val="1477"/>
+    <w:basedOn w:val="1479"/>
     <w:uiPriority w:val="99"/>
     <w:pPr>
       <w:pBdr/>
@@ -57897,9 +57932,9 @@
       </w:tcPr>
     </w:tblStylePr>
   </w:style>
-  <w:style w:type="table" w:styleId="1549">
+  <w:style w:type="table" w:styleId="1551">
     <w:name w:val="List Table 3 - Accent 1"/>
-    <w:basedOn w:val="1477"/>
+    <w:basedOn w:val="1479"/>
     <w:uiPriority w:val="99"/>
     <w:pPr>
       <w:pBdr/>
@@ -58125,9 +58160,9 @@
       </w:tcPr>
     </w:tblStylePr>
   </w:style>
-  <w:style w:type="table" w:styleId="1550">
+  <w:style w:type="table" w:styleId="1552">
     <w:name w:val="List Table 3 - Accent 2"/>
-    <w:basedOn w:val="1477"/>
+    <w:basedOn w:val="1479"/>
     <w:uiPriority w:val="99"/>
     <w:pPr>
       <w:pBdr/>
@@ -58353,9 +58388,9 @@
       </w:tcPr>
     </w:tblStylePr>
   </w:style>
-  <w:style w:type="table" w:styleId="1551">
+  <w:style w:type="table" w:styleId="1553">
     <w:name w:val="List Table 3 - Accent 3"/>
-    <w:basedOn w:val="1477"/>
+    <w:basedOn w:val="1479"/>
     <w:uiPriority w:val="99"/>
     <w:pPr>
       <w:pBdr/>
@@ -58581,9 +58616,9 @@
       </w:tcPr>
     </w:tblStylePr>
   </w:style>
-  <w:style w:type="table" w:styleId="1552">
+  <w:style w:type="table" w:styleId="1554">
     <w:name w:val="List Table 3 - Accent 4"/>
-    <w:basedOn w:val="1477"/>
+    <w:basedOn w:val="1479"/>
     <w:uiPriority w:val="99"/>
     <w:pPr>
       <w:pBdr/>
@@ -58809,9 +58844,9 @@
       </w:tcPr>
     </w:tblStylePr>
   </w:style>
-  <w:style w:type="table" w:styleId="1553">
+  <w:style w:type="table" w:styleId="1555">
     <w:name w:val="List Table 3 - Accent 5"/>
-    <w:basedOn w:val="1477"/>
+    <w:basedOn w:val="1479"/>
     <w:uiPriority w:val="99"/>
     <w:pPr>
       <w:pBdr/>
@@ -59037,9 +59072,9 @@
       </w:tcPr>
     </w:tblStylePr>
   </w:style>
-  <w:style w:type="table" w:styleId="1554">
+  <w:style w:type="table" w:styleId="1556">
     <w:name w:val="List Table 3 - Accent 6"/>
-    <w:basedOn w:val="1477"/>
+    <w:basedOn w:val="1479"/>
     <w:uiPriority w:val="99"/>
     <w:pPr>
       <w:pBdr/>
@@ -59265,9 +59300,9 @@
       </w:tcPr>
     </w:tblStylePr>
   </w:style>
-  <w:style w:type="table" w:styleId="1555">
+  <w:style w:type="table" w:styleId="1557">
     <w:name w:val="List Table 4"/>
-    <w:basedOn w:val="1477"/>
+    <w:basedOn w:val="1479"/>
     <w:uiPriority w:val="99"/>
     <w:pPr>
       <w:pBdr/>
@@ -59490,9 +59525,9 @@
       </w:tcPr>
     </w:tblStylePr>
   </w:style>
-  <w:style w:type="table" w:styleId="1556">
+  <w:style w:type="table" w:styleId="1558">
     <w:name w:val="List Table 4 - Accent 1"/>
-    <w:basedOn w:val="1477"/>
+    <w:basedOn w:val="1479"/>
     <w:uiPriority w:val="99"/>
     <w:pPr>
       <w:pBdr/>
@@ -59715,9 +59750,9 @@
       </w:tcPr>
     </w:tblStylePr>
   </w:style>
-  <w:style w:type="table" w:styleId="1557">
+  <w:style w:type="table" w:styleId="1559">
     <w:name w:val="List Table 4 - Accent 2"/>
-    <w:basedOn w:val="1477"/>
+    <w:basedOn w:val="1479"/>
     <w:uiPriority w:val="99"/>
     <w:pPr>
       <w:pBdr/>
@@ -59940,9 +59975,9 @@
       </w:tcPr>
     </w:tblStylePr>
   </w:style>
-  <w:style w:type="table" w:styleId="1558">
+  <w:style w:type="table" w:styleId="1560">
     <w:name w:val="List Table 4 - Accent 3"/>
-    <w:basedOn w:val="1477"/>
+    <w:basedOn w:val="1479"/>
     <w:uiPriority w:val="99"/>
     <w:pPr>
       <w:pBdr/>
@@ -60165,9 +60200,9 @@
       </w:tcPr>
     </w:tblStylePr>
   </w:style>
-  <w:style w:type="table" w:styleId="1559">
+  <w:style w:type="table" w:styleId="1561">
     <w:name w:val="List Table 4 - Accent 4"/>
-    <w:basedOn w:val="1477"/>
+    <w:basedOn w:val="1479"/>
     <w:uiPriority w:val="99"/>
     <w:pPr>
       <w:pBdr/>
@@ -60390,9 +60425,9 @@
       </w:tcPr>
     </w:tblStylePr>
   </w:style>
-  <w:style w:type="table" w:styleId="1560">
+  <w:style w:type="table" w:styleId="1562">
     <w:name w:val="List Table 4 - Accent 5"/>
-    <w:basedOn w:val="1477"/>
+    <w:basedOn w:val="1479"/>
     <w:uiPriority w:val="99"/>
     <w:pPr>
       <w:pBdr/>
@@ -60615,9 +60650,9 @@
       </w:tcPr>
     </w:tblStylePr>
   </w:style>
-  <w:style w:type="table" w:styleId="1561">
+  <w:style w:type="table" w:styleId="1563">
     <w:name w:val="List Table 4 - Accent 6"/>
-    <w:basedOn w:val="1477"/>
+    <w:basedOn w:val="1479"/>
     <w:uiPriority w:val="99"/>
     <w:pPr>
       <w:pBdr/>
@@ -60840,9 +60875,9 @@
       </w:tcPr>
     </w:tblStylePr>
   </w:style>
-  <w:style w:type="table" w:styleId="1562">
+  <w:style w:type="table" w:styleId="1564">
     <w:name w:val="List Table 5 Dark"/>
-    <w:basedOn w:val="1477"/>
+    <w:basedOn w:val="1479"/>
     <w:uiPriority w:val="99"/>
     <w:pPr>
       <w:pBdr/>
@@ -61082,9 +61117,9 @@
       </w:tcPr>
     </w:tblStylePr>
   </w:style>
-  <w:style w:type="table" w:styleId="1563">
+  <w:style w:type="table" w:styleId="1565">
     <w:name w:val="List Table 5 Dark - Accent 1"/>
-    <w:basedOn w:val="1477"/>
+    <w:basedOn w:val="1479"/>
     <w:uiPriority w:val="99"/>
     <w:pPr>
       <w:pBdr/>
@@ -61324,9 +61359,9 @@
       </w:tcPr>
     </w:tblStylePr>
   </w:style>
-  <w:style w:type="table" w:styleId="1564">
+  <w:style w:type="table" w:styleId="1566">
     <w:name w:val="List Table 5 Dark - Accent 2"/>
-    <w:basedOn w:val="1477"/>
+    <w:basedOn w:val="1479"/>
     <w:uiPriority w:val="99"/>
     <w:pPr>
       <w:pBdr/>
@@ -61566,9 +61601,9 @@
       </w:tcPr>
     </w:tblStylePr>
   </w:style>
-  <w:style w:type="table" w:styleId="1565">
+  <w:style w:type="table" w:styleId="1567">
     <w:name w:val="List Table 5 Dark - Accent 3"/>
-    <w:basedOn w:val="1477"/>
+    <w:basedOn w:val="1479"/>
     <w:uiPriority w:val="99"/>
     <w:pPr>
       <w:pBdr/>
@@ -61808,9 +61843,9 @@
       </w:tcPr>
     </w:tblStylePr>
   </w:style>
-  <w:style w:type="table" w:styleId="1566">
+  <w:style w:type="table" w:styleId="1568">
     <w:name w:val="List Table 5 Dark - Accent 4"/>
-    <w:basedOn w:val="1477"/>
+    <w:basedOn w:val="1479"/>
     <w:uiPriority w:val="99"/>
     <w:pPr>
       <w:pBdr/>
@@ -62050,9 +62085,9 @@
       </w:tcPr>
     </w:tblStylePr>
   </w:style>
-  <w:style w:type="table" w:styleId="1567">
+  <w:style w:type="table" w:styleId="1569">
     <w:name w:val="List Table 5 Dark - Accent 5"/>
-    <w:basedOn w:val="1477"/>
+    <w:basedOn w:val="1479"/>
     <w:uiPriority w:val="99"/>
     <w:pPr>
       <w:pBdr/>
@@ -62292,9 +62327,9 @@
       </w:tcPr>
     </w:tblStylePr>
   </w:style>
-  <w:style w:type="table" w:styleId="1568">
+  <w:style w:type="table" w:styleId="1570">
     <w:name w:val="List Table 5 Dark - Accent 6"/>
-    <w:basedOn w:val="1477"/>
+    <w:basedOn w:val="1479"/>
     <w:uiPriority w:val="99"/>
     <w:pPr>
       <w:pBdr/>
@@ -62534,9 +62569,9 @@
       </w:tcPr>
     </w:tblStylePr>
   </w:style>
-  <w:style w:type="table" w:styleId="1569">
+  <w:style w:type="table" w:styleId="1571">
     <w:name w:val="List Table 6 Colorful"/>
-    <w:basedOn w:val="1477"/>
+    <w:basedOn w:val="1479"/>
     <w:uiPriority w:val="99"/>
     <w:pPr>
       <w:pBdr/>
@@ -62757,9 +62792,9 @@
       </w:tcPr>
     </w:tblStylePr>
   </w:style>
-  <w:style w:type="table" w:styleId="1570">
+  <w:style w:type="table" w:styleId="1572">
     <w:name w:val="List Table 6 Colorful - Accent 1"/>
-    <w:basedOn w:val="1477"/>
+    <w:basedOn w:val="1479"/>
     <w:uiPriority w:val="99"/>
     <w:pPr>
       <w:pBdr/>
@@ -62980,9 +63015,9 @@
       </w:tcPr>
     </w:tblStylePr>
   </w:style>
-  <w:style w:type="table" w:styleId="1571">
+  <w:style w:type="table" w:styleId="1573">
     <w:name w:val="List Table 6 Colorful - Accent 2"/>
-    <w:basedOn w:val="1477"/>
+    <w:basedOn w:val="1479"/>
     <w:uiPriority w:val="99"/>
     <w:pPr>
       <w:pBdr/>
@@ -63203,9 +63238,9 @@
       </w:tcPr>
     </w:tblStylePr>
   </w:style>
-  <w:style w:type="table" w:styleId="1572">
+  <w:style w:type="table" w:styleId="1574">
     <w:name w:val="List Table 6 Colorful - Accent 3"/>
-    <w:basedOn w:val="1477"/>
+    <w:basedOn w:val="1479"/>
     <w:uiPriority w:val="99"/>
     <w:pPr>
       <w:pBdr/>
@@ -63426,9 +63461,9 @@
       </w:tcPr>
     </w:tblStylePr>
   </w:style>
-  <w:style w:type="table" w:styleId="1573">
+  <w:style w:type="table" w:styleId="1575">
     <w:name w:val="List Table 6 Colorful - Accent 4"/>
-    <w:basedOn w:val="1477"/>
+    <w:basedOn w:val="1479"/>
     <w:uiPriority w:val="99"/>
     <w:pPr>
       <w:pBdr/>
@@ -63649,9 +63684,9 @@
       </w:tcPr>
     </w:tblStylePr>
   </w:style>
-  <w:style w:type="table" w:styleId="1574">
+  <w:style w:type="table" w:styleId="1576">
     <w:name w:val="List Table 6 Colorful - Accent 5"/>
-    <w:basedOn w:val="1477"/>
+    <w:basedOn w:val="1479"/>
     <w:uiPriority w:val="99"/>
     <w:pPr>
       <w:pBdr/>
@@ -63872,9 +63907,9 @@
       </w:tcPr>
     </w:tblStylePr>
   </w:style>
-  <w:style w:type="table" w:styleId="1575">
+  <w:style w:type="table" w:styleId="1577">
     <w:name w:val="List Table 6 Colorful - Accent 6"/>
-    <w:basedOn w:val="1477"/>
+    <w:basedOn w:val="1479"/>
     <w:uiPriority w:val="99"/>
     <w:pPr>
       <w:pBdr/>
@@ -64095,9 +64130,9 @@
       </w:tcPr>
     </w:tblStylePr>
   </w:style>
-  <w:style w:type="table" w:styleId="1576">
+  <w:style w:type="table" w:styleId="1578">
     <w:name w:val="List Table 7 Colorful"/>
-    <w:basedOn w:val="1477"/>
+    <w:basedOn w:val="1479"/>
     <w:uiPriority w:val="99"/>
     <w:pPr>
       <w:pBdr/>
@@ -64351,9 +64386,9 @@
       </w:tcPr>
     </w:tblStylePr>
   </w:style>
-  <w:style w:type="table" w:styleId="1577">
+  <w:style w:type="table" w:styleId="1579">
     <w:name w:val="List Table 7 Colorful - Accent 1"/>
-    <w:basedOn w:val="1477"/>
+    <w:basedOn w:val="1479"/>
     <w:uiPriority w:val="99"/>
     <w:pPr>
       <w:pBdr/>
@@ -64607,9 +64642,9 @@
       </w:tcPr>
     </w:tblStylePr>
   </w:style>
-  <w:style w:type="table" w:styleId="1578">
+  <w:style w:type="table" w:styleId="1580">
     <w:name w:val="List Table 7 Colorful - Accent 2"/>
-    <w:basedOn w:val="1477"/>
+    <w:basedOn w:val="1479"/>
     <w:uiPriority w:val="99"/>
     <w:pPr>
       <w:pBdr/>
@@ -64863,9 +64898,9 @@
       </w:tcPr>
     </w:tblStylePr>
   </w:style>
-  <w:style w:type="table" w:styleId="1579">
+  <w:style w:type="table" w:styleId="1581">
     <w:name w:val="List Table 7 Colorful - Accent 3"/>
-    <w:basedOn w:val="1477"/>
+    <w:basedOn w:val="1479"/>
     <w:uiPriority w:val="99"/>
     <w:pPr>
       <w:pBdr/>
@@ -65119,9 +65154,9 @@
       </w:tcPr>
     </w:tblStylePr>
   </w:style>
-  <w:style w:type="table" w:styleId="1580">
+  <w:style w:type="table" w:styleId="1582">
     <w:name w:val="List Table 7 Colorful - Accent 4"/>
-    <w:basedOn w:val="1477"/>
+    <w:basedOn w:val="1479"/>
     <w:uiPriority w:val="99"/>
     <w:pPr>
       <w:pBdr/>
@@ -65375,9 +65410,9 @@
       </w:tcPr>
     </w:tblStylePr>
   </w:style>
-  <w:style w:type="table" w:styleId="1581">
+  <w:style w:type="table" w:styleId="1583">
     <w:name w:val="List Table 7 Colorful - Accent 5"/>
-    <w:basedOn w:val="1477"/>
+    <w:basedOn w:val="1479"/>
     <w:uiPriority w:val="99"/>
     <w:pPr>
       <w:pBdr/>
@@ -65631,9 +65666,9 @@
       </w:tcPr>
     </w:tblStylePr>
   </w:style>
-  <w:style w:type="table" w:styleId="1582">
+  <w:style w:type="table" w:styleId="1584">
     <w:name w:val="List Table 7 Colorful - Accent 6"/>
-    <w:basedOn w:val="1477"/>
+    <w:basedOn w:val="1479"/>
     <w:uiPriority w:val="99"/>
     <w:pPr>
       <w:pBdr/>
@@ -65887,9 +65922,9 @@
       </w:tcPr>
     </w:tblStylePr>
   </w:style>
-  <w:style w:type="table" w:styleId="1583">
+  <w:style w:type="table" w:styleId="1585">
     <w:name w:val="Lined - Accent"/>
-    <w:basedOn w:val="1477"/>
+    <w:basedOn w:val="1479"/>
     <w:uiPriority w:val="99"/>
     <w:pPr>
       <w:pBdr/>
@@ -66124,9 +66159,9 @@
       </w:tcPr>
     </w:tblStylePr>
   </w:style>
-  <w:style w:type="table" w:styleId="1584">
+  <w:style w:type="table" w:styleId="1586">
     <w:name w:val="Lined - Accent 1"/>
-    <w:basedOn w:val="1477"/>
+    <w:basedOn w:val="1479"/>
     <w:uiPriority w:val="99"/>
     <w:pPr>
       <w:pBdr/>
@@ -66361,9 +66396,9 @@
       </w:tcPr>
     </w:tblStylePr>
   </w:style>
-  <w:style w:type="table" w:styleId="1585">
+  <w:style w:type="table" w:styleId="1587">
     <w:name w:val="Lined - Accent 2"/>
-    <w:basedOn w:val="1477"/>
+    <w:basedOn w:val="1479"/>
     <w:uiPriority w:val="99"/>
     <w:pPr>
       <w:pBdr/>
@@ -66598,9 +66633,9 @@
       </w:tcPr>
     </w:tblStylePr>
   </w:style>
-  <w:style w:type="table" w:styleId="1586">
+  <w:style w:type="table" w:styleId="1588">
     <w:name w:val="Lined - Accent 3"/>
-    <w:basedOn w:val="1477"/>
+    <w:basedOn w:val="1479"/>
     <w:uiPriority w:val="99"/>
     <w:pPr>
       <w:pBdr/>
@@ -66835,9 +66870,9 @@
       </w:tcPr>
     </w:tblStylePr>
   </w:style>
-  <w:style w:type="table" w:styleId="1587">
+  <w:style w:type="table" w:styleId="1589">
     <w:name w:val="Lined - Accent 4"/>
-    <w:basedOn w:val="1477"/>
+    <w:basedOn w:val="1479"/>
     <w:uiPriority w:val="99"/>
     <w:pPr>
       <w:pBdr/>
@@ -67072,9 +67107,9 @@
       </w:tcPr>
     </w:tblStylePr>
   </w:style>
-  <w:style w:type="table" w:styleId="1588">
+  <w:style w:type="table" w:styleId="1590">
     <w:name w:val="Lined - Accent 5"/>
-    <w:basedOn w:val="1477"/>
+    <w:basedOn w:val="1479"/>
     <w:uiPriority w:val="99"/>
     <w:pPr>
       <w:pBdr/>
@@ -67309,9 +67344,9 @@
       </w:tcPr>
     </w:tblStylePr>
   </w:style>
-  <w:style w:type="table" w:styleId="1589">
+  <w:style w:type="table" w:styleId="1591">
     <w:name w:val="Lined - Accent 6"/>
-    <w:basedOn w:val="1477"/>
+    <w:basedOn w:val="1479"/>
     <w:uiPriority w:val="99"/>
     <w:pPr>
       <w:pBdr/>
@@ -67546,9 +67581,9 @@
       </w:tcPr>
     </w:tblStylePr>
   </w:style>
-  <w:style w:type="table" w:styleId="1590">
+  <w:style w:type="table" w:styleId="1592">
     <w:name w:val="Bordered &amp; Lined - Accent"/>
-    <w:basedOn w:val="1477"/>
+    <w:basedOn w:val="1479"/>
     <w:uiPriority w:val="99"/>
     <w:pPr>
       <w:pBdr/>
@@ -67790,9 +67825,9 @@
       </w:tcPr>
     </w:tblStylePr>
   </w:style>
-  <w:style w:type="table" w:styleId="1591">
+  <w:style w:type="table" w:styleId="1593">
     <w:name w:val="Bordered &amp; Lined - Accent 1"/>
-    <w:basedOn w:val="1477"/>
+    <w:basedOn w:val="1479"/>
     <w:uiPriority w:val="99"/>
     <w:pPr>
       <w:pBdr/>
@@ -68034,9 +68069,9 @@
       </w:tcPr>
     </w:tblStylePr>
   </w:style>
-  <w:style w:type="table" w:styleId="1592">
+  <w:style w:type="table" w:styleId="1594">
     <w:name w:val="Bordered &amp; Lined - Accent 2"/>
-    <w:basedOn w:val="1477"/>
+    <w:basedOn w:val="1479"/>
     <w:uiPriority w:val="99"/>
     <w:pPr>
       <w:pBdr/>
@@ -68278,9 +68313,9 @@
       </w:tcPr>
     </w:tblStylePr>
   </w:style>
-  <w:style w:type="table" w:styleId="1593">
+  <w:style w:type="table" w:styleId="1595">
     <w:name w:val="Bordered &amp; Lined - Accent 3"/>
-    <w:basedOn w:val="1477"/>
+    <w:basedOn w:val="1479"/>
     <w:uiPriority w:val="99"/>
     <w:pPr>
       <w:pBdr/>
@@ -68522,9 +68557,9 @@
       </w:tcPr>
     </w:tblStylePr>
   </w:style>
-  <w:style w:type="table" w:styleId="1594">
+  <w:style w:type="table" w:styleId="1596">
     <w:name w:val="Bordered &amp; Lined - Accent 4"/>
-    <w:basedOn w:val="1477"/>
+    <w:basedOn w:val="1479"/>
     <w:uiPriority w:val="99"/>
     <w:pPr>
       <w:pBdr/>
@@ -68766,9 +68801,9 @@
       </w:tcPr>
     </w:tblStylePr>
   </w:style>
-  <w:style w:type="table" w:styleId="1595">
+  <w:style w:type="table" w:styleId="1597">
     <w:name w:val="Bordered &amp; Lined - Accent 5"/>
-    <w:basedOn w:val="1477"/>
+    <w:basedOn w:val="1479"/>
     <w:uiPriority w:val="99"/>
     <w:pPr>
       <w:pBdr/>
@@ -69010,9 +69045,9 @@
       </w:tcPr>
     </w:tblStylePr>
   </w:style>
-  <w:style w:type="table" w:styleId="1596">
+  <w:style w:type="table" w:styleId="1598">
     <w:name w:val="Bordered &amp; Lined - Accent 6"/>
-    <w:basedOn w:val="1477"/>
+    <w:basedOn w:val="1479"/>
     <w:uiPriority w:val="99"/>
     <w:pPr>
       <w:pBdr/>
@@ -69254,9 +69289,9 @@
       </w:tcPr>
     </w:tblStylePr>
   </w:style>
-  <w:style w:type="table" w:styleId="1597">
+  <w:style w:type="table" w:styleId="1599">
     <w:name w:val="Bordered"/>
-    <w:basedOn w:val="1477"/>
+    <w:basedOn w:val="1479"/>
     <w:uiPriority w:val="99"/>
     <w:pPr>
       <w:pBdr/>
@@ -69485,9 +69520,9 @@
       </w:tcPr>
     </w:tblStylePr>
   </w:style>
-  <w:style w:type="table" w:styleId="1598">
+  <w:style w:type="table" w:styleId="1600">
     <w:name w:val="Bordered - Accent 1"/>
-    <w:basedOn w:val="1477"/>
+    <w:basedOn w:val="1479"/>
     <w:uiPriority w:val="99"/>
     <w:pPr>
       <w:pBdr/>
@@ -69716,9 +69751,9 @@
       </w:tcPr>
     </w:tblStylePr>
   </w:style>
-  <w:style w:type="table" w:styleId="1599">
+  <w:style w:type="table" w:styleId="1601">
     <w:name w:val="Bordered - Accent 2"/>
-    <w:basedOn w:val="1477"/>
+    <w:basedOn w:val="1479"/>
     <w:uiPriority w:val="99"/>
     <w:pPr>
       <w:pBdr/>
@@ -69947,9 +69982,9 @@
       </w:tcPr>
     </w:tblStylePr>
   </w:style>
-  <w:style w:type="table" w:styleId="1600">
+  <w:style w:type="table" w:styleId="1602">
     <w:name w:val="Bordered - Accent 3"/>
-    <w:basedOn w:val="1477"/>
+    <w:basedOn w:val="1479"/>
     <w:uiPriority w:val="99"/>
     <w:pPr>
       <w:pBdr/>
@@ -70178,9 +70213,9 @@
       </w:tcPr>
     </w:tblStylePr>
   </w:style>
-  <w:style w:type="table" w:styleId="1601">
+  <w:style w:type="table" w:styleId="1603">
     <w:name w:val="Bordered - Accent 4"/>
-    <w:basedOn w:val="1477"/>
+    <w:basedOn w:val="1479"/>
     <w:uiPriority w:val="99"/>
     <w:pPr>
       <w:pBdr/>
@@ -70409,9 +70444,9 @@
       </w:tcPr>
     </w:tblStylePr>
   </w:style>
-  <w:style w:type="table" w:styleId="1602">
+  <w:style w:type="table" w:styleId="1604">
     <w:name w:val="Bordered - Accent 5"/>
-    <w:basedOn w:val="1477"/>
+    <w:basedOn w:val="1479"/>
     <w:uiPriority w:val="99"/>
     <w:pPr>
       <w:pBdr/>
@@ -70640,9 +70675,9 @@
       </w:tcPr>
     </w:tblStylePr>
   </w:style>
-  <w:style w:type="table" w:styleId="1603">
+  <w:style w:type="table" w:styleId="1605">
     <w:name w:val="Bordered - Accent 6"/>
-    <w:basedOn w:val="1477"/>
+    <w:basedOn w:val="1479"/>
     <w:uiPriority w:val="99"/>
     <w:pPr>
       <w:pBdr/>
@@ -70871,7 +70906,7 @@
       </w:tcPr>
     </w:tblStylePr>
   </w:style>
-  <w:style w:type="paragraph" w:styleId="1604" w:default="1">
+  <w:style w:type="paragraph" w:styleId="1606" w:default="1">
     <w:name w:val="Normal"/>
     <w:qFormat/>
     <w:pPr>
@@ -70880,11 +70915,11 @@
       <w:ind/>
     </w:pPr>
   </w:style>
-  <w:style w:type="paragraph" w:styleId="1605">
+  <w:style w:type="paragraph" w:styleId="1607">
     <w:name w:val="Heading 1"/>
-    <w:basedOn w:val="1604"/>
-    <w:next w:val="1604"/>
-    <w:link w:val="1616"/>
+    <w:basedOn w:val="1606"/>
+    <w:next w:val="1606"/>
+    <w:link w:val="1618"/>
     <w:uiPriority w:val="9"/>
     <w:qFormat/>
     <w:pPr>
@@ -70902,11 +70937,11 @@
       <w:szCs w:val="40"/>
     </w:rPr>
   </w:style>
-  <w:style w:type="paragraph" w:styleId="1606">
+  <w:style w:type="paragraph" w:styleId="1608">
     <w:name w:val="Heading 2"/>
-    <w:basedOn w:val="1604"/>
-    <w:next w:val="1604"/>
-    <w:link w:val="1617"/>
+    <w:basedOn w:val="1606"/>
+    <w:next w:val="1606"/>
+    <w:link w:val="1619"/>
     <w:uiPriority w:val="9"/>
     <w:unhideWhenUsed/>
     <w:qFormat/>
@@ -70925,11 +70960,11 @@
       <w:szCs w:val="32"/>
     </w:rPr>
   </w:style>
-  <w:style w:type="paragraph" w:styleId="1607">
+  <w:style w:type="paragraph" w:styleId="1609">
     <w:name w:val="Heading 3"/>
-    <w:basedOn w:val="1604"/>
-    <w:next w:val="1604"/>
-    <w:link w:val="1618"/>
+    <w:basedOn w:val="1606"/>
+    <w:next w:val="1606"/>
+    <w:link w:val="1620"/>
     <w:uiPriority w:val="9"/>
     <w:unhideWhenUsed/>
     <w:qFormat/>
@@ -70948,11 +70983,11 @@
       <w:szCs w:val="28"/>
     </w:rPr>
   </w:style>
-  <w:style w:type="paragraph" w:styleId="1608">
+  <w:style w:type="paragraph" w:styleId="1610">
     <w:name w:val="Heading 4"/>
-    <w:basedOn w:val="1604"/>
-    <w:next w:val="1604"/>
-    <w:link w:val="1619"/>
+    <w:basedOn w:val="1606"/>
+    <w:next w:val="1606"/>
+    <w:link w:val="1621"/>
     <w:uiPriority w:val="9"/>
     <w:unhideWhenUsed/>
     <w:qFormat/>
@@ -70971,11 +71006,11 @@
       <w:color w:val="0f4761" w:themeColor="accent1" w:themeShade="BF"/>
     </w:rPr>
   </w:style>
-  <w:style w:type="paragraph" w:styleId="1609">
+  <w:style w:type="paragraph" w:styleId="1611">
     <w:name w:val="Heading 5"/>
-    <w:basedOn w:val="1604"/>
-    <w:next w:val="1604"/>
-    <w:link w:val="1620"/>
+    <w:basedOn w:val="1606"/>
+    <w:next w:val="1606"/>
+    <w:link w:val="1622"/>
     <w:uiPriority w:val="9"/>
     <w:unhideWhenUsed/>
     <w:qFormat/>
@@ -70992,11 +71027,11 @@
       <w:color w:val="0f4761" w:themeColor="accent1" w:themeShade="BF"/>
     </w:rPr>
   </w:style>
-  <w:style w:type="paragraph" w:styleId="1610">
+  <w:style w:type="paragraph" w:styleId="1612">
     <w:name w:val="Heading 6"/>
-    <w:basedOn w:val="1604"/>
-    <w:next w:val="1604"/>
-    <w:link w:val="1621"/>
+    <w:basedOn w:val="1606"/>
+    <w:next w:val="1606"/>
+    <w:link w:val="1623"/>
     <w:uiPriority w:val="9"/>
     <w:unhideWhenUsed/>
     <w:qFormat/>
@@ -71015,11 +71050,11 @@
       <w:color w:val="595959" w:themeColor="text1" w:themeTint="A6"/>
     </w:rPr>
   </w:style>
-  <w:style w:type="paragraph" w:styleId="1611">
+  <w:style w:type="paragraph" w:styleId="1613">
     <w:name w:val="Heading 7"/>
-    <w:basedOn w:val="1604"/>
-    <w:next w:val="1604"/>
-    <w:link w:val="1622"/>
+    <w:basedOn w:val="1606"/>
+    <w:next w:val="1606"/>
+    <w:link w:val="1624"/>
     <w:uiPriority w:val="9"/>
     <w:unhideWhenUsed/>
     <w:qFormat/>
@@ -71036,11 +71071,11 @@
       <w:color w:val="595959" w:themeColor="text1" w:themeTint="A6"/>
     </w:rPr>
   </w:style>
-  <w:style w:type="paragraph" w:styleId="1612">
+  <w:style w:type="paragraph" w:styleId="1614">
     <w:name w:val="Heading 8"/>
-    <w:basedOn w:val="1604"/>
-    <w:next w:val="1604"/>
-    <w:link w:val="1623"/>
+    <w:basedOn w:val="1606"/>
+    <w:next w:val="1606"/>
+    <w:link w:val="1625"/>
     <w:uiPriority w:val="9"/>
     <w:unhideWhenUsed/>
     <w:qFormat/>
@@ -71059,11 +71094,11 @@
       <w:color w:val="272727" w:themeColor="text1" w:themeTint="D8"/>
     </w:rPr>
   </w:style>
-  <w:style w:type="paragraph" w:styleId="1613">
+  <w:style w:type="paragraph" w:styleId="1615">
     <w:name w:val="Heading 9"/>
-    <w:basedOn w:val="1604"/>
-    <w:next w:val="1604"/>
-    <w:link w:val="1624"/>
+    <w:basedOn w:val="1606"/>
+    <w:next w:val="1606"/>
+    <w:link w:val="1626"/>
     <w:uiPriority w:val="9"/>
     <w:unhideWhenUsed/>
     <w:qFormat/>
@@ -71082,7 +71117,7 @@
       <w:color w:val="272727" w:themeColor="text1" w:themeTint="D8"/>
     </w:rPr>
   </w:style>
-  <w:style w:type="character" w:styleId="1614" w:default="1">
+  <w:style w:type="character" w:styleId="1616" w:default="1">
     <w:name w:val="Default Paragraph Font"/>
     <w:uiPriority w:val="1"/>
     <w:semiHidden/>
@@ -71093,7 +71128,7 @@
       <w:ind/>
     </w:pPr>
   </w:style>
-  <w:style w:type="numbering" w:styleId="1615" w:default="1">
+  <w:style w:type="numbering" w:styleId="1617" w:default="1">
     <w:name w:val="No List"/>
     <w:uiPriority w:val="99"/>
     <w:semiHidden/>
@@ -71104,10 +71139,10 @@
       <w:ind/>
     </w:pPr>
   </w:style>
-  <w:style w:type="character" w:styleId="1616">
+  <w:style w:type="character" w:styleId="1618">
     <w:name w:val="Heading 1 Char"/>
-    <w:basedOn w:val="1614"/>
-    <w:link w:val="1605"/>
+    <w:basedOn w:val="1616"/>
+    <w:link w:val="1607"/>
     <w:uiPriority w:val="9"/>
     <w:pPr>
       <w:pBdr/>
@@ -71121,10 +71156,10 @@
       <w:szCs w:val="40"/>
     </w:rPr>
   </w:style>
-  <w:style w:type="character" w:styleId="1617">
+  <w:style w:type="character" w:styleId="1619">
     <w:name w:val="Heading 2 Char"/>
-    <w:basedOn w:val="1614"/>
-    <w:link w:val="1606"/>
+    <w:basedOn w:val="1616"/>
+    <w:link w:val="1608"/>
     <w:uiPriority w:val="9"/>
     <w:pPr>
       <w:pBdr/>
@@ -71138,10 +71173,10 @@
       <w:szCs w:val="32"/>
     </w:rPr>
   </w:style>
-  <w:style w:type="character" w:styleId="1618">
+  <w:style w:type="character" w:styleId="1620">
     <w:name w:val="Heading 3 Char"/>
-    <w:basedOn w:val="1614"/>
-    <w:link w:val="1607"/>
+    <w:basedOn w:val="1616"/>
+    <w:link w:val="1609"/>
     <w:uiPriority w:val="9"/>
     <w:pPr>
       <w:pBdr/>
@@ -71155,10 +71190,10 @@
       <w:szCs w:val="28"/>
     </w:rPr>
   </w:style>
-  <w:style w:type="character" w:styleId="1619">
+  <w:style w:type="character" w:styleId="1621">
     <w:name w:val="Heading 4 Char"/>
-    <w:basedOn w:val="1614"/>
-    <w:link w:val="1608"/>
+    <w:basedOn w:val="1616"/>
+    <w:link w:val="1610"/>
     <w:uiPriority w:val="9"/>
     <w:pPr>
       <w:pBdr/>
@@ -71172,10 +71207,10 @@
       <w:color w:val="0f4761" w:themeColor="accent1" w:themeShade="BF"/>
     </w:rPr>
   </w:style>
-  <w:style w:type="character" w:styleId="1620">
+  <w:style w:type="character" w:styleId="1622">
     <w:name w:val="Heading 5 Char"/>
-    <w:basedOn w:val="1614"/>
-    <w:link w:val="1609"/>
+    <w:basedOn w:val="1616"/>
+    <w:link w:val="1611"/>
     <w:uiPriority w:val="9"/>
     <w:pPr>
       <w:pBdr/>
@@ -71187,10 +71222,10 @@
       <w:color w:val="0f4761" w:themeColor="accent1" w:themeShade="BF"/>
     </w:rPr>
   </w:style>
-  <w:style w:type="character" w:styleId="1621">
+  <w:style w:type="character" w:styleId="1623">
     <w:name w:val="Heading 6 Char"/>
-    <w:basedOn w:val="1614"/>
-    <w:link w:val="1610"/>
+    <w:basedOn w:val="1616"/>
+    <w:link w:val="1612"/>
     <w:uiPriority w:val="9"/>
     <w:pPr>
       <w:pBdr/>
@@ -71204,10 +71239,10 @@
       <w:color w:val="595959" w:themeColor="text1" w:themeTint="A6"/>
     </w:rPr>
   </w:style>
-  <w:style w:type="character" w:styleId="1622">
+  <w:style w:type="character" w:styleId="1624">
     <w:name w:val="Heading 7 Char"/>
-    <w:basedOn w:val="1614"/>
-    <w:link w:val="1611"/>
+    <w:basedOn w:val="1616"/>
+    <w:link w:val="1613"/>
     <w:uiPriority w:val="9"/>
     <w:pPr>
       <w:pBdr/>
@@ -71219,10 +71254,10 @@
       <w:color w:val="595959" w:themeColor="text1" w:themeTint="A6"/>
     </w:rPr>
   </w:style>
-  <w:style w:type="character" w:styleId="1623">
+  <w:style w:type="character" w:styleId="1625">
     <w:name w:val="Heading 8 Char"/>
-    <w:basedOn w:val="1614"/>
-    <w:link w:val="1612"/>
+    <w:basedOn w:val="1616"/>
+    <w:link w:val="1614"/>
     <w:uiPriority w:val="9"/>
     <w:pPr>
       <w:pBdr/>
@@ -71236,10 +71271,10 @@
       <w:color w:val="272727" w:themeColor="text1" w:themeTint="D8"/>
     </w:rPr>
   </w:style>
-  <w:style w:type="character" w:styleId="1624">
+  <w:style w:type="character" w:styleId="1626">
     <w:name w:val="Heading 9 Char"/>
-    <w:basedOn w:val="1614"/>
-    <w:link w:val="1613"/>
+    <w:basedOn w:val="1616"/>
+    <w:link w:val="1615"/>
     <w:uiPriority w:val="9"/>
     <w:pPr>
       <w:pBdr/>
@@ -71253,11 +71288,11 @@
       <w:color w:val="272727" w:themeColor="text1" w:themeTint="D8"/>
     </w:rPr>
   </w:style>
-  <w:style w:type="paragraph" w:styleId="1625">
+  <w:style w:type="paragraph" w:styleId="1627">
     <w:name w:val="Title"/>
-    <w:basedOn w:val="1604"/>
-    <w:next w:val="1604"/>
-    <w:link w:val="1626"/>
+    <w:basedOn w:val="1606"/>
+    <w:next w:val="1606"/>
+    <w:link w:val="1628"/>
     <w:uiPriority w:val="10"/>
     <w:qFormat/>
     <w:pPr>
@@ -71273,10 +71308,10 @@
       <w:szCs w:val="56"/>
     </w:rPr>
   </w:style>
-  <w:style w:type="character" w:styleId="1626">
+  <w:style w:type="character" w:styleId="1628">
     <w:name w:val="Title Char"/>
-    <w:basedOn w:val="1614"/>
-    <w:link w:val="1625"/>
+    <w:basedOn w:val="1616"/>
+    <w:link w:val="1627"/>
     <w:uiPriority w:val="10"/>
     <w:pPr>
       <w:pBdr/>
@@ -71290,11 +71325,11 @@
       <w:szCs w:val="56"/>
     </w:rPr>
   </w:style>
-  <w:style w:type="paragraph" w:styleId="1627">
+  <w:style w:type="paragraph" w:styleId="1629">
     <w:name w:val="Subtitle"/>
-    <w:basedOn w:val="1604"/>
-    <w:next w:val="1604"/>
-    <w:link w:val="1628"/>
+    <w:basedOn w:val="1606"/>
+    <w:next w:val="1606"/>
+    <w:link w:val="1630"/>
     <w:uiPriority w:val="11"/>
     <w:qFormat/>
     <w:pPr>
@@ -71312,10 +71347,10 @@
       <w:szCs w:val="28"/>
     </w:rPr>
   </w:style>
-  <w:style w:type="character" w:styleId="1628">
+  <w:style w:type="character" w:styleId="1630">
     <w:name w:val="Subtitle Char"/>
-    <w:basedOn w:val="1614"/>
-    <w:link w:val="1627"/>
+    <w:basedOn w:val="1616"/>
+    <w:link w:val="1629"/>
     <w:uiPriority w:val="11"/>
     <w:pPr>
       <w:pBdr/>
@@ -71329,11 +71364,11 @@
       <w:szCs w:val="28"/>
     </w:rPr>
   </w:style>
-  <w:style w:type="paragraph" w:styleId="1629">
+  <w:style w:type="paragraph" w:styleId="1631">
     <w:name w:val="Quote"/>
-    <w:basedOn w:val="1604"/>
-    <w:next w:val="1604"/>
-    <w:link w:val="1630"/>
+    <w:basedOn w:val="1606"/>
+    <w:next w:val="1606"/>
+    <w:link w:val="1632"/>
     <w:uiPriority w:val="29"/>
     <w:qFormat/>
     <w:pPr>
@@ -71348,10 +71383,10 @@
       <w:color w:val="404040" w:themeColor="text1" w:themeTint="BF"/>
     </w:rPr>
   </w:style>
-  <w:style w:type="character" w:styleId="1630">
+  <w:style w:type="character" w:styleId="1632">
     <w:name w:val="Quote Char"/>
-    <w:basedOn w:val="1614"/>
-    <w:link w:val="1629"/>
+    <w:basedOn w:val="1616"/>
+    <w:link w:val="1631"/>
     <w:uiPriority w:val="29"/>
     <w:pPr>
       <w:pBdr/>
@@ -71364,9 +71399,9 @@
       <w:color w:val="404040" w:themeColor="text1" w:themeTint="BF"/>
     </w:rPr>
   </w:style>
-  <w:style w:type="paragraph" w:styleId="1631">
+  <w:style w:type="paragraph" w:styleId="1633">
     <w:name w:val="List Paragraph"/>
-    <w:basedOn w:val="1604"/>
+    <w:basedOn w:val="1606"/>
     <w:uiPriority w:val="34"/>
     <w:qFormat/>
     <w:pPr>
@@ -71376,9 +71411,9 @@
       <w:contextualSpacing w:val="true"/>
     </w:pPr>
   </w:style>
-  <w:style w:type="character" w:styleId="1632">
+  <w:style w:type="character" w:styleId="1634">
     <w:name w:val="Intense Emphasis"/>
-    <w:basedOn w:val="1614"/>
+    <w:basedOn w:val="1616"/>
     <w:uiPriority w:val="21"/>
     <w:qFormat/>
     <w:pPr>
@@ -71392,11 +71427,11 @@
       <w:color w:val="0f4761" w:themeColor="accent1" w:themeShade="BF"/>
     </w:rPr>
   </w:style>
-  <w:style w:type="paragraph" w:styleId="1633">
+  <w:style w:type="paragraph" w:styleId="1635">
     <w:name w:val="Intense Quote"/>
-    <w:basedOn w:val="1604"/>
-    <w:next w:val="1604"/>
-    <w:link w:val="1634"/>
+    <w:basedOn w:val="1606"/>
+    <w:next w:val="1606"/>
+    <w:link w:val="1636"/>
     <w:uiPriority w:val="30"/>
     <w:qFormat/>
     <w:pPr>
@@ -71414,10 +71449,10 @@
       <w:color w:val="0f4761" w:themeColor="accent1" w:themeShade="BF"/>
     </w:rPr>
   </w:style>
-  <w:style w:type="character" w:styleId="1634">
+  <w:style w:type="character" w:styleId="1636">
     <w:name w:val="Intense Quote Char"/>
-    <w:basedOn w:val="1614"/>
-    <w:link w:val="1633"/>
+    <w:basedOn w:val="1616"/>
+    <w:link w:val="1635"/>
     <w:uiPriority w:val="30"/>
     <w:pPr>
       <w:pBdr/>
@@ -71430,9 +71465,9 @@
       <w:color w:val="0f4761" w:themeColor="accent1" w:themeShade="BF"/>
     </w:rPr>
   </w:style>
-  <w:style w:type="character" w:styleId="1635">
+  <w:style w:type="character" w:styleId="1637">
     <w:name w:val="Intense Reference"/>
-    <w:basedOn w:val="1614"/>
+    <w:basedOn w:val="1616"/>
     <w:uiPriority w:val="32"/>
     <w:qFormat/>
     <w:pPr>
@@ -71448,9 +71483,9 @@
       <w:spacing w:val="5"/>
     </w:rPr>
   </w:style>
-  <w:style w:type="paragraph" w:styleId="1636">
+  <w:style w:type="paragraph" w:styleId="1638">
     <w:name w:val="No Spacing"/>
-    <w:basedOn w:val="1604"/>
+    <w:basedOn w:val="1606"/>
     <w:uiPriority w:val="1"/>
     <w:qFormat/>
     <w:pPr>
@@ -71459,9 +71494,9 @@
       <w:ind/>
     </w:pPr>
   </w:style>
-  <w:style w:type="character" w:styleId="1637">
+  <w:style w:type="character" w:styleId="1639">
     <w:name w:val="Subtle Emphasis"/>
-    <w:basedOn w:val="1614"/>
+    <w:basedOn w:val="1616"/>
     <w:uiPriority w:val="19"/>
     <w:qFormat/>
     <w:pPr>
@@ -71475,9 +71510,9 @@
       <w:color w:val="404040" w:themeColor="text1" w:themeTint="BF"/>
     </w:rPr>
   </w:style>
-  <w:style w:type="character" w:styleId="1638">
+  <w:style w:type="character" w:styleId="1640">
     <w:name w:val="Emphasis"/>
-    <w:basedOn w:val="1614"/>
+    <w:basedOn w:val="1616"/>
     <w:uiPriority w:val="20"/>
     <w:qFormat/>
     <w:pPr>
@@ -71490,9 +71525,9 @@
       <w:iCs/>
     </w:rPr>
   </w:style>
-  <w:style w:type="character" w:styleId="1639">
+  <w:style w:type="character" w:styleId="1641">
     <w:name w:val="Strong"/>
-    <w:basedOn w:val="1614"/>
+    <w:basedOn w:val="1616"/>
     <w:uiPriority w:val="22"/>
     <w:qFormat/>
     <w:pPr>
@@ -71505,9 +71540,9 @@
       <w:bCs/>
     </w:rPr>
   </w:style>
-  <w:style w:type="character" w:styleId="1640">
+  <w:style w:type="character" w:styleId="1642">
     <w:name w:val="Subtle Reference"/>
-    <w:basedOn w:val="1614"/>
+    <w:basedOn w:val="1616"/>
     <w:uiPriority w:val="31"/>
     <w:qFormat/>
     <w:pPr>
@@ -71520,9 +71555,9 @@
       <w:color w:val="5a5a5a" w:themeColor="text1" w:themeTint="A5"/>
     </w:rPr>
   </w:style>
-  <w:style w:type="character" w:styleId="1641">
+  <w:style w:type="character" w:styleId="1643">
     <w:name w:val="Book Title"/>
-    <w:basedOn w:val="1614"/>
+    <w:basedOn w:val="1616"/>
     <w:uiPriority w:val="33"/>
     <w:qFormat/>
     <w:pPr>
@@ -71538,36 +71573,9 @@
       <w:spacing w:val="5"/>
     </w:rPr>
   </w:style>
-  <w:style w:type="paragraph" w:styleId="1642">
+  <w:style w:type="paragraph" w:styleId="1644">
     <w:name w:val="Header"/>
-    <w:basedOn w:val="1604"/>
-    <w:link w:val="1643"/>
-    <w:uiPriority w:val="99"/>
-    <w:unhideWhenUsed/>
-    <w:pPr>
-      <w:pBdr/>
-      <w:tabs>
-        <w:tab w:val="center" w:leader="none" w:pos="4844"/>
-        <w:tab w:val="right" w:leader="none" w:pos="9689"/>
-      </w:tabs>
-      <w:spacing w:after="0" w:line="240" w:lineRule="auto"/>
-      <w:ind/>
-    </w:pPr>
-  </w:style>
-  <w:style w:type="character" w:styleId="1643">
-    <w:name w:val="Header Char"/>
-    <w:basedOn w:val="1614"/>
-    <w:link w:val="1642"/>
-    <w:uiPriority w:val="99"/>
-    <w:pPr>
-      <w:pBdr/>
-      <w:spacing/>
-      <w:ind/>
-    </w:pPr>
-  </w:style>
-  <w:style w:type="paragraph" w:styleId="1644">
-    <w:name w:val="Footer"/>
-    <w:basedOn w:val="1604"/>
+    <w:basedOn w:val="1606"/>
     <w:link w:val="1645"/>
     <w:uiPriority w:val="99"/>
     <w:unhideWhenUsed/>
@@ -71582,8 +71590,8 @@
     </w:pPr>
   </w:style>
   <w:style w:type="character" w:styleId="1645">
-    <w:name w:val="Footer Char"/>
-    <w:basedOn w:val="1614"/>
+    <w:name w:val="Header Char"/>
+    <w:basedOn w:val="1616"/>
     <w:link w:val="1644"/>
     <w:uiPriority w:val="99"/>
     <w:pPr>
@@ -71593,9 +71601,36 @@
     </w:pPr>
   </w:style>
   <w:style w:type="paragraph" w:styleId="1646">
+    <w:name w:val="Footer"/>
+    <w:basedOn w:val="1606"/>
+    <w:link w:val="1647"/>
+    <w:uiPriority w:val="99"/>
+    <w:unhideWhenUsed/>
+    <w:pPr>
+      <w:pBdr/>
+      <w:tabs>
+        <w:tab w:val="center" w:leader="none" w:pos="4844"/>
+        <w:tab w:val="right" w:leader="none" w:pos="9689"/>
+      </w:tabs>
+      <w:spacing w:after="0" w:line="240" w:lineRule="auto"/>
+      <w:ind/>
+    </w:pPr>
+  </w:style>
+  <w:style w:type="character" w:styleId="1647">
+    <w:name w:val="Footer Char"/>
+    <w:basedOn w:val="1616"/>
+    <w:link w:val="1646"/>
+    <w:uiPriority w:val="99"/>
+    <w:pPr>
+      <w:pBdr/>
+      <w:spacing/>
+      <w:ind/>
+    </w:pPr>
+  </w:style>
+  <w:style w:type="paragraph" w:styleId="1648">
     <w:name w:val="Caption"/>
-    <w:basedOn w:val="1604"/>
-    <w:next w:val="1604"/>
+    <w:basedOn w:val="1606"/>
+    <w:next w:val="1606"/>
     <w:uiPriority w:val="35"/>
     <w:unhideWhenUsed/>
     <w:qFormat/>
@@ -71612,10 +71647,10 @@
       <w:szCs w:val="18"/>
     </w:rPr>
   </w:style>
-  <w:style w:type="paragraph" w:styleId="1647">
+  <w:style w:type="paragraph" w:styleId="1649">
     <w:name w:val="footnote text"/>
-    <w:basedOn w:val="1604"/>
-    <w:link w:val="1648"/>
+    <w:basedOn w:val="1606"/>
+    <w:link w:val="1650"/>
     <w:uiPriority w:val="99"/>
     <w:semiHidden/>
     <w:unhideWhenUsed/>
@@ -71629,10 +71664,10 @@
       <w:szCs w:val="20"/>
     </w:rPr>
   </w:style>
-  <w:style w:type="character" w:styleId="1648">
+  <w:style w:type="character" w:styleId="1650">
     <w:name w:val="Footnote Text Char"/>
-    <w:basedOn w:val="1614"/>
-    <w:link w:val="1647"/>
+    <w:basedOn w:val="1616"/>
+    <w:link w:val="1649"/>
     <w:uiPriority w:val="99"/>
     <w:semiHidden/>
     <w:pPr>
@@ -71645,9 +71680,9 @@
       <w:szCs w:val="20"/>
     </w:rPr>
   </w:style>
-  <w:style w:type="character" w:styleId="1649">
+  <w:style w:type="character" w:styleId="1651">
     <w:name w:val="footnote reference"/>
-    <w:basedOn w:val="1614"/>
+    <w:basedOn w:val="1616"/>
     <w:uiPriority w:val="99"/>
     <w:semiHidden/>
     <w:unhideWhenUsed/>
@@ -71660,10 +71695,10 @@
       <w:vertAlign w:val="superscript"/>
     </w:rPr>
   </w:style>
-  <w:style w:type="paragraph" w:styleId="1650">
+  <w:style w:type="paragraph" w:styleId="1652">
     <w:name w:val="endnote text"/>
-    <w:basedOn w:val="1604"/>
-    <w:link w:val="1651"/>
+    <w:basedOn w:val="1606"/>
+    <w:link w:val="1653"/>
     <w:uiPriority w:val="99"/>
     <w:semiHidden/>
     <w:unhideWhenUsed/>
@@ -71677,10 +71712,10 @@
       <w:szCs w:val="20"/>
     </w:rPr>
   </w:style>
-  <w:style w:type="character" w:styleId="1651">
+  <w:style w:type="character" w:styleId="1653">
     <w:name w:val="Endnote Text Char"/>
-    <w:basedOn w:val="1614"/>
-    <w:link w:val="1650"/>
+    <w:basedOn w:val="1616"/>
+    <w:link w:val="1652"/>
     <w:uiPriority w:val="99"/>
     <w:semiHidden/>
     <w:pPr>
@@ -71693,9 +71728,9 @@
       <w:szCs w:val="20"/>
     </w:rPr>
   </w:style>
-  <w:style w:type="character" w:styleId="1652">
+  <w:style w:type="character" w:styleId="1654">
     <w:name w:val="endnote reference"/>
-    <w:basedOn w:val="1614"/>
+    <w:basedOn w:val="1616"/>
     <w:uiPriority w:val="99"/>
     <w:semiHidden/>
     <w:unhideWhenUsed/>
@@ -71708,9 +71743,9 @@
       <w:vertAlign w:val="superscript"/>
     </w:rPr>
   </w:style>
-  <w:style w:type="character" w:styleId="1653">
+  <w:style w:type="character" w:styleId="1655">
     <w:name w:val="Hyperlink"/>
-    <w:basedOn w:val="1614"/>
+    <w:basedOn w:val="1616"/>
     <w:uiPriority w:val="99"/>
     <w:unhideWhenUsed/>
     <w:pPr>
@@ -71723,9 +71758,9 @@
       <w:u w:val="single"/>
     </w:rPr>
   </w:style>
-  <w:style w:type="character" w:styleId="1654">
+  <w:style w:type="character" w:styleId="1656">
     <w:name w:val="FollowedHyperlink"/>
-    <w:basedOn w:val="1614"/>
+    <w:basedOn w:val="1616"/>
     <w:uiPriority w:val="99"/>
     <w:semiHidden/>
     <w:unhideWhenUsed/>
@@ -71739,10 +71774,10 @@
       <w:u w:val="single"/>
     </w:rPr>
   </w:style>
-  <w:style w:type="paragraph" w:styleId="1655">
+  <w:style w:type="paragraph" w:styleId="1657">
     <w:name w:val="toc 1"/>
-    <w:basedOn w:val="1604"/>
-    <w:next w:val="1604"/>
+    <w:basedOn w:val="1606"/>
+    <w:next w:val="1606"/>
     <w:uiPriority w:val="39"/>
     <w:unhideWhenUsed/>
     <w:pPr>
@@ -71751,10 +71786,10 @@
       <w:ind/>
     </w:pPr>
   </w:style>
-  <w:style w:type="paragraph" w:styleId="1656">
+  <w:style w:type="paragraph" w:styleId="1658">
     <w:name w:val="toc 2"/>
-    <w:basedOn w:val="1604"/>
-    <w:next w:val="1604"/>
+    <w:basedOn w:val="1606"/>
+    <w:next w:val="1606"/>
     <w:uiPriority w:val="39"/>
     <w:unhideWhenUsed/>
     <w:pPr>
@@ -71763,10 +71798,10 @@
       <w:ind w:left="220"/>
     </w:pPr>
   </w:style>
-  <w:style w:type="paragraph" w:styleId="1657">
+  <w:style w:type="paragraph" w:styleId="1659">
     <w:name w:val="toc 3"/>
-    <w:basedOn w:val="1604"/>
-    <w:next w:val="1604"/>
+    <w:basedOn w:val="1606"/>
+    <w:next w:val="1606"/>
     <w:uiPriority w:val="39"/>
     <w:unhideWhenUsed/>
     <w:pPr>
@@ -71775,10 +71810,10 @@
       <w:ind w:left="440"/>
     </w:pPr>
   </w:style>
-  <w:style w:type="paragraph" w:styleId="1658">
+  <w:style w:type="paragraph" w:styleId="1660">
     <w:name w:val="toc 4"/>
-    <w:basedOn w:val="1604"/>
-    <w:next w:val="1604"/>
+    <w:basedOn w:val="1606"/>
+    <w:next w:val="1606"/>
     <w:uiPriority w:val="39"/>
     <w:unhideWhenUsed/>
     <w:pPr>
@@ -71787,10 +71822,10 @@
       <w:ind w:left="660"/>
     </w:pPr>
   </w:style>
-  <w:style w:type="paragraph" w:styleId="1659">
+  <w:style w:type="paragraph" w:styleId="1661">
     <w:name w:val="toc 5"/>
-    <w:basedOn w:val="1604"/>
-    <w:next w:val="1604"/>
+    <w:basedOn w:val="1606"/>
+    <w:next w:val="1606"/>
     <w:uiPriority w:val="39"/>
     <w:unhideWhenUsed/>
     <w:pPr>
@@ -71799,10 +71834,10 @@
       <w:ind w:left="880"/>
     </w:pPr>
   </w:style>
-  <w:style w:type="paragraph" w:styleId="1660">
+  <w:style w:type="paragraph" w:styleId="1662">
     <w:name w:val="toc 6"/>
-    <w:basedOn w:val="1604"/>
-    <w:next w:val="1604"/>
+    <w:basedOn w:val="1606"/>
+    <w:next w:val="1606"/>
     <w:uiPriority w:val="39"/>
     <w:unhideWhenUsed/>
     <w:pPr>
@@ -71811,10 +71846,10 @@
       <w:ind w:left="1100"/>
     </w:pPr>
   </w:style>
-  <w:style w:type="paragraph" w:styleId="1661">
+  <w:style w:type="paragraph" w:styleId="1663">
     <w:name w:val="toc 7"/>
-    <w:basedOn w:val="1604"/>
-    <w:next w:val="1604"/>
+    <w:basedOn w:val="1606"/>
+    <w:next w:val="1606"/>
     <w:uiPriority w:val="39"/>
     <w:unhideWhenUsed/>
     <w:pPr>
@@ -71823,10 +71858,10 @@
       <w:ind w:left="1320"/>
     </w:pPr>
   </w:style>
-  <w:style w:type="paragraph" w:styleId="1662">
+  <w:style w:type="paragraph" w:styleId="1664">
     <w:name w:val="toc 8"/>
-    <w:basedOn w:val="1604"/>
-    <w:next w:val="1604"/>
+    <w:basedOn w:val="1606"/>
+    <w:next w:val="1606"/>
     <w:uiPriority w:val="39"/>
     <w:unhideWhenUsed/>
     <w:pPr>
@@ -71835,10 +71870,10 @@
       <w:ind w:left="1540"/>
     </w:pPr>
   </w:style>
-  <w:style w:type="paragraph" w:styleId="1663">
+  <w:style w:type="paragraph" w:styleId="1665">
     <w:name w:val="toc 9"/>
-    <w:basedOn w:val="1604"/>
-    <w:next w:val="1604"/>
+    <w:basedOn w:val="1606"/>
+    <w:next w:val="1606"/>
     <w:uiPriority w:val="39"/>
     <w:unhideWhenUsed/>
     <w:pPr>
@@ -71847,9 +71882,9 @@
       <w:ind w:left="1760"/>
     </w:pPr>
   </w:style>
-  <w:style w:type="character" w:styleId="1664">
+  <w:style w:type="character" w:styleId="1666">
     <w:name w:val="Placeholder Text"/>
-    <w:basedOn w:val="1614"/>
+    <w:basedOn w:val="1616"/>
     <w:uiPriority w:val="99"/>
     <w:semiHidden/>
     <w:pPr>
@@ -71861,7 +71896,7 @@
       <w:color w:val="666666"/>
     </w:rPr>
   </w:style>
-  <w:style w:type="paragraph" w:styleId="1665">
+  <w:style w:type="paragraph" w:styleId="1667">
     <w:name w:val="TOC Heading"/>
     <w:uiPriority w:val="39"/>
     <w:unhideWhenUsed/>
@@ -71871,10 +71906,10 @@
       <w:ind/>
     </w:pPr>
   </w:style>
-  <w:style w:type="paragraph" w:styleId="1666">
+  <w:style w:type="paragraph" w:styleId="1668">
     <w:name w:val="table of figures"/>
-    <w:basedOn w:val="1604"/>
-    <w:next w:val="1604"/>
+    <w:basedOn w:val="1606"/>
+    <w:next w:val="1606"/>
     <w:uiPriority w:val="99"/>
     <w:unhideWhenUsed/>
     <w:pPr>

--- a/CM_Lab2.docx
+++ b/CM_Lab2.docx
@@ -2141,11 +2141,6 @@
               <w14:ligatures w14:val="none"/>
             </w:rPr>
           </w:r>
-          <w:r>
-            <w:rPr>
-              <w14:ligatures w14:val="none"/>
-            </w:rPr>
-          </w:r>
         </w:p>
         <w:p>
           <w:pPr>
@@ -2160,7 +2155,6 @@
               <w14:ligatures w14:val="none"/>
             </w:rPr>
           </w:pPr>
-          <w:r/>
           <w:hyperlink w:tooltip="#_Toc2" w:anchor="_Toc2" w:history="1">
             <w:r>
               <w:rPr>
@@ -2201,11 +2195,6 @@
               <w14:ligatures w14:val="none"/>
             </w:rPr>
           </w:r>
-          <w:r>
-            <w:rPr>
-              <w14:ligatures w14:val="none"/>
-            </w:rPr>
-          </w:r>
         </w:p>
         <w:p>
           <w:pPr>
@@ -2221,7 +2210,6 @@
               <w14:ligatures w14:val="none"/>
             </w:rPr>
           </w:pPr>
-          <w:r/>
           <w:hyperlink w:tooltip="#_Toc3" w:anchor="_Toc3" w:history="1">
             <w:r>
               <w:rPr>
@@ -2262,12 +2250,6 @@
               <w14:ligatures w14:val="none"/>
             </w:rPr>
           </w:r>
-          <w:r>
-            <w:rPr>
-              <w:highlight w:val="none"/>
-              <w14:ligatures w14:val="none"/>
-            </w:rPr>
-          </w:r>
         </w:p>
         <w:p>
           <w:pPr>
@@ -2283,7 +2265,6 @@
               <w14:ligatures w14:val="none"/>
             </w:rPr>
           </w:pPr>
-          <w:r/>
           <w:hyperlink w:tooltip="#_Toc4" w:anchor="_Toc4" w:history="1">
             <w:r>
               <w:rPr>
@@ -2320,12 +2301,6 @@
               <w14:ligatures w14:val="none"/>
             </w:rPr>
           </w:r>
-          <w:r>
-            <w:rPr>
-              <w:highlight w:val="none"/>
-              <w14:ligatures w14:val="none"/>
-            </w:rPr>
-          </w:r>
         </w:p>
         <w:p>
           <w:pPr>
@@ -2340,7 +2315,6 @@
               <w:highlight w:val="none"/>
             </w:rPr>
           </w:pPr>
-          <w:r/>
           <w:hyperlink w:tooltip="#_Toc5" w:anchor="_Toc5" w:history="1">
             <w:r>
               <w:rPr>
@@ -2406,11 +2380,6 @@
               <w:highlight w:val="none"/>
             </w:rPr>
           </w:r>
-          <w:r>
-            <w:rPr>
-              <w:highlight w:val="none"/>
-            </w:rPr>
-          </w:r>
         </w:p>
         <w:p>
           <w:pPr>
@@ -2425,7 +2394,6 @@
               <w14:ligatures w14:val="none"/>
             </w:rPr>
           </w:pPr>
-          <w:r/>
           <w:hyperlink w:tooltip="#_Toc6" w:anchor="_Toc6" w:history="1">
             <w:r>
               <w:rPr>
@@ -2466,15 +2434,10 @@
               <w:fldChar w:fldCharType="begin"/>
               <w:instrText xml:space="preserve">PAGEREF _Toc6 \h</w:instrText>
               <w:fldChar w:fldCharType="separate"/>
-              <w:t xml:space="preserve">6</w:t>
+              <w:t xml:space="preserve">7</w:t>
               <w:fldChar w:fldCharType="end"/>
             </w:r>
           </w:hyperlink>
-          <w:r>
-            <w:rPr>
-              <w14:ligatures w14:val="none"/>
-            </w:rPr>
-          </w:r>
           <w:r>
             <w:rPr>
               <w14:ligatures w14:val="none"/>
@@ -2494,14 +2457,12 @@
               <w:highlight w:val="none"/>
             </w:rPr>
           </w:pPr>
+          <w:r/>
           <w:r>
             <w:fldChar w:fldCharType="end"/>
           </w:r>
-          <w:r>
-            <w:rPr>
-              <w:highlight w:val="none"/>
-            </w:rPr>
-          </w:r>
+          <w:r/>
+          <w:r/>
         </w:p>
       </w:sdtContent>
     </w:sdt>
@@ -2554,12 +2515,9 @@
       <w:r>
         <w:t xml:space="preserve">Цель работы и задание</w:t>
       </w:r>
+      <w:r/>
       <w:bookmarkEnd w:id="1"/>
-      <w:r>
-        <w:rPr>
-          <w14:ligatures w14:val="none"/>
-        </w:rPr>
-      </w:r>
+      <w:r/>
       <w:r>
         <w:rPr>
           <w14:ligatures w14:val="none"/>
@@ -2585,6 +2543,7 @@
         <w:rPr>
           <w:highlight w:val="none"/>
           <w:lang w:val="ru-RU"/>
+          <w14:ligatures w14:val="none"/>
         </w:rPr>
       </w:r>
       <w:r>
@@ -2613,12 +2572,9 @@
       <w:r>
         <w:t xml:space="preserve">тветы на контрольные вопросы</w:t>
       </w:r>
+      <w:r/>
       <w:bookmarkEnd w:id="2"/>
-      <w:r>
-        <w:rPr>
-          <w14:ligatures w14:val="none"/>
-        </w:rPr>
-      </w:r>
+      <w:r/>
       <w:r>
         <w:rPr>
           <w14:ligatures w14:val="none"/>
@@ -2733,7 +2689,8 @@
       </w:r>
       <w:r>
         <w:rPr>
-          <w:highlight w:val="none"/>
+          <w:highlight w:val="yellow"/>
+          <w14:ligatures w14:val="none"/>
         </w:rPr>
       </w:r>
       <w:r>
@@ -2769,7 +2726,7 @@
           <w:color w:val="000000"/>
           <w:sz w:val="28"/>
           <w:szCs w:val="28"/>
-          <w:highlight w:val="none"/>
+          <w:highlight w:val="yellow"/>
         </w:rPr>
       </w:r>
       <w:r>
@@ -2923,10 +2880,8 @@
       </w:r>
       <w:r>
         <w:rPr>
-          <w:color w:val="000000"/>
-          <w:sz w:val="28"/>
-          <w:szCs w:val="28"/>
-          <w:highlight w:val="yellow"/>
+          <w:highlight w:val="none"/>
+          <w:lang w:val="ru-RU"/>
         </w:rPr>
       </w:r>
       <w:r>
@@ -2996,14 +2951,9 @@
         </w:rPr>
         <w:t xml:space="preserve">3. Блок-схема учебной программы</w:t>
       </w:r>
+      <w:r/>
       <w:bookmarkEnd w:id="3"/>
-      <w:r>
-        <w:rPr>
-          <w:highlight w:val="none"/>
-          <w:lang w:val="ru-RU"/>
-          <w14:ligatures w14:val="none"/>
-        </w:rPr>
-      </w:r>
+      <w:r/>
       <w:r>
         <w:rPr>
           <w:highlight w:val="none"/>
@@ -3174,7 +3124,7 @@
       <w:r>
         <w:rPr>
           <w:highlight w:val="none"/>
-          <w:lang w:val="ru-RU"/>
+          <w:lang w:val="ru-RU" w:bidi="ru-RU"/>
         </w:rPr>
       </w:r>
       <w:r>
@@ -3248,7 +3198,7 @@
       <w:r>
         <w:rPr>
           <w:highlight w:val="none"/>
-          <w:lang w:val="ru-RU" w:bidi="ru-RU"/>
+          <w:lang w:val="ru-RU"/>
         </w:rPr>
       </w:r>
       <w:r>
@@ -3301,13 +3251,9 @@
       <w:r>
         <w:t xml:space="preserve">4. Ассемблерный код учебной программы</w:t>
       </w:r>
+      <w:r/>
       <w:bookmarkEnd w:id="4"/>
-      <w:r>
-        <w:rPr>
-          <w:highlight w:val="none"/>
-          <w14:ligatures w14:val="none"/>
-        </w:rPr>
-      </w:r>
+      <w:r/>
       <w:r>
         <w:rPr>
           <w:highlight w:val="none"/>
@@ -3642,6 +3588,7 @@
             </w:r>
             <w:r>
               <w:rPr>
+                <w:rFonts w:ascii="Courier New" w:hAnsi="Courier New" w:eastAsia="Courier New" w:cs="Courier New"/>
                 <w:sz w:val="24"/>
                 <w:szCs w:val="24"/>
                 <w:highlight w:val="none"/>
@@ -5048,11 +4995,10 @@
             </w:r>
             <w:r>
               <w:rPr>
-                <w:rFonts w:ascii="Courier New" w:hAnsi="Courier New" w:eastAsia="Courier New" w:cs="Courier New"/>
+                <w:rFonts w:ascii="Courier New" w:hAnsi="Courier New" w:cs="Courier New"/>
                 <w:sz w:val="24"/>
                 <w:szCs w:val="24"/>
                 <w:highlight w:val="none"/>
-                <w:lang w:val="ru-RU"/>
               </w:rPr>
             </w:r>
             <w:r>
@@ -5251,7 +5197,6 @@
               </w:rPr>
               <w:t xml:space="preserve">//</w:t>
             </w:r>
-            <w:r/>
             <w:r>
               <w:rPr>
                 <w:sz w:val="24"/>
@@ -5389,14 +5334,9 @@
         </w:rPr>
         <w:t xml:space="preserve"> работы на ПК (в комплексном режиме)</w:t>
       </w:r>
+      <w:r/>
       <w:bookmarkEnd w:id="5"/>
-      <w:r>
-        <w:rPr>
-          <w:sz w:val="28"/>
-          <w:szCs w:val="28"/>
-          <w:highlight w:val="none"/>
-        </w:rPr>
-      </w:r>
+      <w:r/>
       <w:r>
         <w:rPr>
           <w:sz w:val="28"/>
@@ -6440,8 +6380,6 @@
           <w:color w:val="000000"/>
           <w:sz w:val="28"/>
           <w:szCs w:val="28"/>
-          <w:highlight w:val="none"/>
-          <w:lang w:val="en-US"/>
         </w:rPr>
       </w:r>
       <w:r>
@@ -6497,6 +6435,8 @@
           <w:color w:val="000000"/>
           <w:sz w:val="28"/>
           <w:szCs w:val="28"/>
+          <w:highlight w:val="none"/>
+          <w:lang w:val="en-US"/>
         </w:rPr>
       </w:r>
       <w:r>
@@ -6945,6 +6885,7 @@
           <w:color w:val="000000"/>
           <w:sz w:val="28"/>
           <w:szCs w:val="28"/>
+          <w:highlight w:val="none"/>
         </w:rPr>
       </w:pPr>
       <w:r>
@@ -7071,6 +7012,1095 @@
       <w:pPr>
         <w:pBdr/>
         <w:spacing w:line="312" w:lineRule="auto"/>
+        <w:ind w:right="0" w:firstLine="709" w:left="0"/>
+        <w:rPr>
+          <w:color w:val="000000"/>
+          <w:sz w:val="28"/>
+          <w:szCs w:val="28"/>
+        </w:rPr>
+      </w:pPr>
+      <w:r>
+        <w:rPr>
+          <w:color w:val="000000"/>
+          <w:sz w:val="28"/>
+          <w:szCs w:val="28"/>
+        </w:rPr>
+      </w:r>
+      <w:r>
+        <w:rPr>
+          <w:color w:val="000000"/>
+          <w:sz w:val="28"/>
+          <w:szCs w:val="28"/>
+        </w:rPr>
+      </w:r>
+      <w:r>
+        <w:rPr>
+          <w:color w:val="000000"/>
+          <w:sz w:val="28"/>
+          <w:szCs w:val="28"/>
+        </w:rPr>
+      </w:r>
+    </w:p>
+    <w:p>
+      <w:pPr>
+        <w:pBdr/>
+        <w:spacing w:line="312" w:lineRule="auto"/>
+        <w:ind w:right="0" w:firstLine="709" w:left="0"/>
+        <w:rPr>
+          <w:color w:val="000000"/>
+          <w:sz w:val="28"/>
+          <w:szCs w:val="28"/>
+          <w:highlight w:val="none"/>
+        </w:rPr>
+      </w:pPr>
+      <w:r>
+        <w:rPr>
+          <w:color w:val="000000"/>
+          <w:sz w:val="28"/>
+          <w:szCs w:val="28"/>
+          <w:highlight w:val="none"/>
+        </w:rPr>
+        <w:t xml:space="preserve">Коды символов арабских цифр представлены в таблице 3.</w:t>
+      </w:r>
+      <w:r>
+        <w:rPr>
+          <w:color w:val="000000"/>
+          <w:sz w:val="28"/>
+          <w:szCs w:val="28"/>
+        </w:rPr>
+      </w:r>
+      <w:r>
+        <w:rPr>
+          <w:color w:val="000000"/>
+          <w:sz w:val="28"/>
+          <w:szCs w:val="28"/>
+          <w:highlight w:val="none"/>
+        </w:rPr>
+      </w:r>
+    </w:p>
+    <w:p>
+      <w:pPr>
+        <w:pBdr/>
+        <w:spacing w:line="312" w:lineRule="auto"/>
+        <w:ind w:right="0" w:firstLine="709" w:left="0"/>
+        <w:rPr>
+          <w:color w:val="000000"/>
+          <w:sz w:val="28"/>
+          <w:szCs w:val="28"/>
+          <w:highlight w:val="none"/>
+        </w:rPr>
+      </w:pPr>
+      <w:r>
+        <w:rPr>
+          <w:color w:val="000000"/>
+          <w:sz w:val="28"/>
+          <w:szCs w:val="28"/>
+          <w:highlight w:val="none"/>
+        </w:rPr>
+      </w:r>
+      <w:r>
+        <w:rPr>
+          <w:color w:val="000000"/>
+          <w:sz w:val="28"/>
+          <w:szCs w:val="28"/>
+          <w:highlight w:val="none"/>
+        </w:rPr>
+      </w:r>
+      <w:r>
+        <w:rPr>
+          <w:color w:val="000000"/>
+          <w:sz w:val="28"/>
+          <w:szCs w:val="28"/>
+          <w:highlight w:val="none"/>
+        </w:rPr>
+      </w:r>
+    </w:p>
+    <w:p>
+      <w:pPr>
+        <w:pBdr/>
+        <w:spacing w:line="312" w:lineRule="auto"/>
+        <w:ind w:right="0" w:firstLine="0" w:left="0"/>
+        <w:rPr>
+          <w:color w:val="000000"/>
+          <w:sz w:val="28"/>
+          <w:szCs w:val="28"/>
+          <w:highlight w:val="none"/>
+        </w:rPr>
+      </w:pPr>
+      <w:r>
+        <w:rPr>
+          <w:color w:val="000000"/>
+          <w:sz w:val="28"/>
+          <w:szCs w:val="28"/>
+          <w:highlight w:val="none"/>
+          <w:lang w:val="ru-RU"/>
+        </w:rPr>
+        <w:t xml:space="preserve">Таблица 3 – Коды символов арабских цифр</w:t>
+      </w:r>
+      <w:r>
+        <w:rPr>
+          <w:color w:val="000000"/>
+          <w:sz w:val="28"/>
+          <w:szCs w:val="28"/>
+          <w:highlight w:val="none"/>
+        </w:rPr>
+      </w:r>
+    </w:p>
+    <w:tbl>
+      <w:tblPr>
+        <w:tblStyle w:val="783"/>
+        <w:tblInd w:w="6" w:type="dxa"/>
+        <w:tblW w:w="0" w:type="auto"/>
+        <w:tblBorders/>
+        <w:tblLayout w:type="fixed"/>
+        <w:tblLook w:val="04A0" w:firstRow="1" w:lastRow="0" w:firstColumn="1" w:lastColumn="0" w:noHBand="0" w:noVBand="1"/>
+      </w:tblPr>
+      <w:tblGrid>
+        <w:gridCol w:w="2416"/>
+        <w:gridCol w:w="7053"/>
+      </w:tblGrid>
+      <w:tr>
+        <w:trPr/>
+        <w:tc>
+          <w:tcPr>
+            <w:tcBorders/>
+            <w:tcW w:w="2416" w:type="dxa"/>
+          </w:tcPr>
+          <w:p>
+            <w:pPr>
+              <w:pBdr/>
+              <w:spacing w:line="312" w:lineRule="auto"/>
+              <w:ind w:right="0" w:firstLine="0" w:left="0"/>
+              <w:jc w:val="center"/>
+              <w:rPr>
+                <w:color w:val="000000"/>
+                <w:sz w:val="28"/>
+                <w:szCs w:val="28"/>
+                <w:highlight w:val="none"/>
+              </w:rPr>
+            </w:pPr>
+            <w:r>
+              <w:rPr>
+                <w:color w:val="000000"/>
+                <w:sz w:val="28"/>
+                <w:szCs w:val="28"/>
+                <w:highlight w:val="none"/>
+              </w:rPr>
+              <w:t xml:space="preserve">Цифра</w:t>
+            </w:r>
+            <w:r>
+              <w:rPr>
+                <w:color w:val="000000"/>
+                <w:sz w:val="28"/>
+                <w:szCs w:val="28"/>
+                <w:highlight w:val="none"/>
+              </w:rPr>
+            </w:r>
+          </w:p>
+        </w:tc>
+        <w:tc>
+          <w:tcPr>
+            <w:tcBorders/>
+            <w:tcW w:w="7053" w:type="dxa"/>
+          </w:tcPr>
+          <w:p>
+            <w:pPr>
+              <w:pBdr/>
+              <w:tabs>
+                <w:tab w:val="left" w:leader="none" w:pos="6945"/>
+              </w:tabs>
+              <w:spacing w:line="312" w:lineRule="auto"/>
+              <w:ind w:right="0" w:firstLine="0" w:left="0"/>
+              <w:jc w:val="center"/>
+              <w:rPr>
+                <w:color w:val="000000"/>
+                <w:sz w:val="28"/>
+                <w:szCs w:val="28"/>
+                <w:highlight w:val="none"/>
+              </w:rPr>
+            </w:pPr>
+            <w:r>
+              <w:rPr>
+                <w:color w:val="000000"/>
+                <w:sz w:val="28"/>
+                <w:szCs w:val="28"/>
+                <w:highlight w:val="none"/>
+              </w:rPr>
+              <w:t xml:space="preserve">Код КОИ-7</w:t>
+            </w:r>
+            <w:r>
+              <w:rPr>
+                <w:color w:val="000000"/>
+                <w:sz w:val="28"/>
+                <w:szCs w:val="28"/>
+                <w:highlight w:val="none"/>
+              </w:rPr>
+            </w:r>
+          </w:p>
+        </w:tc>
+      </w:tr>
+      <w:tr>
+        <w:trPr/>
+        <w:tc>
+          <w:tcPr>
+            <w:tcBorders/>
+            <w:tcW w:w="2416" w:type="dxa"/>
+            <w:vMerge w:val="restart"/>
+          </w:tcPr>
+          <w:p>
+            <w:pPr>
+              <w:pBdr/>
+              <w:spacing w:line="312" w:lineRule="auto"/>
+              <w:ind w:right="0" w:firstLine="0" w:left="0"/>
+              <w:jc w:val="center"/>
+              <w:rPr>
+                <w:color w:val="000000"/>
+                <w:sz w:val="28"/>
+                <w:szCs w:val="28"/>
+                <w:highlight w:val="none"/>
+              </w:rPr>
+            </w:pPr>
+            <w:r>
+              <w:rPr>
+                <w:color w:val="000000"/>
+                <w:sz w:val="28"/>
+                <w:szCs w:val="28"/>
+                <w:highlight w:val="none"/>
+              </w:rPr>
+              <w:t xml:space="preserve">0</w:t>
+            </w:r>
+            <w:r>
+              <w:rPr>
+                <w:color w:val="000000"/>
+                <w:sz w:val="28"/>
+                <w:szCs w:val="28"/>
+                <w:highlight w:val="none"/>
+              </w:rPr>
+            </w:r>
+          </w:p>
+        </w:tc>
+        <w:tc>
+          <w:tcPr>
+            <w:tcBorders/>
+            <w:tcW w:w="7053" w:type="dxa"/>
+            <w:vMerge w:val="restart"/>
+          </w:tcPr>
+          <w:p>
+            <w:pPr>
+              <w:pBdr/>
+              <w:spacing w:line="312" w:lineRule="auto"/>
+              <w:ind w:right="0" w:firstLine="0" w:left="0"/>
+              <w:jc w:val="center"/>
+              <w:rPr>
+                <w:color w:val="000000"/>
+                <w:sz w:val="28"/>
+                <w:szCs w:val="28"/>
+                <w:highlight w:val="none"/>
+              </w:rPr>
+            </w:pPr>
+            <w:r>
+              <w:rPr>
+                <w:color w:val="000000"/>
+                <w:sz w:val="28"/>
+                <w:szCs w:val="28"/>
+                <w:highlight w:val="none"/>
+              </w:rPr>
+              <w:t xml:space="preserve">0</w:t>
+            </w:r>
+            <w:r>
+              <w:rPr>
+                <w:color w:val="000000"/>
+                <w:sz w:val="28"/>
+                <w:szCs w:val="28"/>
+                <w:highlight w:val="none"/>
+                <w:lang w:val="en-US"/>
+              </w:rPr>
+              <w:t xml:space="preserve">x30</w:t>
+            </w:r>
+            <w:r>
+              <w:rPr>
+                <w:color w:val="000000"/>
+                <w:sz w:val="28"/>
+                <w:szCs w:val="28"/>
+                <w:highlight w:val="none"/>
+              </w:rPr>
+            </w:r>
+          </w:p>
+        </w:tc>
+      </w:tr>
+      <w:tr>
+        <w:trPr/>
+        <w:tc>
+          <w:tcPr>
+            <w:tcBorders/>
+            <w:tcW w:w="2416" w:type="dxa"/>
+          </w:tcPr>
+          <w:p>
+            <w:pPr>
+              <w:pBdr/>
+              <w:spacing w:line="312" w:lineRule="auto"/>
+              <w:ind w:right="0" w:firstLine="0" w:left="0"/>
+              <w:jc w:val="center"/>
+              <w:rPr>
+                <w:color w:val="000000"/>
+                <w:sz w:val="28"/>
+                <w:szCs w:val="28"/>
+                <w:highlight w:val="none"/>
+              </w:rPr>
+            </w:pPr>
+            <w:r>
+              <w:rPr>
+                <w:color w:val="000000"/>
+                <w:sz w:val="28"/>
+                <w:szCs w:val="28"/>
+                <w:highlight w:val="none"/>
+              </w:rPr>
+              <w:t xml:space="preserve">1</w:t>
+            </w:r>
+            <w:r>
+              <w:rPr>
+                <w:color w:val="000000"/>
+                <w:sz w:val="28"/>
+                <w:szCs w:val="28"/>
+                <w:highlight w:val="none"/>
+              </w:rPr>
+            </w:r>
+          </w:p>
+        </w:tc>
+        <w:tc>
+          <w:tcPr>
+            <w:tcBorders/>
+            <w:tcW w:w="7053" w:type="dxa"/>
+          </w:tcPr>
+          <w:p>
+            <w:pPr>
+              <w:pBdr/>
+              <w:spacing w:line="312" w:lineRule="auto"/>
+              <w:ind w:right="0" w:firstLine="0" w:left="0"/>
+              <w:jc w:val="center"/>
+              <w:rPr>
+                <w:color w:val="000000"/>
+                <w:sz w:val="28"/>
+                <w:szCs w:val="28"/>
+                <w:highlight w:val="none"/>
+              </w:rPr>
+            </w:pPr>
+            <w:r>
+              <w:rPr>
+                <w:color w:val="000000"/>
+                <w:sz w:val="28"/>
+                <w:szCs w:val="28"/>
+                <w:highlight w:val="none"/>
+                <w:lang w:val="en-US"/>
+              </w:rPr>
+              <w:t xml:space="preserve">0x31</w:t>
+            </w:r>
+            <w:r>
+              <w:rPr>
+                <w:color w:val="000000"/>
+                <w:sz w:val="28"/>
+                <w:szCs w:val="28"/>
+                <w:highlight w:val="none"/>
+              </w:rPr>
+            </w:r>
+          </w:p>
+        </w:tc>
+      </w:tr>
+      <w:tr>
+        <w:trPr/>
+        <w:tc>
+          <w:tcPr>
+            <w:tcBorders/>
+            <w:tcW w:w="2416" w:type="dxa"/>
+          </w:tcPr>
+          <w:p>
+            <w:pPr>
+              <w:pBdr/>
+              <w:spacing w:line="312" w:lineRule="auto"/>
+              <w:ind w:right="0" w:firstLine="0" w:left="0"/>
+              <w:jc w:val="center"/>
+              <w:rPr>
+                <w:color w:val="000000"/>
+                <w:sz w:val="28"/>
+                <w:szCs w:val="28"/>
+                <w:highlight w:val="none"/>
+              </w:rPr>
+            </w:pPr>
+            <w:r>
+              <w:rPr>
+                <w:color w:val="000000"/>
+                <w:sz w:val="28"/>
+                <w:szCs w:val="28"/>
+                <w:highlight w:val="none"/>
+              </w:rPr>
+              <w:t xml:space="preserve">2</w:t>
+            </w:r>
+            <w:r>
+              <w:rPr>
+                <w:color w:val="000000"/>
+                <w:sz w:val="28"/>
+                <w:szCs w:val="28"/>
+                <w:highlight w:val="none"/>
+              </w:rPr>
+            </w:r>
+          </w:p>
+        </w:tc>
+        <w:tc>
+          <w:tcPr>
+            <w:tcBorders/>
+            <w:tcW w:w="7053" w:type="dxa"/>
+          </w:tcPr>
+          <w:p>
+            <w:pPr>
+              <w:pBdr/>
+              <w:spacing w:line="312" w:lineRule="auto"/>
+              <w:ind w:right="0" w:firstLine="0" w:left="0"/>
+              <w:jc w:val="center"/>
+              <w:rPr>
+                <w:color w:val="000000"/>
+                <w:sz w:val="28"/>
+                <w:szCs w:val="28"/>
+                <w:highlight w:val="none"/>
+              </w:rPr>
+            </w:pPr>
+            <w:r>
+              <w:rPr>
+                <w:color w:val="000000"/>
+                <w:sz w:val="28"/>
+                <w:szCs w:val="28"/>
+                <w:highlight w:val="none"/>
+                <w:lang w:val="en-US"/>
+              </w:rPr>
+              <w:t xml:space="preserve">0x32</w:t>
+            </w:r>
+            <w:r>
+              <w:rPr>
+                <w:color w:val="000000"/>
+                <w:sz w:val="28"/>
+                <w:szCs w:val="28"/>
+                <w:highlight w:val="none"/>
+              </w:rPr>
+            </w:r>
+          </w:p>
+        </w:tc>
+      </w:tr>
+      <w:tr>
+        <w:trPr/>
+        <w:tc>
+          <w:tcPr>
+            <w:tcBorders/>
+            <w:tcW w:w="2416" w:type="dxa"/>
+          </w:tcPr>
+          <w:p>
+            <w:pPr>
+              <w:pBdr/>
+              <w:spacing w:line="312" w:lineRule="auto"/>
+              <w:ind w:right="0" w:firstLine="0" w:left="0"/>
+              <w:jc w:val="center"/>
+              <w:rPr>
+                <w:color w:val="000000"/>
+                <w:sz w:val="28"/>
+                <w:szCs w:val="28"/>
+                <w:highlight w:val="none"/>
+              </w:rPr>
+            </w:pPr>
+            <w:r>
+              <w:rPr>
+                <w:color w:val="000000"/>
+                <w:sz w:val="28"/>
+                <w:szCs w:val="28"/>
+                <w:highlight w:val="none"/>
+              </w:rPr>
+              <w:t xml:space="preserve">3</w:t>
+            </w:r>
+            <w:r>
+              <w:rPr>
+                <w:color w:val="000000"/>
+                <w:sz w:val="28"/>
+                <w:szCs w:val="28"/>
+                <w:highlight w:val="none"/>
+              </w:rPr>
+            </w:r>
+          </w:p>
+        </w:tc>
+        <w:tc>
+          <w:tcPr>
+            <w:tcBorders/>
+            <w:tcW w:w="7053" w:type="dxa"/>
+          </w:tcPr>
+          <w:p>
+            <w:pPr>
+              <w:pBdr/>
+              <w:spacing w:line="312" w:lineRule="auto"/>
+              <w:ind w:right="0" w:firstLine="0" w:left="0"/>
+              <w:jc w:val="center"/>
+              <w:rPr>
+                <w:color w:val="000000"/>
+                <w:sz w:val="28"/>
+                <w:szCs w:val="28"/>
+                <w:highlight w:val="none"/>
+              </w:rPr>
+            </w:pPr>
+            <w:r>
+              <w:rPr>
+                <w:color w:val="000000"/>
+                <w:sz w:val="28"/>
+                <w:szCs w:val="28"/>
+                <w:highlight w:val="none"/>
+                <w:lang w:val="en-US"/>
+              </w:rPr>
+              <w:t xml:space="preserve">0x33</w:t>
+            </w:r>
+            <w:r>
+              <w:rPr>
+                <w:color w:val="000000"/>
+                <w:sz w:val="28"/>
+                <w:szCs w:val="28"/>
+                <w:highlight w:val="none"/>
+              </w:rPr>
+            </w:r>
+          </w:p>
+        </w:tc>
+      </w:tr>
+      <w:tr>
+        <w:trPr/>
+        <w:tc>
+          <w:tcPr>
+            <w:tcBorders/>
+            <w:tcW w:w="2416" w:type="dxa"/>
+          </w:tcPr>
+          <w:p>
+            <w:pPr>
+              <w:pBdr/>
+              <w:spacing w:line="312" w:lineRule="auto"/>
+              <w:ind w:right="0" w:firstLine="0" w:left="0"/>
+              <w:jc w:val="center"/>
+              <w:rPr>
+                <w:color w:val="000000"/>
+                <w:sz w:val="28"/>
+                <w:szCs w:val="28"/>
+                <w:highlight w:val="none"/>
+              </w:rPr>
+            </w:pPr>
+            <w:r>
+              <w:rPr>
+                <w:color w:val="000000"/>
+                <w:sz w:val="28"/>
+                <w:szCs w:val="28"/>
+                <w:highlight w:val="none"/>
+              </w:rPr>
+              <w:t xml:space="preserve">4</w:t>
+            </w:r>
+            <w:r>
+              <w:rPr>
+                <w:color w:val="000000"/>
+                <w:sz w:val="28"/>
+                <w:szCs w:val="28"/>
+                <w:highlight w:val="none"/>
+              </w:rPr>
+            </w:r>
+          </w:p>
+        </w:tc>
+        <w:tc>
+          <w:tcPr>
+            <w:tcBorders/>
+            <w:tcW w:w="7053" w:type="dxa"/>
+          </w:tcPr>
+          <w:p>
+            <w:pPr>
+              <w:pBdr/>
+              <w:spacing w:line="312" w:lineRule="auto"/>
+              <w:ind w:right="0" w:firstLine="0" w:left="0"/>
+              <w:jc w:val="center"/>
+              <w:rPr>
+                <w:color w:val="000000"/>
+                <w:sz w:val="28"/>
+                <w:szCs w:val="28"/>
+                <w:highlight w:val="none"/>
+              </w:rPr>
+            </w:pPr>
+            <w:r>
+              <w:rPr>
+                <w:color w:val="000000"/>
+                <w:sz w:val="28"/>
+                <w:szCs w:val="28"/>
+                <w:highlight w:val="none"/>
+                <w:lang w:val="en-US"/>
+              </w:rPr>
+              <w:t xml:space="preserve">0x34</w:t>
+            </w:r>
+            <w:r>
+              <w:rPr>
+                <w:color w:val="000000"/>
+                <w:sz w:val="28"/>
+                <w:szCs w:val="28"/>
+                <w:highlight w:val="none"/>
+              </w:rPr>
+            </w:r>
+          </w:p>
+        </w:tc>
+      </w:tr>
+      <w:tr>
+        <w:trPr/>
+        <w:tc>
+          <w:tcPr>
+            <w:tcBorders/>
+            <w:tcW w:w="2416" w:type="dxa"/>
+          </w:tcPr>
+          <w:p>
+            <w:pPr>
+              <w:pBdr/>
+              <w:spacing w:line="312" w:lineRule="auto"/>
+              <w:ind w:right="0" w:firstLine="0" w:left="0"/>
+              <w:jc w:val="center"/>
+              <w:rPr>
+                <w:color w:val="000000"/>
+                <w:sz w:val="28"/>
+                <w:szCs w:val="28"/>
+                <w:highlight w:val="none"/>
+              </w:rPr>
+            </w:pPr>
+            <w:r>
+              <w:rPr>
+                <w:color w:val="000000"/>
+                <w:sz w:val="28"/>
+                <w:szCs w:val="28"/>
+                <w:highlight w:val="none"/>
+              </w:rPr>
+              <w:t xml:space="preserve">5</w:t>
+            </w:r>
+            <w:r>
+              <w:rPr>
+                <w:color w:val="000000"/>
+                <w:sz w:val="28"/>
+                <w:szCs w:val="28"/>
+                <w:highlight w:val="none"/>
+              </w:rPr>
+            </w:r>
+          </w:p>
+        </w:tc>
+        <w:tc>
+          <w:tcPr>
+            <w:tcBorders/>
+            <w:tcW w:w="7053" w:type="dxa"/>
+          </w:tcPr>
+          <w:p>
+            <w:pPr>
+              <w:pBdr/>
+              <w:spacing w:line="312" w:lineRule="auto"/>
+              <w:ind w:right="0" w:firstLine="0" w:left="0"/>
+              <w:jc w:val="center"/>
+              <w:rPr>
+                <w:color w:val="000000"/>
+                <w:sz w:val="28"/>
+                <w:szCs w:val="28"/>
+                <w:highlight w:val="none"/>
+              </w:rPr>
+            </w:pPr>
+            <w:r>
+              <w:rPr>
+                <w:color w:val="000000"/>
+                <w:sz w:val="28"/>
+                <w:szCs w:val="28"/>
+                <w:highlight w:val="none"/>
+                <w:lang w:val="en-US"/>
+              </w:rPr>
+              <w:t xml:space="preserve">0x35</w:t>
+            </w:r>
+            <w:r>
+              <w:rPr>
+                <w:color w:val="000000"/>
+                <w:sz w:val="28"/>
+                <w:szCs w:val="28"/>
+                <w:highlight w:val="none"/>
+              </w:rPr>
+            </w:r>
+            <w:r>
+              <w:rPr>
+                <w:color w:val="000000"/>
+                <w:sz w:val="28"/>
+                <w:szCs w:val="28"/>
+                <w:highlight w:val="none"/>
+              </w:rPr>
+            </w:r>
+            <w:r>
+              <w:rPr>
+                <w:color w:val="000000"/>
+                <w:sz w:val="28"/>
+                <w:szCs w:val="28"/>
+                <w:highlight w:val="none"/>
+              </w:rPr>
+            </w:r>
+            <w:r>
+              <w:rPr>
+                <w:color w:val="000000"/>
+                <w:sz w:val="28"/>
+                <w:szCs w:val="28"/>
+                <w:highlight w:val="none"/>
+              </w:rPr>
+            </w:r>
+          </w:p>
+        </w:tc>
+      </w:tr>
+      <w:tr>
+        <w:trPr>
+          <w:trHeight w:val="410"/>
+        </w:trPr>
+        <w:tc>
+          <w:tcPr>
+            <w:tcBorders/>
+            <w:tcW w:w="2416" w:type="dxa"/>
+          </w:tcPr>
+          <w:p>
+            <w:pPr>
+              <w:pBdr/>
+              <w:spacing w:line="312" w:lineRule="auto"/>
+              <w:ind w:right="0" w:firstLine="0" w:left="0"/>
+              <w:jc w:val="center"/>
+              <w:rPr>
+                <w:color w:val="000000"/>
+                <w:sz w:val="28"/>
+                <w:szCs w:val="28"/>
+                <w:highlight w:val="none"/>
+              </w:rPr>
+            </w:pPr>
+            <w:r>
+              <w:rPr>
+                <w:color w:val="000000"/>
+                <w:sz w:val="28"/>
+                <w:szCs w:val="28"/>
+                <w:highlight w:val="none"/>
+              </w:rPr>
+              <w:t xml:space="preserve">6</w:t>
+            </w:r>
+            <w:r>
+              <w:rPr>
+                <w:color w:val="000000"/>
+                <w:sz w:val="28"/>
+                <w:szCs w:val="28"/>
+                <w:highlight w:val="none"/>
+              </w:rPr>
+            </w:r>
+          </w:p>
+        </w:tc>
+        <w:tc>
+          <w:tcPr>
+            <w:tcBorders/>
+            <w:tcW w:w="7053" w:type="dxa"/>
+          </w:tcPr>
+          <w:p>
+            <w:pPr>
+              <w:pBdr/>
+              <w:spacing w:line="312" w:lineRule="auto"/>
+              <w:ind w:right="0" w:firstLine="0" w:left="0"/>
+              <w:jc w:val="center"/>
+              <w:rPr>
+                <w:color w:val="000000"/>
+                <w:sz w:val="28"/>
+                <w:szCs w:val="28"/>
+                <w:highlight w:val="none"/>
+              </w:rPr>
+            </w:pPr>
+            <w:r>
+              <w:rPr>
+                <w:color w:val="000000"/>
+                <w:sz w:val="28"/>
+                <w:szCs w:val="28"/>
+                <w:highlight w:val="none"/>
+                <w:lang w:val="en-US"/>
+              </w:rPr>
+              <w:t xml:space="preserve">0x36</w:t>
+            </w:r>
+            <w:r>
+              <w:rPr>
+                <w:color w:val="000000"/>
+                <w:sz w:val="28"/>
+                <w:szCs w:val="28"/>
+                <w:highlight w:val="none"/>
+              </w:rPr>
+            </w:r>
+          </w:p>
+        </w:tc>
+      </w:tr>
+      <w:tr>
+        <w:trPr/>
+        <w:tc>
+          <w:tcPr>
+            <w:tcBorders/>
+            <w:tcW w:w="2416" w:type="dxa"/>
+          </w:tcPr>
+          <w:p>
+            <w:pPr>
+              <w:pBdr/>
+              <w:spacing w:line="312" w:lineRule="auto"/>
+              <w:ind w:right="0" w:firstLine="0" w:left="0"/>
+              <w:jc w:val="center"/>
+              <w:rPr>
+                <w:color w:val="000000"/>
+                <w:sz w:val="28"/>
+                <w:szCs w:val="28"/>
+                <w:highlight w:val="none"/>
+              </w:rPr>
+            </w:pPr>
+            <w:r>
+              <w:rPr>
+                <w:color w:val="000000"/>
+                <w:sz w:val="28"/>
+                <w:szCs w:val="28"/>
+                <w:highlight w:val="none"/>
+              </w:rPr>
+              <w:t xml:space="preserve">7</w:t>
+            </w:r>
+            <w:r>
+              <w:rPr>
+                <w:color w:val="000000"/>
+                <w:sz w:val="28"/>
+                <w:szCs w:val="28"/>
+                <w:highlight w:val="none"/>
+              </w:rPr>
+            </w:r>
+          </w:p>
+        </w:tc>
+        <w:tc>
+          <w:tcPr>
+            <w:tcBorders/>
+            <w:tcW w:w="7053" w:type="dxa"/>
+          </w:tcPr>
+          <w:p>
+            <w:pPr>
+              <w:pBdr/>
+              <w:spacing w:line="312" w:lineRule="auto"/>
+              <w:ind w:right="0" w:firstLine="0" w:left="0"/>
+              <w:jc w:val="center"/>
+              <w:rPr>
+                <w:color w:val="000000"/>
+                <w:sz w:val="28"/>
+                <w:szCs w:val="28"/>
+                <w:highlight w:val="none"/>
+              </w:rPr>
+            </w:pPr>
+            <w:r>
+              <w:rPr>
+                <w:color w:val="000000"/>
+                <w:sz w:val="28"/>
+                <w:szCs w:val="28"/>
+                <w:highlight w:val="none"/>
+                <w:lang w:val="en-US"/>
+              </w:rPr>
+              <w:t xml:space="preserve">0x37</w:t>
+            </w:r>
+            <w:r>
+              <w:rPr>
+                <w:color w:val="000000"/>
+                <w:sz w:val="28"/>
+                <w:szCs w:val="28"/>
+                <w:highlight w:val="none"/>
+              </w:rPr>
+            </w:r>
+          </w:p>
+        </w:tc>
+      </w:tr>
+      <w:tr>
+        <w:trPr/>
+        <w:tc>
+          <w:tcPr>
+            <w:tcBorders/>
+            <w:tcW w:w="2416" w:type="dxa"/>
+            <w:vMerge w:val="restart"/>
+          </w:tcPr>
+          <w:p>
+            <w:pPr>
+              <w:pBdr/>
+              <w:spacing w:line="312" w:lineRule="auto"/>
+              <w:ind w:right="0" w:firstLine="0" w:left="0"/>
+              <w:jc w:val="center"/>
+              <w:rPr>
+                <w:color w:val="000000"/>
+                <w:sz w:val="28"/>
+                <w:szCs w:val="28"/>
+                <w:highlight w:val="none"/>
+              </w:rPr>
+            </w:pPr>
+            <w:r>
+              <w:rPr>
+                <w:color w:val="000000"/>
+                <w:sz w:val="28"/>
+                <w:szCs w:val="28"/>
+                <w:highlight w:val="none"/>
+              </w:rPr>
+              <w:t xml:space="preserve">8</w:t>
+            </w:r>
+            <w:r>
+              <w:rPr>
+                <w:color w:val="000000"/>
+                <w:sz w:val="28"/>
+                <w:szCs w:val="28"/>
+                <w:highlight w:val="none"/>
+              </w:rPr>
+            </w:r>
+          </w:p>
+        </w:tc>
+        <w:tc>
+          <w:tcPr>
+            <w:tcBorders/>
+            <w:tcW w:w="7053" w:type="dxa"/>
+            <w:vMerge w:val="restart"/>
+          </w:tcPr>
+          <w:p>
+            <w:pPr>
+              <w:pBdr/>
+              <w:spacing w:line="312" w:lineRule="auto"/>
+              <w:ind w:right="0" w:firstLine="0" w:left="0"/>
+              <w:jc w:val="center"/>
+              <w:rPr>
+                <w:color w:val="000000"/>
+                <w:sz w:val="28"/>
+                <w:szCs w:val="28"/>
+                <w:highlight w:val="none"/>
+              </w:rPr>
+            </w:pPr>
+            <w:r>
+              <w:rPr>
+                <w:color w:val="000000"/>
+                <w:sz w:val="28"/>
+                <w:szCs w:val="28"/>
+                <w:highlight w:val="none"/>
+                <w:lang w:val="en-US"/>
+              </w:rPr>
+              <w:t xml:space="preserve">0x38</w:t>
+            </w:r>
+            <w:r>
+              <w:rPr>
+                <w:color w:val="000000"/>
+                <w:sz w:val="28"/>
+                <w:szCs w:val="28"/>
+                <w:highlight w:val="none"/>
+              </w:rPr>
+            </w:r>
+          </w:p>
+        </w:tc>
+      </w:tr>
+      <w:tr>
+        <w:trPr/>
+        <w:tc>
+          <w:tcPr>
+            <w:tcBorders/>
+            <w:tcW w:w="2416" w:type="dxa"/>
+            <w:vMerge w:val="restart"/>
+          </w:tcPr>
+          <w:p>
+            <w:pPr>
+              <w:pBdr/>
+              <w:spacing w:line="312" w:lineRule="auto"/>
+              <w:ind w:right="0" w:firstLine="0" w:left="0"/>
+              <w:jc w:val="center"/>
+              <w:rPr>
+                <w:color w:val="000000"/>
+                <w:sz w:val="28"/>
+                <w:szCs w:val="28"/>
+                <w:highlight w:val="none"/>
+              </w:rPr>
+            </w:pPr>
+            <w:r>
+              <w:rPr>
+                <w:color w:val="000000"/>
+                <w:sz w:val="28"/>
+                <w:szCs w:val="28"/>
+                <w:highlight w:val="none"/>
+              </w:rPr>
+              <w:t xml:space="preserve">9</w:t>
+            </w:r>
+            <w:r>
+              <w:rPr>
+                <w:color w:val="000000"/>
+                <w:sz w:val="28"/>
+                <w:szCs w:val="28"/>
+                <w:highlight w:val="none"/>
+              </w:rPr>
+            </w:r>
+          </w:p>
+        </w:tc>
+        <w:tc>
+          <w:tcPr>
+            <w:tcBorders/>
+            <w:tcW w:w="7053" w:type="dxa"/>
+            <w:vMerge w:val="restart"/>
+          </w:tcPr>
+          <w:p>
+            <w:pPr>
+              <w:pBdr/>
+              <w:spacing w:line="312" w:lineRule="auto"/>
+              <w:ind w:right="0" w:firstLine="0" w:left="0"/>
+              <w:jc w:val="center"/>
+              <w:rPr>
+                <w:color w:val="000000"/>
+                <w:sz w:val="28"/>
+                <w:szCs w:val="28"/>
+                <w:highlight w:val="none"/>
+              </w:rPr>
+            </w:pPr>
+            <w:r>
+              <w:rPr>
+                <w:color w:val="000000"/>
+                <w:sz w:val="28"/>
+                <w:szCs w:val="28"/>
+                <w:highlight w:val="none"/>
+                <w:lang w:val="en-US"/>
+              </w:rPr>
+              <w:t xml:space="preserve">0x39</w:t>
+            </w:r>
+            <w:r>
+              <w:rPr>
+                <w:color w:val="000000"/>
+                <w:sz w:val="28"/>
+                <w:szCs w:val="28"/>
+                <w:highlight w:val="none"/>
+              </w:rPr>
+            </w:r>
+          </w:p>
+        </w:tc>
+      </w:tr>
+    </w:tbl>
+    <w:p>
+      <w:pPr>
+        <w:pBdr/>
+        <w:spacing w:line="312" w:lineRule="auto"/>
+        <w:ind w:right="0" w:firstLine="709" w:left="0"/>
+        <w:rPr>
+          <w:color w:val="000000"/>
+          <w:sz w:val="28"/>
+          <w:szCs w:val="28"/>
+        </w:rPr>
+      </w:pPr>
+      <w:r>
+        <w:rPr>
+          <w:color w:val="000000"/>
+          <w:sz w:val="28"/>
+          <w:szCs w:val="28"/>
+          <w:highlight w:val="none"/>
+        </w:rPr>
+      </w:r>
+      <w:r>
+        <w:rPr>
+          <w:color w:val="000000"/>
+          <w:sz w:val="28"/>
+          <w:szCs w:val="28"/>
+          <w:highlight w:val="none"/>
+        </w:rPr>
+      </w:r>
+      <w:r>
+        <w:rPr>
+          <w:color w:val="000000"/>
+          <w:sz w:val="28"/>
+          <w:szCs w:val="28"/>
+          <w:highlight w:val="none"/>
+        </w:rPr>
+      </w:r>
+    </w:p>
+    <w:p>
+      <w:pPr>
+        <w:pBdr/>
+        <w:spacing w:line="312" w:lineRule="auto"/>
         <w:ind/>
         <w:rPr>
           <w14:ligatures w14:val="none"/>
@@ -7124,12 +8154,9 @@
         </w:rPr>
         <w:t xml:space="preserve">об использовании портов ввода/вывода в адаптере дисплея для операции системных пересылок</w:t>
       </w:r>
+      <w:r/>
       <w:bookmarkEnd w:id="6"/>
-      <w:r>
-        <w:rPr>
-          <w14:ligatures w14:val="none"/>
-        </w:rPr>
-      </w:r>
+      <w:r/>
       <w:r>
         <w:rPr>
           <w14:ligatures w14:val="none"/>
